--- a/docs/SDD_CebuNest_Saligue.docx
+++ b/docs/SDD_CebuNest_Saligue.docx
@@ -1,6 +1,6 @@
 
 <file path=word/document.xml><?xml version="1.0" encoding="utf-8"?>
-<w:document xmlns:wpc="http://schemas.microsoft.com/office/word/2010/wordprocessingCanvas" xmlns:cx="http://schemas.microsoft.com/office/drawing/2014/chartex" xmlns:cx1="http://schemas.microsoft.com/office/drawing/2015/9/8/chartex" xmlns:cx2="http://schemas.microsoft.com/office/drawing/2015/10/21/chartex" xmlns:cx3="http://schemas.microsoft.com/office/drawing/2016/5/9/chartex" xmlns:cx4="http://schemas.microsoft.com/office/drawing/2016/5/10/chartex" xmlns:cx5="http://schemas.microsoft.com/office/drawing/2016/5/11/chartex" xmlns:cx6="http://schemas.microsoft.com/office/drawing/2016/5/12/chartex" xmlns:cx7="http://schemas.microsoft.com/office/drawing/2016/5/13/chartex" xmlns:cx8="http://schemas.microsoft.com/office/drawing/2016/5/14/chartex" xmlns:mc="http://schemas.openxmlformats.org/markup-compatibility/2006" xmlns:aink="http://schemas.microsoft.com/office/drawing/2016/ink" xmlns:am3d="http://schemas.microsoft.com/office/drawing/2017/model3d" xmlns:o="urn:schemas-microsoft-com:office:office" xmlns:r="http://schemas.openxmlformats.org/officeDocument/2006/relationships" xmlns:m="http://schemas.openxmlformats.org/officeDocument/2006/math" xmlns:v="urn:schemas-microsoft-com:vml" xmlns:wp14="http://schemas.microsoft.com/office/word/2010/wordprocessingDrawing" xmlns:wp="http://schemas.openxmlformats.org/drawingml/2006/wordprocessingDrawing" xmlns:w10="urn:schemas-microsoft-com:office:word" xmlns:w="http://schemas.openxmlformats.org/wordprocessingml/2006/main" xmlns:w14="http://schemas.microsoft.com/office/word/2010/wordml" xmlns:w15="http://schemas.microsoft.com/office/word/2012/wordml" xmlns:w16cid="http://schemas.microsoft.com/office/word/2016/wordml/cid" xmlns:w16se="http://schemas.microsoft.com/office/word/2015/wordml/symex" xmlns:wpg="http://schemas.microsoft.com/office/word/2010/wordprocessingGroup" xmlns:wpi="http://schemas.microsoft.com/office/word/2010/wordprocessingInk" xmlns:wne="http://schemas.microsoft.com/office/word/2006/wordml" xmlns:wps="http://schemas.microsoft.com/office/word/2010/wordprocessingShape" mc:Ignorable="w14 w15 w16se w16cid wp14">
+<w:document xmlns:wpc="http://schemas.microsoft.com/office/word/2010/wordprocessingCanvas" xmlns:cx="http://schemas.microsoft.com/office/drawing/2014/chartex" xmlns:cx1="http://schemas.microsoft.com/office/drawing/2015/9/8/chartex" xmlns:cx2="http://schemas.microsoft.com/office/drawing/2015/10/21/chartex" xmlns:cx3="http://schemas.microsoft.com/office/drawing/2016/5/9/chartex" xmlns:cx4="http://schemas.microsoft.com/office/drawing/2016/5/10/chartex" xmlns:cx5="http://schemas.microsoft.com/office/drawing/2016/5/11/chartex" xmlns:cx6="http://schemas.microsoft.com/office/drawing/2016/5/12/chartex" xmlns:cx7="http://schemas.microsoft.com/office/drawing/2016/5/13/chartex" xmlns:cx8="http://schemas.microsoft.com/office/drawing/2016/5/14/chartex" xmlns:mc="http://schemas.openxmlformats.org/markup-compatibility/2006" xmlns:aink="http://schemas.microsoft.com/office/drawing/2016/ink" xmlns:am3d="http://schemas.microsoft.com/office/drawing/2017/model3d" xmlns:o="urn:schemas-microsoft-com:office:office" xmlns:oel="http://schemas.microsoft.com/office/2019/extlst" xmlns:r="http://schemas.openxmlformats.org/officeDocument/2006/relationships" xmlns:m="http://schemas.openxmlformats.org/officeDocument/2006/math" xmlns:v="urn:schemas-microsoft-com:vml" xmlns:wp14="http://schemas.microsoft.com/office/word/2010/wordprocessingDrawing" xmlns:wp="http://schemas.openxmlformats.org/drawingml/2006/wordprocessingDrawing" xmlns:w10="urn:schemas-microsoft-com:office:word" xmlns:w="http://schemas.openxmlformats.org/wordprocessingml/2006/main" xmlns:w14="http://schemas.microsoft.com/office/word/2010/wordml" xmlns:w15="http://schemas.microsoft.com/office/word/2012/wordml" xmlns:w16cex="http://schemas.microsoft.com/office/word/2018/wordml/cex" xmlns:w16cid="http://schemas.microsoft.com/office/word/2016/wordml/cid" xmlns:w16="http://schemas.microsoft.com/office/word/2018/wordml" xmlns:w16du="http://schemas.microsoft.com/office/word/2023/wordml/word16du" xmlns:w16sdtdh="http://schemas.microsoft.com/office/word/2020/wordml/sdtdatahash" xmlns:w16sdtfl="http://schemas.microsoft.com/office/word/2024/wordml/sdtformatlock" xmlns:w16se="http://schemas.microsoft.com/office/word/2015/wordml/symex" xmlns:wpg="http://schemas.microsoft.com/office/word/2010/wordprocessingGroup" xmlns:wpi="http://schemas.microsoft.com/office/word/2010/wordprocessingInk" xmlns:wne="http://schemas.microsoft.com/office/word/2006/wordml" xmlns:wps="http://schemas.microsoft.com/office/word/2010/wordprocessingShape" mc:Ignorable="w14 w15 w16se w16cid w16 w16cex w16sdtdh w16sdtfl w16du wp14">
   <w:body>
     <w:p>
       <w:pPr>
@@ -22,7 +22,7 @@
           <w:noProof/>
         </w:rPr>
         <w:drawing>
-          <wp:inline distT="0" distB="0" distL="0" distR="0">
+          <wp:inline distT="0" distB="0" distL="0" distR="0" wp14:anchorId="269B4B07" wp14:editId="2E9A16B3">
             <wp:extent cx="5943600" cy="1166495"/>
             <wp:effectExtent l="0" t="0" r="0" b="0"/>
             <wp:docPr id="67" name="Picture 67"/>
@@ -119,7 +119,7 @@
         <mc:AlternateContent>
           <mc:Choice Requires="wpg">
             <w:drawing>
-              <wp:inline distT="0" distB="0" distL="0" distR="0">
+              <wp:inline distT="0" distB="0" distL="0" distR="0" wp14:anchorId="68658B9E" wp14:editId="1AAA2E40">
                 <wp:extent cx="5944870" cy="20701"/>
                 <wp:effectExtent l="0" t="0" r="0" b="0"/>
                 <wp:docPr id="39329" name="Group 39329"/>
@@ -705,7 +705,7 @@
         <mc:AlternateContent>
           <mc:Choice Requires="wpg">
             <w:drawing>
-              <wp:inline distT="0" distB="0" distL="0" distR="0">
+              <wp:inline distT="0" distB="0" distL="0" distR="0" wp14:anchorId="0DBD1EC6" wp14:editId="2B525D62">
                 <wp:extent cx="5944870" cy="20447"/>
                 <wp:effectExtent l="0" t="0" r="0" b="0"/>
                 <wp:docPr id="39333" name="Group 39333"/>
@@ -1300,21 +1300,7 @@
         <w:rPr>
           <w:sz w:val="32"/>
         </w:rPr>
-        <w:t xml:space="preserve">Prepared By: </w:t>
-      </w:r>
-      <w:proofErr w:type="spellStart"/>
-      <w:r>
-        <w:rPr>
-          <w:sz w:val="32"/>
-        </w:rPr>
-        <w:t>Saligue</w:t>
-      </w:r>
-      <w:proofErr w:type="spellEnd"/>
-      <w:r>
-        <w:rPr>
-          <w:sz w:val="32"/>
-        </w:rPr>
-        <w:t xml:space="preserve">, Kean Maverick </w:t>
+        <w:t xml:space="preserve">Prepared By: Saligue, Kean Maverick </w:t>
       </w:r>
     </w:p>
     <w:p>
@@ -1668,23 +1654,7 @@
                 <w:color w:val="0F1115"/>
                 <w:sz w:val="24"/>
               </w:rPr>
-              <w:t xml:space="preserve">Kean Maverick </w:t>
-            </w:r>
-            <w:proofErr w:type="spellStart"/>
-            <w:r>
-              <w:rPr>
-                <w:color w:val="0F1115"/>
-                <w:sz w:val="24"/>
-              </w:rPr>
-              <w:t>Saligue</w:t>
-            </w:r>
-            <w:proofErr w:type="spellEnd"/>
-            <w:r>
-              <w:rPr>
-                <w:color w:val="0F1115"/>
-                <w:sz w:val="24"/>
-              </w:rPr>
-              <w:t xml:space="preserve"> </w:t>
+              <w:t xml:space="preserve">Kean Maverick Saligue </w:t>
             </w:r>
           </w:p>
         </w:tc>
@@ -1860,7 +1830,6 @@
             </w:r>
           </w:p>
           <w:p>
-            <w:proofErr w:type="spellStart"/>
             <w:r>
               <w:rPr>
                 <w:color w:val="0F1115"/>
@@ -1868,7 +1837,6 @@
               </w:rPr>
               <w:t>Saligue</w:t>
             </w:r>
-            <w:proofErr w:type="spellEnd"/>
             <w:r>
               <w:rPr>
                 <w:color w:val="0F1115"/>
@@ -7336,7 +7304,7 @@
         <mc:AlternateContent>
           <mc:Choice Requires="wpg">
             <w:drawing>
-              <wp:inline distT="0" distB="0" distL="0" distR="0">
+              <wp:inline distT="0" distB="0" distL="0" distR="0" wp14:anchorId="11D54F12" wp14:editId="3F47308B">
                 <wp:extent cx="5944870" cy="20193"/>
                 <wp:effectExtent l="0" t="0" r="0" b="0"/>
                 <wp:docPr id="39430" name="Group 39430"/>
@@ -8091,7 +8059,7 @@
         <mc:AlternateContent>
           <mc:Choice Requires="wpg">
             <w:drawing>
-              <wp:inline distT="0" distB="0" distL="0" distR="0">
+              <wp:inline distT="0" distB="0" distL="0" distR="0" wp14:anchorId="291E1785" wp14:editId="027906B0">
                 <wp:extent cx="5944870" cy="20701"/>
                 <wp:effectExtent l="0" t="0" r="0" b="0"/>
                 <wp:docPr id="39431" name="Group 39431"/>
@@ -8938,7 +8906,7 @@
         <mc:AlternateContent>
           <mc:Choice Requires="wpg">
             <w:drawing>
-              <wp:inline distT="0" distB="0" distL="0" distR="0">
+              <wp:inline distT="0" distB="0" distL="0" distR="0" wp14:anchorId="78023858" wp14:editId="083880D6">
                 <wp:extent cx="5944870" cy="19812"/>
                 <wp:effectExtent l="0" t="0" r="0" b="0"/>
                 <wp:docPr id="40155" name="Group 40155"/>
@@ -9681,7 +9649,7 @@
         <mc:AlternateContent>
           <mc:Choice Requires="wpg">
             <w:drawing>
-              <wp:inline distT="0" distB="0" distL="0" distR="0">
+              <wp:inline distT="0" distB="0" distL="0" distR="0" wp14:anchorId="7AB33554" wp14:editId="4811E26F">
                 <wp:extent cx="5944870" cy="20193"/>
                 <wp:effectExtent l="0" t="0" r="0" b="0"/>
                 <wp:docPr id="40161" name="Group 40161"/>
@@ -10393,6 +10361,9 @@
       <w:pPr>
         <w:spacing w:after="4" w:line="270" w:lineRule="auto"/>
         <w:ind w:left="-5" w:right="3046" w:hanging="10"/>
+        <w:rPr>
+          <w:sz w:val="24"/>
+        </w:rPr>
       </w:pPr>
       <w:r>
         <w:rPr>
@@ -10407,6 +10378,12 @@
         </w:rPr>
         <w:t xml:space="preserve"> And the property becomes visible to tenants in the property listings </w:t>
       </w:r>
+    </w:p>
+    <w:p>
+      <w:pPr>
+        <w:spacing w:after="4" w:line="270" w:lineRule="auto"/>
+        <w:ind w:left="-5" w:right="3046" w:hanging="10"/>
+      </w:pPr>
       <w:r>
         <w:rPr>
           <w:rFonts w:ascii="Segoe UI Symbol" w:eastAsia="Segoe UI Symbol" w:hAnsi="Segoe UI Symbol" w:cs="Segoe UI Symbol"/>
@@ -10522,7 +10499,7 @@
         <mc:AlternateContent>
           <mc:Choice Requires="wpg">
             <w:drawing>
-              <wp:inline distT="0" distB="0" distL="0" distR="0">
+              <wp:inline distT="0" distB="0" distL="0" distR="0" wp14:anchorId="71288D2B" wp14:editId="3BBCAA73">
                 <wp:extent cx="5944870" cy="20065"/>
                 <wp:effectExtent l="0" t="0" r="0" b="0"/>
                 <wp:docPr id="40438" name="Group 40438"/>
@@ -11530,7 +11507,7 @@
         <mc:AlternateContent>
           <mc:Choice Requires="wpg">
             <w:drawing>
-              <wp:anchor distT="0" distB="0" distL="114300" distR="114300" simplePos="0" relativeHeight="251658240" behindDoc="1" locked="0" layoutInCell="1" allowOverlap="1">
+              <wp:anchor distT="0" distB="0" distL="114300" distR="114300" simplePos="0" relativeHeight="251658240" behindDoc="1" locked="0" layoutInCell="1" allowOverlap="1" wp14:anchorId="4FE3D31F" wp14:editId="722721D4">
                 <wp:simplePos x="0" y="0"/>
                 <wp:positionH relativeFrom="column">
                   <wp:posOffset>457149</wp:posOffset>
@@ -12069,7 +12046,7 @@
           <w:noProof/>
         </w:rPr>
         <w:drawing>
-          <wp:inline distT="0" distB="0" distL="0" distR="0">
+          <wp:inline distT="0" distB="0" distL="0" distR="0" wp14:anchorId="6249AC7D" wp14:editId="3F6B1598">
             <wp:extent cx="5943600" cy="3033395"/>
             <wp:effectExtent l="0" t="0" r="0" b="0"/>
             <wp:docPr id="2299" name="Picture 2299"/>
@@ -12306,21 +12283,7 @@
         <w:rPr>
           <w:sz w:val="24"/>
         </w:rPr>
-        <w:t>/</w:t>
-      </w:r>
-      <w:proofErr w:type="spellStart"/>
-      <w:r>
-        <w:rPr>
-          <w:sz w:val="24"/>
-        </w:rPr>
-        <w:t>Netlify</w:t>
-      </w:r>
-      <w:proofErr w:type="spellEnd"/>
-      <w:r>
-        <w:rPr>
-          <w:sz w:val="24"/>
-        </w:rPr>
-        <w:t xml:space="preserve"> (Web), APK (Mobile) </w:t>
+        <w:t xml:space="preserve">/Netlify (Web), APK (Mobile) </w:t>
       </w:r>
     </w:p>
     <w:p>
@@ -15005,7 +14968,7 @@
         <mc:AlternateContent>
           <mc:Choice Requires="wpg">
             <w:drawing>
-              <wp:inline distT="0" distB="0" distL="0" distR="0">
+              <wp:inline distT="0" distB="0" distL="0" distR="0" wp14:anchorId="0A284E6D" wp14:editId="475555C8">
                 <wp:extent cx="5944870" cy="20701"/>
                 <wp:effectExtent l="0" t="0" r="0" b="0"/>
                 <wp:docPr id="48274" name="Group 48274"/>
@@ -19420,7 +19383,7 @@
         <mc:AlternateContent>
           <mc:Choice Requires="wpg">
             <w:drawing>
-              <wp:inline distT="0" distB="0" distL="0" distR="0">
+              <wp:inline distT="0" distB="0" distL="0" distR="0" wp14:anchorId="2FC8BD9D" wp14:editId="431EEF5A">
                 <wp:extent cx="5944870" cy="20701"/>
                 <wp:effectExtent l="0" t="0" r="0" b="0"/>
                 <wp:docPr id="49667" name="Group 49667"/>
@@ -20324,8 +20287,13 @@
             </w:r>
             <w:proofErr w:type="spellEnd"/>
             <w:r>
-              <w:t>": &lt;Integer&gt; }</w:t>
-            </w:r>
+              <w:t>": &lt;Integer</w:t>
+            </w:r>
+            <w:proofErr w:type="gramStart"/>
+            <w:r>
+              <w:t>&gt; }</w:t>
+            </w:r>
+            <w:proofErr w:type="gramEnd"/>
           </w:p>
         </w:tc>
       </w:tr>
@@ -20393,15 +20361,7 @@
             </w:r>
             <w:proofErr w:type="spellEnd"/>
             <w:r>
-              <w:t xml:space="preserve">": "N. </w:t>
-            </w:r>
-            <w:proofErr w:type="spellStart"/>
-            <w:r>
-              <w:t>Bacalso</w:t>
-            </w:r>
-            <w:proofErr w:type="spellEnd"/>
-            <w:r>
-              <w:t xml:space="preserve"> Ave, Cebu City", "</w:t>
+              <w:t>": "N. Bacalso Ave, Cebu City", "</w:t>
             </w:r>
             <w:proofErr w:type="spellStart"/>
             <w:r>
@@ -20956,7 +20916,23 @@
             </w:r>
             <w:proofErr w:type="gramEnd"/>
             <w:r>
-              <w:t>success": true, "data": { "requests": [ { "&lt;</w:t>
+              <w:t xml:space="preserve">success": true, "data": </w:t>
+            </w:r>
+            <w:proofErr w:type="gramStart"/>
+            <w:r>
+              <w:t>{ "</w:t>
+            </w:r>
+            <w:proofErr w:type="gramEnd"/>
+            <w:r>
+              <w:t xml:space="preserve">requests": [ </w:t>
+            </w:r>
+            <w:proofErr w:type="gramStart"/>
+            <w:r>
+              <w:t>{ "</w:t>
+            </w:r>
+            <w:proofErr w:type="gramEnd"/>
+            <w:r>
+              <w:t>&lt;</w:t>
             </w:r>
             <w:proofErr w:type="spellStart"/>
             <w:r>
@@ -20964,8 +20940,29 @@
             </w:r>
             <w:proofErr w:type="spellEnd"/>
             <w:r>
-              <w:t xml:space="preserve"> Object&gt;" } ] }, "error": null, "timestamp": "&lt;timestamp&gt;" }</w:t>
-            </w:r>
+              <w:t xml:space="preserve"> Object&gt;</w:t>
+            </w:r>
+            <w:proofErr w:type="gramStart"/>
+            <w:r>
+              <w:t>" }</w:t>
+            </w:r>
+            <w:proofErr w:type="gramEnd"/>
+            <w:r>
+              <w:t xml:space="preserve"> </w:t>
+            </w:r>
+            <w:proofErr w:type="gramStart"/>
+            <w:r>
+              <w:t>] }</w:t>
+            </w:r>
+            <w:proofErr w:type="gramEnd"/>
+            <w:r>
+              <w:t>, "error": null, "timestamp": "&lt;timestamp&gt;</w:t>
+            </w:r>
+            <w:proofErr w:type="gramStart"/>
+            <w:r>
+              <w:t>" }</w:t>
+            </w:r>
+            <w:proofErr w:type="gramEnd"/>
           </w:p>
         </w:tc>
         <w:tc>
@@ -21399,15 +21396,28 @@
             </w:r>
             <w:proofErr w:type="gramEnd"/>
             <w:r>
-              <w:t>success": true, "data": { "</w:t>
+              <w:t xml:space="preserve">success": true, "data": </w:t>
+            </w:r>
+            <w:proofErr w:type="gramStart"/>
+            <w:r>
+              <w:t>{ "</w:t>
             </w:r>
             <w:proofErr w:type="spellStart"/>
+            <w:proofErr w:type="gramEnd"/>
             <w:r>
               <w:t>activeTenant</w:t>
             </w:r>
             <w:proofErr w:type="spellEnd"/>
             <w:r>
-              <w:t>": { "&lt;</w:t>
+              <w:t xml:space="preserve">": </w:t>
+            </w:r>
+            <w:proofErr w:type="gramStart"/>
+            <w:r>
+              <w:t>{ "</w:t>
+            </w:r>
+            <w:proofErr w:type="gramEnd"/>
+            <w:r>
+              <w:t>&lt;</w:t>
             </w:r>
             <w:proofErr w:type="spellStart"/>
             <w:r>
@@ -21415,8 +21425,21 @@
             </w:r>
             <w:proofErr w:type="spellEnd"/>
             <w:r>
-              <w:t xml:space="preserve"> Object representing CONFIRMED request&gt;" } }, "error": null, "timestamp": "&lt;timestamp&gt;" }</w:t>
-            </w:r>
+              <w:t xml:space="preserve"> Object representing CONFIRMED request&gt;</w:t>
+            </w:r>
+            <w:proofErr w:type="gramStart"/>
+            <w:r>
+              <w:t>" }</w:t>
+            </w:r>
+            <w:proofErr w:type="gramEnd"/>
+            <w:r>
+              <w:t xml:space="preserve"> }, "error": null, "timestamp": "&lt;timestamp&gt;</w:t>
+            </w:r>
+            <w:proofErr w:type="gramStart"/>
+            <w:r>
+              <w:t>" }</w:t>
+            </w:r>
+            <w:proofErr w:type="gramEnd"/>
           </w:p>
         </w:tc>
         <w:tc>
@@ -21862,7 +21885,23 @@
             </w:r>
             <w:proofErr w:type="gramEnd"/>
             <w:r>
-              <w:t>success": true, "data": { "requests": [ { "&lt;</w:t>
+              <w:t xml:space="preserve">success": true, "data": </w:t>
+            </w:r>
+            <w:proofErr w:type="gramStart"/>
+            <w:r>
+              <w:t>{ "</w:t>
+            </w:r>
+            <w:proofErr w:type="gramEnd"/>
+            <w:r>
+              <w:t xml:space="preserve">requests": [ </w:t>
+            </w:r>
+            <w:proofErr w:type="gramStart"/>
+            <w:r>
+              <w:t>{ "</w:t>
+            </w:r>
+            <w:proofErr w:type="gramEnd"/>
+            <w:r>
+              <w:t>&lt;</w:t>
             </w:r>
             <w:proofErr w:type="spellStart"/>
             <w:r>
@@ -21870,8 +21909,29 @@
             </w:r>
             <w:proofErr w:type="spellEnd"/>
             <w:r>
-              <w:t xml:space="preserve"> Object&gt;" } ] }, "error": null, "timestamp": "&lt;timestamp&gt;" }</w:t>
-            </w:r>
+              <w:t xml:space="preserve"> Object&gt;</w:t>
+            </w:r>
+            <w:proofErr w:type="gramStart"/>
+            <w:r>
+              <w:t>" }</w:t>
+            </w:r>
+            <w:proofErr w:type="gramEnd"/>
+            <w:r>
+              <w:t xml:space="preserve"> </w:t>
+            </w:r>
+            <w:proofErr w:type="gramStart"/>
+            <w:r>
+              <w:t>] }</w:t>
+            </w:r>
+            <w:proofErr w:type="gramEnd"/>
+            <w:r>
+              <w:t>, "error": null, "timestamp": "&lt;timestamp&gt;</w:t>
+            </w:r>
+            <w:proofErr w:type="gramStart"/>
+            <w:r>
+              <w:t>" }</w:t>
+            </w:r>
+            <w:proofErr w:type="gramEnd"/>
           </w:p>
         </w:tc>
         <w:tc>
@@ -22391,7 +22451,23 @@
             </w:r>
             <w:proofErr w:type="gramEnd"/>
             <w:r>
-              <w:t>success": true, "data": { "request": { "&lt;</w:t>
+              <w:t xml:space="preserve">success": true, "data": </w:t>
+            </w:r>
+            <w:proofErr w:type="gramStart"/>
+            <w:r>
+              <w:t>{ "</w:t>
+            </w:r>
+            <w:proofErr w:type="gramEnd"/>
+            <w:r>
+              <w:t xml:space="preserve">request": </w:t>
+            </w:r>
+            <w:proofErr w:type="gramStart"/>
+            <w:r>
+              <w:t>{ "</w:t>
+            </w:r>
+            <w:proofErr w:type="gramEnd"/>
+            <w:r>
+              <w:t>&lt;</w:t>
             </w:r>
             <w:proofErr w:type="spellStart"/>
             <w:r>
@@ -22399,8 +22475,21 @@
             </w:r>
             <w:proofErr w:type="spellEnd"/>
             <w:r>
-              <w:t xml:space="preserve"> Object&gt;" } }, "error": null, "timestamp": "&lt;timestamp&gt;" }</w:t>
-            </w:r>
+              <w:t xml:space="preserve"> Object&gt;</w:t>
+            </w:r>
+            <w:proofErr w:type="gramStart"/>
+            <w:r>
+              <w:t>" }</w:t>
+            </w:r>
+            <w:proofErr w:type="gramEnd"/>
+            <w:r>
+              <w:t xml:space="preserve"> }, "error": null, "timestamp": "&lt;timestamp&gt;</w:t>
+            </w:r>
+            <w:proofErr w:type="gramStart"/>
+            <w:r>
+              <w:t>" }</w:t>
+            </w:r>
+            <w:proofErr w:type="gramEnd"/>
           </w:p>
         </w:tc>
         <w:tc>
@@ -22829,8 +22918,13 @@
             </w:r>
             <w:proofErr w:type="spellEnd"/>
             <w:r>
-              <w:t>": &lt;Integer (e.g., 2 or -1)&gt; }</w:t>
-            </w:r>
+              <w:t>": &lt;Integer (e.g., 2 or -1)</w:t>
+            </w:r>
+            <w:proofErr w:type="gramStart"/>
+            <w:r>
+              <w:t>&gt; }</w:t>
+            </w:r>
+            <w:proofErr w:type="gramEnd"/>
           </w:p>
         </w:tc>
         <w:tc>
@@ -22893,7 +22987,23 @@
             </w:r>
             <w:proofErr w:type="gramEnd"/>
             <w:r>
-              <w:t>success": true, "data": { "request": { "&lt;</w:t>
+              <w:t xml:space="preserve">success": true, "data": </w:t>
+            </w:r>
+            <w:proofErr w:type="gramStart"/>
+            <w:r>
+              <w:t>{ "</w:t>
+            </w:r>
+            <w:proofErr w:type="gramEnd"/>
+            <w:r>
+              <w:t xml:space="preserve">request": </w:t>
+            </w:r>
+            <w:proofErr w:type="gramStart"/>
+            <w:r>
+              <w:t>{ "</w:t>
+            </w:r>
+            <w:proofErr w:type="gramEnd"/>
+            <w:r>
+              <w:t>&lt;</w:t>
             </w:r>
             <w:proofErr w:type="spellStart"/>
             <w:r>
@@ -22909,8 +23019,21 @@
             </w:r>
             <w:proofErr w:type="spellEnd"/>
             <w:r>
-              <w:t>&gt;" } }, "error": null, "timestamp": "&lt;timestamp&gt;" }</w:t>
-            </w:r>
+              <w:t>&gt;</w:t>
+            </w:r>
+            <w:proofErr w:type="gramStart"/>
+            <w:r>
+              <w:t>" }</w:t>
+            </w:r>
+            <w:proofErr w:type="gramEnd"/>
+            <w:r>
+              <w:t xml:space="preserve"> }, "error": null, "timestamp": "&lt;timestamp&gt;</w:t>
+            </w:r>
+            <w:proofErr w:type="gramStart"/>
+            <w:r>
+              <w:t>" }</w:t>
+            </w:r>
+            <w:proofErr w:type="gramEnd"/>
           </w:p>
         </w:tc>
         <w:tc>
@@ -23329,7 +23452,23 @@
             </w:r>
             <w:proofErr w:type="gramEnd"/>
             <w:r>
-              <w:t>success": true, "data": { "request": { "&lt;</w:t>
+              <w:t xml:space="preserve">success": true, "data": </w:t>
+            </w:r>
+            <w:proofErr w:type="gramStart"/>
+            <w:r>
+              <w:t>{ "</w:t>
+            </w:r>
+            <w:proofErr w:type="gramEnd"/>
+            <w:r>
+              <w:t xml:space="preserve">request": </w:t>
+            </w:r>
+            <w:proofErr w:type="gramStart"/>
+            <w:r>
+              <w:t>{ "</w:t>
+            </w:r>
+            <w:proofErr w:type="gramEnd"/>
+            <w:r>
+              <w:t>&lt;</w:t>
             </w:r>
             <w:proofErr w:type="spellStart"/>
             <w:r>
@@ -23337,8 +23476,21 @@
             </w:r>
             <w:proofErr w:type="spellEnd"/>
             <w:r>
-              <w:t xml:space="preserve"> Object with status TERMINATED&gt;" } }, "error": null, "timestamp": "&lt;timestamp&gt;" }</w:t>
-            </w:r>
+              <w:t xml:space="preserve"> Object with status TERMINATED&gt;</w:t>
+            </w:r>
+            <w:proofErr w:type="gramStart"/>
+            <w:r>
+              <w:t>" }</w:t>
+            </w:r>
+            <w:proofErr w:type="gramEnd"/>
+            <w:r>
+              <w:t xml:space="preserve"> }, "error": null, "timestamp": "&lt;timestamp&gt;</w:t>
+            </w:r>
+            <w:proofErr w:type="gramStart"/>
+            <w:r>
+              <w:t>" }</w:t>
+            </w:r>
+            <w:proofErr w:type="gramEnd"/>
           </w:p>
         </w:tc>
         <w:tc>
@@ -23403,7 +23555,7 @@
         <mc:AlternateContent>
           <mc:Choice Requires="wpg">
             <w:drawing>
-              <wp:inline distT="0" distB="0" distL="0" distR="0">
+              <wp:inline distT="0" distB="0" distL="0" distR="0" wp14:anchorId="14D115D5" wp14:editId="343F4075">
                 <wp:extent cx="5944870" cy="20193"/>
                 <wp:effectExtent l="0" t="0" r="0" b="0"/>
                 <wp:docPr id="48801" name="Group 48801"/>
@@ -25727,7 +25879,39 @@
             </w:r>
             <w:proofErr w:type="spellEnd"/>
             <w:r>
-              <w:t>": &lt;Long&gt; } Response Structure: { "success": true, "data": { "request": { "&lt;</w:t>
+              <w:t>": &lt;Long</w:t>
+            </w:r>
+            <w:proofErr w:type="gramStart"/>
+            <w:r>
+              <w:t>&gt; }</w:t>
+            </w:r>
+            <w:proofErr w:type="gramEnd"/>
+            <w:r>
+              <w:t xml:space="preserve"> Response Structure: </w:t>
+            </w:r>
+            <w:proofErr w:type="gramStart"/>
+            <w:r>
+              <w:t>{ "</w:t>
+            </w:r>
+            <w:proofErr w:type="gramEnd"/>
+            <w:r>
+              <w:t xml:space="preserve">success": true, "data": </w:t>
+            </w:r>
+            <w:proofErr w:type="gramStart"/>
+            <w:r>
+              <w:t>{ "</w:t>
+            </w:r>
+            <w:proofErr w:type="gramEnd"/>
+            <w:r>
+              <w:t xml:space="preserve">request": </w:t>
+            </w:r>
+            <w:proofErr w:type="gramStart"/>
+            <w:r>
+              <w:t>{ "</w:t>
+            </w:r>
+            <w:proofErr w:type="gramEnd"/>
+            <w:r>
+              <w:t>&lt;</w:t>
             </w:r>
             <w:proofErr w:type="spellStart"/>
             <w:r>
@@ -25743,8 +25927,21 @@
             </w:r>
             <w:proofErr w:type="spellEnd"/>
             <w:r>
-              <w:t xml:space="preserve"> set&gt;" } }, "error": null, "timestamp": "&lt;timestamp&gt;" }</w:t>
-            </w:r>
+              <w:t xml:space="preserve"> set&gt;</w:t>
+            </w:r>
+            <w:proofErr w:type="gramStart"/>
+            <w:r>
+              <w:t>" }</w:t>
+            </w:r>
+            <w:proofErr w:type="gramEnd"/>
+            <w:r>
+              <w:t xml:space="preserve"> }, "error": null, "timestamp": "&lt;timestamp&gt;</w:t>
+            </w:r>
+            <w:proofErr w:type="gramStart"/>
+            <w:r>
+              <w:t>" }</w:t>
+            </w:r>
+            <w:proofErr w:type="gramEnd"/>
           </w:p>
         </w:tc>
       </w:tr>
@@ -26056,8 +26253,13 @@
             </w:r>
             <w:proofErr w:type="spellEnd"/>
             <w:r>
-              <w:t>": &lt;Long&gt; }</w:t>
-            </w:r>
+              <w:t>": &lt;Long</w:t>
+            </w:r>
+            <w:proofErr w:type="gramStart"/>
+            <w:r>
+              <w:t>&gt; }</w:t>
+            </w:r>
+            <w:proofErr w:type="gramEnd"/>
           </w:p>
         </w:tc>
       </w:tr>
@@ -26215,15 +26417,7 @@
             </w:r>
             <w:proofErr w:type="spellEnd"/>
             <w:r>
-              <w:t xml:space="preserve">": "N. </w:t>
-            </w:r>
-            <w:proofErr w:type="spellStart"/>
-            <w:r>
-              <w:t>Bacalso</w:t>
-            </w:r>
-            <w:proofErr w:type="spellEnd"/>
-            <w:r>
-              <w:t xml:space="preserve"> Ave, Cebu City" } ] }, "error": null, "timestamp": "&lt;timestamp&gt;" }</w:t>
+              <w:t>": "N. Bacalso Ave, Cebu City" } ] }, "error": null, "timestamp": "&lt;timestamp&gt;" }</w:t>
             </w:r>
           </w:p>
         </w:tc>
@@ -26537,7 +26731,23 @@
             </w:r>
             <w:proofErr w:type="gramEnd"/>
             <w:r>
-              <w:t>success": true, "data": { "payment": { "&lt;</w:t>
+              <w:t xml:space="preserve">success": true, "data": </w:t>
+            </w:r>
+            <w:proofErr w:type="gramStart"/>
+            <w:r>
+              <w:t>{ "</w:t>
+            </w:r>
+            <w:proofErr w:type="gramEnd"/>
+            <w:r>
+              <w:t xml:space="preserve">payment": </w:t>
+            </w:r>
+            <w:proofErr w:type="gramStart"/>
+            <w:r>
+              <w:t>{ "</w:t>
+            </w:r>
+            <w:proofErr w:type="gramEnd"/>
+            <w:r>
+              <w:t>&lt;</w:t>
             </w:r>
             <w:proofErr w:type="spellStart"/>
             <w:r>
@@ -26561,8 +26771,21 @@
             </w:r>
             <w:proofErr w:type="spellEnd"/>
             <w:r>
-              <w:t>&gt;" } }, "error": null, "timestamp": "&lt;timestamp&gt;" }</w:t>
-            </w:r>
+              <w:t>&gt;</w:t>
+            </w:r>
+            <w:proofErr w:type="gramStart"/>
+            <w:r>
+              <w:t>" }</w:t>
+            </w:r>
+            <w:proofErr w:type="gramEnd"/>
+            <w:r>
+              <w:t xml:space="preserve"> }, "error": null, "timestamp": "&lt;timestamp&gt;</w:t>
+            </w:r>
+            <w:proofErr w:type="gramStart"/>
+            <w:r>
+              <w:t>" }</w:t>
+            </w:r>
+            <w:proofErr w:type="gramEnd"/>
           </w:p>
         </w:tc>
       </w:tr>
@@ -26873,7 +27096,23 @@
             </w:r>
             <w:proofErr w:type="gramEnd"/>
             <w:r>
-              <w:t>success": true, "data": { "payment": { "&lt;</w:t>
+              <w:t xml:space="preserve">success": true, "data": </w:t>
+            </w:r>
+            <w:proofErr w:type="gramStart"/>
+            <w:r>
+              <w:t>{ "</w:t>
+            </w:r>
+            <w:proofErr w:type="gramEnd"/>
+            <w:r>
+              <w:t xml:space="preserve">payment": </w:t>
+            </w:r>
+            <w:proofErr w:type="gramStart"/>
+            <w:r>
+              <w:t>{ "</w:t>
+            </w:r>
+            <w:proofErr w:type="gramEnd"/>
+            <w:r>
+              <w:t>&lt;</w:t>
             </w:r>
             <w:proofErr w:type="spellStart"/>
             <w:r>
@@ -26889,8 +27128,21 @@
             </w:r>
             <w:proofErr w:type="spellEnd"/>
             <w:r>
-              <w:t xml:space="preserve"> timestamp&gt;" } }, "error": null, "timestamp": "&lt;timestamp&gt;" }</w:t>
-            </w:r>
+              <w:t xml:space="preserve"> timestamp&gt;</w:t>
+            </w:r>
+            <w:proofErr w:type="gramStart"/>
+            <w:r>
+              <w:t>" }</w:t>
+            </w:r>
+            <w:proofErr w:type="gramEnd"/>
+            <w:r>
+              <w:t xml:space="preserve"> }, "error": null, "timestamp": "&lt;timestamp&gt;</w:t>
+            </w:r>
+            <w:proofErr w:type="gramStart"/>
+            <w:r>
+              <w:t>" }</w:t>
+            </w:r>
+            <w:proofErr w:type="gramEnd"/>
           </w:p>
         </w:tc>
       </w:tr>
@@ -27192,7 +27444,23 @@
             </w:r>
             <w:proofErr w:type="gramEnd"/>
             <w:r>
-              <w:t>success": true, "data": { "payment": { "&lt;</w:t>
+              <w:t xml:space="preserve">success": true, "data": </w:t>
+            </w:r>
+            <w:proofErr w:type="gramStart"/>
+            <w:r>
+              <w:t>{ "</w:t>
+            </w:r>
+            <w:proofErr w:type="gramEnd"/>
+            <w:r>
+              <w:t xml:space="preserve">payment": </w:t>
+            </w:r>
+            <w:proofErr w:type="gramStart"/>
+            <w:r>
+              <w:t>{ "</w:t>
+            </w:r>
+            <w:proofErr w:type="gramEnd"/>
+            <w:r>
+              <w:t>&lt;</w:t>
             </w:r>
             <w:proofErr w:type="spellStart"/>
             <w:r>
@@ -27200,8 +27468,21 @@
             </w:r>
             <w:proofErr w:type="spellEnd"/>
             <w:r>
-              <w:t xml:space="preserve"> Object with status CANCELLED&gt;" } }, "error": null, "timestamp": "&lt;timestamp&gt;" }</w:t>
-            </w:r>
+              <w:t xml:space="preserve"> Object with status CANCELLED&gt;</w:t>
+            </w:r>
+            <w:proofErr w:type="gramStart"/>
+            <w:r>
+              <w:t>" }</w:t>
+            </w:r>
+            <w:proofErr w:type="gramEnd"/>
+            <w:r>
+              <w:t xml:space="preserve"> }, "error": null, "timestamp": "&lt;timestamp&gt;</w:t>
+            </w:r>
+            <w:proofErr w:type="gramStart"/>
+            <w:r>
+              <w:t>" }</w:t>
+            </w:r>
+            <w:proofErr w:type="gramEnd"/>
           </w:p>
         </w:tc>
       </w:tr>
@@ -27316,10 +27597,7 @@
           </w:tcPr>
           <w:p>
             <w:r>
-              <w:t>/payments/{id}/</w:t>
-            </w:r>
-            <w:r>
-              <w:t>fail</w:t>
+              <w:t>/payments/{id}/fail</w:t>
             </w:r>
           </w:p>
         </w:tc>
@@ -27506,7 +27784,23 @@
             </w:r>
             <w:proofErr w:type="gramEnd"/>
             <w:r>
-              <w:t>success": true, "data": { "payment": { "&lt;</w:t>
+              <w:t xml:space="preserve">success": true, "data": </w:t>
+            </w:r>
+            <w:proofErr w:type="gramStart"/>
+            <w:r>
+              <w:t>{ "</w:t>
+            </w:r>
+            <w:proofErr w:type="gramEnd"/>
+            <w:r>
+              <w:t xml:space="preserve">payment": </w:t>
+            </w:r>
+            <w:proofErr w:type="gramStart"/>
+            <w:r>
+              <w:t>{ "</w:t>
+            </w:r>
+            <w:proofErr w:type="gramEnd"/>
+            <w:r>
+              <w:t>&lt;</w:t>
             </w:r>
             <w:proofErr w:type="spellStart"/>
             <w:r>
@@ -27514,8 +27808,21 @@
             </w:r>
             <w:proofErr w:type="spellEnd"/>
             <w:r>
-              <w:t xml:space="preserve"> Object with status FAILED&gt;" } }, "error": null, "timestamp": "&lt;timestamp&gt;" }</w:t>
-            </w:r>
+              <w:t xml:space="preserve"> Object with status FAILED&gt;</w:t>
+            </w:r>
+            <w:proofErr w:type="gramStart"/>
+            <w:r>
+              <w:t>" }</w:t>
+            </w:r>
+            <w:proofErr w:type="gramEnd"/>
+            <w:r>
+              <w:t xml:space="preserve"> }, "error": null, "timestamp": "&lt;timestamp&gt;</w:t>
+            </w:r>
+            <w:proofErr w:type="gramStart"/>
+            <w:r>
+              <w:t>" }</w:t>
+            </w:r>
+            <w:proofErr w:type="gramEnd"/>
           </w:p>
         </w:tc>
       </w:tr>
@@ -27538,7 +27845,7 @@
         <mc:AlternateContent>
           <mc:Choice Requires="wpg">
             <w:drawing>
-              <wp:inline distT="0" distB="0" distL="0" distR="0">
+              <wp:inline distT="0" distB="0" distL="0" distR="0" wp14:anchorId="79988531" wp14:editId="6B3AADF2">
                 <wp:extent cx="5944870" cy="20828"/>
                 <wp:effectExtent l="0" t="0" r="0" b="0"/>
                 <wp:docPr id="50082" name="Group 50082"/>
@@ -28391,8 +28698,6 @@
               </w:rPr>
               <w:t xml:space="preserve">Role-based </w:t>
             </w:r>
-            <w:bookmarkStart w:id="0" w:name="_GoBack"/>
-            <w:bookmarkEnd w:id="0"/>
           </w:p>
         </w:tc>
       </w:tr>
@@ -29124,7 +29429,7 @@
         <mc:AlternateContent>
           <mc:Choice Requires="wpg">
             <w:drawing>
-              <wp:inline distT="0" distB="0" distL="0" distR="0">
+              <wp:inline distT="0" distB="0" distL="0" distR="0" wp14:anchorId="45301493" wp14:editId="60922863">
                 <wp:extent cx="5944870" cy="20955"/>
                 <wp:effectExtent l="0" t="0" r="0" b="0"/>
                 <wp:docPr id="45076" name="Group 45076"/>
@@ -30444,7 +30749,7 @@
           <w:noProof/>
         </w:rPr>
         <w:drawing>
-          <wp:inline distT="0" distB="0" distL="0" distR="0">
+          <wp:inline distT="0" distB="0" distL="0" distR="0" wp14:anchorId="622447C3" wp14:editId="24E1EFF7">
             <wp:extent cx="5596256" cy="4140454"/>
             <wp:effectExtent l="0" t="0" r="0" b="0"/>
             <wp:docPr id="5564" name="Picture 5564"/>
@@ -30768,7 +31073,7 @@
         <mc:AlternateContent>
           <mc:Choice Requires="wpg">
             <w:drawing>
-              <wp:anchor distT="0" distB="0" distL="114300" distR="114300" simplePos="0" relativeHeight="251659264" behindDoc="1" locked="0" layoutInCell="1" allowOverlap="1">
+              <wp:anchor distT="0" distB="0" distL="114300" distR="114300" simplePos="0" relativeHeight="251659264" behindDoc="1" locked="0" layoutInCell="1" allowOverlap="1" wp14:anchorId="0ABF8E55" wp14:editId="71C3FDCF">
                 <wp:simplePos x="0" y="0"/>
                 <wp:positionH relativeFrom="column">
                   <wp:posOffset>0</wp:posOffset>
@@ -31881,7 +32186,7 @@
           <w:noProof/>
         </w:rPr>
         <w:drawing>
-          <wp:inline distT="0" distB="0" distL="0" distR="0">
+          <wp:inline distT="0" distB="0" distL="0" distR="0" wp14:anchorId="06ECF17A" wp14:editId="4AF891C9">
             <wp:extent cx="5160645" cy="3374771"/>
             <wp:effectExtent l="0" t="0" r="0" b="0"/>
             <wp:docPr id="5792" name="Picture 5792"/>
@@ -31943,7 +32248,7 @@
           <w:noProof/>
         </w:rPr>
         <w:drawing>
-          <wp:inline distT="0" distB="0" distL="0" distR="0">
+          <wp:inline distT="0" distB="0" distL="0" distR="0" wp14:anchorId="3CFDBC43" wp14:editId="6D2C33EC">
             <wp:extent cx="6509385" cy="2411095"/>
             <wp:effectExtent l="0" t="0" r="0" b="0"/>
             <wp:docPr id="5794" name="Picture 5794"/>
@@ -32004,7 +32309,7 @@
           <w:noProof/>
         </w:rPr>
         <w:drawing>
-          <wp:inline distT="0" distB="0" distL="0" distR="0">
+          <wp:inline distT="0" distB="0" distL="0" distR="0" wp14:anchorId="53D0DFEA" wp14:editId="0F2B0587">
             <wp:extent cx="5165090" cy="3185160"/>
             <wp:effectExtent l="0" t="0" r="0" b="0"/>
             <wp:docPr id="5816" name="Picture 5816"/>
@@ -32077,7 +32382,7 @@
           <w:noProof/>
         </w:rPr>
         <w:drawing>
-          <wp:inline distT="0" distB="0" distL="0" distR="0">
+          <wp:inline distT="0" distB="0" distL="0" distR="0" wp14:anchorId="007FC6A4" wp14:editId="40F436B4">
             <wp:extent cx="6623558" cy="3094990"/>
             <wp:effectExtent l="0" t="0" r="0" b="0"/>
             <wp:docPr id="5818" name="Picture 5818"/>
@@ -32162,7 +32467,7 @@
           <w:noProof/>
         </w:rPr>
         <w:drawing>
-          <wp:inline distT="0" distB="0" distL="0" distR="0">
+          <wp:inline distT="0" distB="0" distL="0" distR="0" wp14:anchorId="73E368E9" wp14:editId="763CAFEC">
             <wp:extent cx="5585460" cy="3062605"/>
             <wp:effectExtent l="0" t="0" r="0" b="0"/>
             <wp:docPr id="5835" name="Picture 5835"/>
@@ -32236,7 +32541,7 @@
           <w:noProof/>
         </w:rPr>
         <w:drawing>
-          <wp:inline distT="0" distB="0" distL="0" distR="0">
+          <wp:inline distT="0" distB="0" distL="0" distR="0" wp14:anchorId="1135E58D" wp14:editId="5BB40C97">
             <wp:extent cx="5152009" cy="3826510"/>
             <wp:effectExtent l="0" t="0" r="0" b="0"/>
             <wp:docPr id="5837" name="Picture 5837"/>
@@ -32297,7 +32602,7 @@
           <w:noProof/>
         </w:rPr>
         <w:drawing>
-          <wp:inline distT="0" distB="0" distL="0" distR="0">
+          <wp:inline distT="0" distB="0" distL="0" distR="0" wp14:anchorId="2553E9CE" wp14:editId="1F3D3B5C">
             <wp:extent cx="4107815" cy="2706116"/>
             <wp:effectExtent l="0" t="0" r="0" b="0"/>
             <wp:docPr id="5855" name="Picture 5855"/>
@@ -32359,7 +32664,7 @@
           <w:noProof/>
         </w:rPr>
         <w:drawing>
-          <wp:inline distT="0" distB="0" distL="0" distR="0">
+          <wp:inline distT="0" distB="0" distL="0" distR="0" wp14:anchorId="0B1B02C1" wp14:editId="264560C9">
             <wp:extent cx="5943600" cy="3502025"/>
             <wp:effectExtent l="0" t="0" r="0" b="0"/>
             <wp:docPr id="5857" name="Picture 5857"/>
@@ -32469,7 +32774,7 @@
           <w:noProof/>
         </w:rPr>
         <w:drawing>
-          <wp:inline distT="0" distB="0" distL="0" distR="0">
+          <wp:inline distT="0" distB="0" distL="0" distR="0" wp14:anchorId="4E9EBB1D" wp14:editId="3A7D14F0">
             <wp:extent cx="6500368" cy="3248660"/>
             <wp:effectExtent l="0" t="0" r="0" b="0"/>
             <wp:docPr id="5877" name="Picture 5877"/>
@@ -32542,7 +32847,7 @@
           <w:noProof/>
         </w:rPr>
         <w:drawing>
-          <wp:inline distT="0" distB="0" distL="0" distR="0">
+          <wp:inline distT="0" distB="0" distL="0" distR="0" wp14:anchorId="6B990703" wp14:editId="68AEF766">
             <wp:extent cx="5943600" cy="3133090"/>
             <wp:effectExtent l="0" t="0" r="0" b="0"/>
             <wp:docPr id="5879" name="Picture 5879"/>
@@ -32628,7 +32933,7 @@
           <w:noProof/>
         </w:rPr>
         <w:drawing>
-          <wp:inline distT="0" distB="0" distL="0" distR="0">
+          <wp:inline distT="0" distB="0" distL="0" distR="0" wp14:anchorId="1B55E0E5" wp14:editId="48A166B1">
             <wp:extent cx="5943600" cy="2531110"/>
             <wp:effectExtent l="0" t="0" r="0" b="0"/>
             <wp:docPr id="5903" name="Picture 5903"/>
@@ -32701,7 +33006,7 @@
           <w:noProof/>
         </w:rPr>
         <w:drawing>
-          <wp:inline distT="0" distB="0" distL="0" distR="0">
+          <wp:inline distT="0" distB="0" distL="0" distR="0" wp14:anchorId="72ED624C" wp14:editId="17E10130">
             <wp:extent cx="5943600" cy="2392680"/>
             <wp:effectExtent l="0" t="0" r="0" b="0"/>
             <wp:docPr id="5905" name="Picture 5905"/>
@@ -32852,7 +33157,7 @@
           <w:noProof/>
         </w:rPr>
         <w:drawing>
-          <wp:inline distT="0" distB="0" distL="0" distR="0">
+          <wp:inline distT="0" distB="0" distL="0" distR="0" wp14:anchorId="2DF7406B" wp14:editId="016F0245">
             <wp:extent cx="4668139" cy="3186430"/>
             <wp:effectExtent l="0" t="0" r="0" b="0"/>
             <wp:docPr id="5922" name="Picture 5922"/>
@@ -32923,7 +33228,7 @@
           <w:noProof/>
         </w:rPr>
         <w:drawing>
-          <wp:inline distT="0" distB="0" distL="0" distR="0">
+          <wp:inline distT="0" distB="0" distL="0" distR="0" wp14:anchorId="1AB6C9CA" wp14:editId="7168111D">
             <wp:extent cx="3759200" cy="3550285"/>
             <wp:effectExtent l="0" t="0" r="0" b="0"/>
             <wp:docPr id="5924" name="Picture 5924"/>
@@ -32985,7 +33290,7 @@
           <w:noProof/>
         </w:rPr>
         <w:drawing>
-          <wp:inline distT="0" distB="0" distL="0" distR="0">
+          <wp:inline distT="0" distB="0" distL="0" distR="0" wp14:anchorId="40657CDC" wp14:editId="1073D4C6">
             <wp:extent cx="3861816" cy="3563620"/>
             <wp:effectExtent l="0" t="0" r="0" b="0"/>
             <wp:docPr id="5947" name="Picture 5947"/>
@@ -33066,7 +33371,7 @@
           <w:noProof/>
         </w:rPr>
         <w:drawing>
-          <wp:inline distT="0" distB="0" distL="0" distR="0">
+          <wp:inline distT="0" distB="0" distL="0" distR="0" wp14:anchorId="46B66308" wp14:editId="5E01FF19">
             <wp:extent cx="5943600" cy="2616200"/>
             <wp:effectExtent l="0" t="0" r="0" b="0"/>
             <wp:docPr id="5949" name="Picture 5949"/>
@@ -33163,7 +33468,7 @@
           <w:noProof/>
         </w:rPr>
         <w:drawing>
-          <wp:inline distT="0" distB="0" distL="0" distR="0">
+          <wp:inline distT="0" distB="0" distL="0" distR="0" wp14:anchorId="0DA45015" wp14:editId="73A0DB9D">
             <wp:extent cx="2942590" cy="2509393"/>
             <wp:effectExtent l="0" t="0" r="0" b="0"/>
             <wp:docPr id="5992" name="Picture 5992"/>
@@ -33224,7 +33529,7 @@
           <w:noProof/>
         </w:rPr>
         <w:drawing>
-          <wp:inline distT="0" distB="0" distL="0" distR="0">
+          <wp:inline distT="0" distB="0" distL="0" distR="0" wp14:anchorId="7D1619C1" wp14:editId="53E70DE7">
             <wp:extent cx="6453378" cy="2355215"/>
             <wp:effectExtent l="0" t="0" r="0" b="0"/>
             <wp:docPr id="5994" name="Picture 5994"/>
@@ -33388,21 +33693,7 @@
           <w:sz w:val="24"/>
         </w:rPr>
         <w:lastRenderedPageBreak/>
-        <w:t xml:space="preserve">Day 5–6: UI/UX wireframes in </w:t>
-      </w:r>
-      <w:proofErr w:type="spellStart"/>
-      <w:r>
-        <w:rPr>
-          <w:sz w:val="24"/>
-        </w:rPr>
-        <w:t>Figma</w:t>
-      </w:r>
-      <w:proofErr w:type="spellEnd"/>
-      <w:r>
-        <w:rPr>
-          <w:sz w:val="24"/>
-        </w:rPr>
-        <w:t xml:space="preserve"> (Tenant, Owner, Admin) Day 7: Final review of design documents </w:t>
+        <w:t xml:space="preserve">Day 5–6: UI/UX wireframes in Figma (Tenant, Owner, Admin) Day 7: Final review of design documents </w:t>
       </w:r>
     </w:p>
     <w:p>
@@ -34075,21 +34366,7 @@
         <w:rPr>
           <w:sz w:val="24"/>
         </w:rPr>
-        <w:t xml:space="preserve"> / </w:t>
-      </w:r>
-      <w:proofErr w:type="spellStart"/>
-      <w:r>
-        <w:rPr>
-          <w:sz w:val="24"/>
-        </w:rPr>
-        <w:t>Netlify</w:t>
-      </w:r>
-      <w:proofErr w:type="spellEnd"/>
-      <w:r>
-        <w:rPr>
-          <w:sz w:val="24"/>
-        </w:rPr>
-        <w:t xml:space="preserve">) </w:t>
+        <w:t xml:space="preserve"> / Netlify) </w:t>
       </w:r>
     </w:p>
     <w:p>
@@ -34470,7 +34747,7 @@
 </file>
 
 <file path=word/endnotes.xml><?xml version="1.0" encoding="utf-8"?>
-<w:endnotes xmlns:wpc="http://schemas.microsoft.com/office/word/2010/wordprocessingCanvas" xmlns:cx="http://schemas.microsoft.com/office/drawing/2014/chartex" xmlns:cx1="http://schemas.microsoft.com/office/drawing/2015/9/8/chartex" xmlns:cx2="http://schemas.microsoft.com/office/drawing/2015/10/21/chartex" xmlns:cx3="http://schemas.microsoft.com/office/drawing/2016/5/9/chartex" xmlns:cx4="http://schemas.microsoft.com/office/drawing/2016/5/10/chartex" xmlns:cx5="http://schemas.microsoft.com/office/drawing/2016/5/11/chartex" xmlns:cx6="http://schemas.microsoft.com/office/drawing/2016/5/12/chartex" xmlns:cx7="http://schemas.microsoft.com/office/drawing/2016/5/13/chartex" xmlns:cx8="http://schemas.microsoft.com/office/drawing/2016/5/14/chartex" xmlns:mc="http://schemas.openxmlformats.org/markup-compatibility/2006" xmlns:aink="http://schemas.microsoft.com/office/drawing/2016/ink" xmlns:am3d="http://schemas.microsoft.com/office/drawing/2017/model3d" xmlns:o="urn:schemas-microsoft-com:office:office" xmlns:r="http://schemas.openxmlformats.org/officeDocument/2006/relationships" xmlns:m="http://schemas.openxmlformats.org/officeDocument/2006/math" xmlns:v="urn:schemas-microsoft-com:vml" xmlns:wp14="http://schemas.microsoft.com/office/word/2010/wordprocessingDrawing" xmlns:wp="http://schemas.openxmlformats.org/drawingml/2006/wordprocessingDrawing" xmlns:w10="urn:schemas-microsoft-com:office:word" xmlns:w="http://schemas.openxmlformats.org/wordprocessingml/2006/main" xmlns:w14="http://schemas.microsoft.com/office/word/2010/wordml" xmlns:w15="http://schemas.microsoft.com/office/word/2012/wordml" xmlns:w16cid="http://schemas.microsoft.com/office/word/2016/wordml/cid" xmlns:w16se="http://schemas.microsoft.com/office/word/2015/wordml/symex" xmlns:wpg="http://schemas.microsoft.com/office/word/2010/wordprocessingGroup" xmlns:wpi="http://schemas.microsoft.com/office/word/2010/wordprocessingInk" xmlns:wne="http://schemas.microsoft.com/office/word/2006/wordml" xmlns:wps="http://schemas.microsoft.com/office/word/2010/wordprocessingShape" mc:Ignorable="w14 w15 w16se w16cid wp14">
+<w:endnotes xmlns:wpc="http://schemas.microsoft.com/office/word/2010/wordprocessingCanvas" xmlns:cx="http://schemas.microsoft.com/office/drawing/2014/chartex" xmlns:cx1="http://schemas.microsoft.com/office/drawing/2015/9/8/chartex" xmlns:cx2="http://schemas.microsoft.com/office/drawing/2015/10/21/chartex" xmlns:cx3="http://schemas.microsoft.com/office/drawing/2016/5/9/chartex" xmlns:cx4="http://schemas.microsoft.com/office/drawing/2016/5/10/chartex" xmlns:cx5="http://schemas.microsoft.com/office/drawing/2016/5/11/chartex" xmlns:cx6="http://schemas.microsoft.com/office/drawing/2016/5/12/chartex" xmlns:cx7="http://schemas.microsoft.com/office/drawing/2016/5/13/chartex" xmlns:cx8="http://schemas.microsoft.com/office/drawing/2016/5/14/chartex" xmlns:mc="http://schemas.openxmlformats.org/markup-compatibility/2006" xmlns:aink="http://schemas.microsoft.com/office/drawing/2016/ink" xmlns:am3d="http://schemas.microsoft.com/office/drawing/2017/model3d" xmlns:o="urn:schemas-microsoft-com:office:office" xmlns:oel="http://schemas.microsoft.com/office/2019/extlst" xmlns:r="http://schemas.openxmlformats.org/officeDocument/2006/relationships" xmlns:m="http://schemas.openxmlformats.org/officeDocument/2006/math" xmlns:v="urn:schemas-microsoft-com:vml" xmlns:wp14="http://schemas.microsoft.com/office/word/2010/wordprocessingDrawing" xmlns:wp="http://schemas.openxmlformats.org/drawingml/2006/wordprocessingDrawing" xmlns:w10="urn:schemas-microsoft-com:office:word" xmlns:w="http://schemas.openxmlformats.org/wordprocessingml/2006/main" xmlns:w14="http://schemas.microsoft.com/office/word/2010/wordml" xmlns:w15="http://schemas.microsoft.com/office/word/2012/wordml" xmlns:w16cex="http://schemas.microsoft.com/office/word/2018/wordml/cex" xmlns:w16cid="http://schemas.microsoft.com/office/word/2016/wordml/cid" xmlns:w16="http://schemas.microsoft.com/office/word/2018/wordml" xmlns:w16du="http://schemas.microsoft.com/office/word/2023/wordml/word16du" xmlns:w16sdtdh="http://schemas.microsoft.com/office/word/2020/wordml/sdtdatahash" xmlns:w16sdtfl="http://schemas.microsoft.com/office/word/2024/wordml/sdtformatlock" xmlns:w16se="http://schemas.microsoft.com/office/word/2015/wordml/symex" xmlns:wpg="http://schemas.microsoft.com/office/word/2010/wordprocessingGroup" xmlns:wpi="http://schemas.microsoft.com/office/word/2010/wordprocessingInk" xmlns:wne="http://schemas.microsoft.com/office/word/2006/wordml" xmlns:wps="http://schemas.microsoft.com/office/word/2010/wordprocessingShape" mc:Ignorable="w14 w15 w16se w16cid w16 w16cex w16sdtdh w16sdtfl w16du wp14">
   <w:endnote w:type="separator" w:id="-1">
     <w:p>
       <w:pPr>
@@ -34495,7 +34772,7 @@
 </file>
 
 <file path=word/footer1.xml><?xml version="1.0" encoding="utf-8"?>
-<w:ftr xmlns:wpc="http://schemas.microsoft.com/office/word/2010/wordprocessingCanvas" xmlns:cx="http://schemas.microsoft.com/office/drawing/2014/chartex" xmlns:cx1="http://schemas.microsoft.com/office/drawing/2015/9/8/chartex" xmlns:cx2="http://schemas.microsoft.com/office/drawing/2015/10/21/chartex" xmlns:cx3="http://schemas.microsoft.com/office/drawing/2016/5/9/chartex" xmlns:cx4="http://schemas.microsoft.com/office/drawing/2016/5/10/chartex" xmlns:cx5="http://schemas.microsoft.com/office/drawing/2016/5/11/chartex" xmlns:cx6="http://schemas.microsoft.com/office/drawing/2016/5/12/chartex" xmlns:cx7="http://schemas.microsoft.com/office/drawing/2016/5/13/chartex" xmlns:cx8="http://schemas.microsoft.com/office/drawing/2016/5/14/chartex" xmlns:mc="http://schemas.openxmlformats.org/markup-compatibility/2006" xmlns:aink="http://schemas.microsoft.com/office/drawing/2016/ink" xmlns:am3d="http://schemas.microsoft.com/office/drawing/2017/model3d" xmlns:o="urn:schemas-microsoft-com:office:office" xmlns:r="http://schemas.openxmlformats.org/officeDocument/2006/relationships" xmlns:m="http://schemas.openxmlformats.org/officeDocument/2006/math" xmlns:v="urn:schemas-microsoft-com:vml" xmlns:wp14="http://schemas.microsoft.com/office/word/2010/wordprocessingDrawing" xmlns:wp="http://schemas.openxmlformats.org/drawingml/2006/wordprocessingDrawing" xmlns:w10="urn:schemas-microsoft-com:office:word" xmlns:w="http://schemas.openxmlformats.org/wordprocessingml/2006/main" xmlns:w14="http://schemas.microsoft.com/office/word/2010/wordml" xmlns:w15="http://schemas.microsoft.com/office/word/2012/wordml" xmlns:w16cid="http://schemas.microsoft.com/office/word/2016/wordml/cid" xmlns:w16se="http://schemas.microsoft.com/office/word/2015/wordml/symex" xmlns:wpg="http://schemas.microsoft.com/office/word/2010/wordprocessingGroup" xmlns:wpi="http://schemas.microsoft.com/office/word/2010/wordprocessingInk" xmlns:wne="http://schemas.microsoft.com/office/word/2006/wordml" xmlns:wps="http://schemas.microsoft.com/office/word/2010/wordprocessingShape" mc:Ignorable="w14 w15 w16se w16cid wp14">
+<w:ftr xmlns:wpc="http://schemas.microsoft.com/office/word/2010/wordprocessingCanvas" xmlns:cx="http://schemas.microsoft.com/office/drawing/2014/chartex" xmlns:cx1="http://schemas.microsoft.com/office/drawing/2015/9/8/chartex" xmlns:cx2="http://schemas.microsoft.com/office/drawing/2015/10/21/chartex" xmlns:cx3="http://schemas.microsoft.com/office/drawing/2016/5/9/chartex" xmlns:cx4="http://schemas.microsoft.com/office/drawing/2016/5/10/chartex" xmlns:cx5="http://schemas.microsoft.com/office/drawing/2016/5/11/chartex" xmlns:cx6="http://schemas.microsoft.com/office/drawing/2016/5/12/chartex" xmlns:cx7="http://schemas.microsoft.com/office/drawing/2016/5/13/chartex" xmlns:cx8="http://schemas.microsoft.com/office/drawing/2016/5/14/chartex" xmlns:mc="http://schemas.openxmlformats.org/markup-compatibility/2006" xmlns:aink="http://schemas.microsoft.com/office/drawing/2016/ink" xmlns:am3d="http://schemas.microsoft.com/office/drawing/2017/model3d" xmlns:o="urn:schemas-microsoft-com:office:office" xmlns:oel="http://schemas.microsoft.com/office/2019/extlst" xmlns:r="http://schemas.openxmlformats.org/officeDocument/2006/relationships" xmlns:m="http://schemas.openxmlformats.org/officeDocument/2006/math" xmlns:v="urn:schemas-microsoft-com:vml" xmlns:wp14="http://schemas.microsoft.com/office/word/2010/wordprocessingDrawing" xmlns:wp="http://schemas.openxmlformats.org/drawingml/2006/wordprocessingDrawing" xmlns:w10="urn:schemas-microsoft-com:office:word" xmlns:w="http://schemas.openxmlformats.org/wordprocessingml/2006/main" xmlns:w14="http://schemas.microsoft.com/office/word/2010/wordml" xmlns:w15="http://schemas.microsoft.com/office/word/2012/wordml" xmlns:w16cex="http://schemas.microsoft.com/office/word/2018/wordml/cex" xmlns:w16cid="http://schemas.microsoft.com/office/word/2016/wordml/cid" xmlns:w16="http://schemas.microsoft.com/office/word/2018/wordml" xmlns:w16du="http://schemas.microsoft.com/office/word/2023/wordml/word16du" xmlns:w16sdtdh="http://schemas.microsoft.com/office/word/2020/wordml/sdtdatahash" xmlns:w16sdtfl="http://schemas.microsoft.com/office/word/2024/wordml/sdtformatlock" xmlns:w16se="http://schemas.microsoft.com/office/word/2015/wordml/symex" xmlns:wpg="http://schemas.microsoft.com/office/word/2010/wordprocessingGroup" xmlns:wpi="http://schemas.microsoft.com/office/word/2010/wordprocessingInk" xmlns:wne="http://schemas.microsoft.com/office/word/2006/wordml" xmlns:wps="http://schemas.microsoft.com/office/word/2010/wordprocessingShape" mc:Ignorable="w14 w15 w16se w16cid w16 w16cex w16sdtdh w16sdtfl w16du wp14">
   <w:p>
     <w:pPr>
       <w:spacing w:after="0"/>
@@ -34545,7 +34822,7 @@
 </file>
 
 <file path=word/footer2.xml><?xml version="1.0" encoding="utf-8"?>
-<w:ftr xmlns:wpc="http://schemas.microsoft.com/office/word/2010/wordprocessingCanvas" xmlns:cx="http://schemas.microsoft.com/office/drawing/2014/chartex" xmlns:cx1="http://schemas.microsoft.com/office/drawing/2015/9/8/chartex" xmlns:cx2="http://schemas.microsoft.com/office/drawing/2015/10/21/chartex" xmlns:cx3="http://schemas.microsoft.com/office/drawing/2016/5/9/chartex" xmlns:cx4="http://schemas.microsoft.com/office/drawing/2016/5/10/chartex" xmlns:cx5="http://schemas.microsoft.com/office/drawing/2016/5/11/chartex" xmlns:cx6="http://schemas.microsoft.com/office/drawing/2016/5/12/chartex" xmlns:cx7="http://schemas.microsoft.com/office/drawing/2016/5/13/chartex" xmlns:cx8="http://schemas.microsoft.com/office/drawing/2016/5/14/chartex" xmlns:mc="http://schemas.openxmlformats.org/markup-compatibility/2006" xmlns:aink="http://schemas.microsoft.com/office/drawing/2016/ink" xmlns:am3d="http://schemas.microsoft.com/office/drawing/2017/model3d" xmlns:o="urn:schemas-microsoft-com:office:office" xmlns:r="http://schemas.openxmlformats.org/officeDocument/2006/relationships" xmlns:m="http://schemas.openxmlformats.org/officeDocument/2006/math" xmlns:v="urn:schemas-microsoft-com:vml" xmlns:wp14="http://schemas.microsoft.com/office/word/2010/wordprocessingDrawing" xmlns:wp="http://schemas.openxmlformats.org/drawingml/2006/wordprocessingDrawing" xmlns:w10="urn:schemas-microsoft-com:office:word" xmlns:w="http://schemas.openxmlformats.org/wordprocessingml/2006/main" xmlns:w14="http://schemas.microsoft.com/office/word/2010/wordml" xmlns:w15="http://schemas.microsoft.com/office/word/2012/wordml" xmlns:w16cid="http://schemas.microsoft.com/office/word/2016/wordml/cid" xmlns:w16se="http://schemas.microsoft.com/office/word/2015/wordml/symex" xmlns:wpg="http://schemas.microsoft.com/office/word/2010/wordprocessingGroup" xmlns:wpi="http://schemas.microsoft.com/office/word/2010/wordprocessingInk" xmlns:wne="http://schemas.microsoft.com/office/word/2006/wordml" xmlns:wps="http://schemas.microsoft.com/office/word/2010/wordprocessingShape" mc:Ignorable="w14 w15 w16se w16cid wp14">
+<w:ftr xmlns:wpc="http://schemas.microsoft.com/office/word/2010/wordprocessingCanvas" xmlns:cx="http://schemas.microsoft.com/office/drawing/2014/chartex" xmlns:cx1="http://schemas.microsoft.com/office/drawing/2015/9/8/chartex" xmlns:cx2="http://schemas.microsoft.com/office/drawing/2015/10/21/chartex" xmlns:cx3="http://schemas.microsoft.com/office/drawing/2016/5/9/chartex" xmlns:cx4="http://schemas.microsoft.com/office/drawing/2016/5/10/chartex" xmlns:cx5="http://schemas.microsoft.com/office/drawing/2016/5/11/chartex" xmlns:cx6="http://schemas.microsoft.com/office/drawing/2016/5/12/chartex" xmlns:cx7="http://schemas.microsoft.com/office/drawing/2016/5/13/chartex" xmlns:cx8="http://schemas.microsoft.com/office/drawing/2016/5/14/chartex" xmlns:mc="http://schemas.openxmlformats.org/markup-compatibility/2006" xmlns:aink="http://schemas.microsoft.com/office/drawing/2016/ink" xmlns:am3d="http://schemas.microsoft.com/office/drawing/2017/model3d" xmlns:o="urn:schemas-microsoft-com:office:office" xmlns:oel="http://schemas.microsoft.com/office/2019/extlst" xmlns:r="http://schemas.openxmlformats.org/officeDocument/2006/relationships" xmlns:m="http://schemas.openxmlformats.org/officeDocument/2006/math" xmlns:v="urn:schemas-microsoft-com:vml" xmlns:wp14="http://schemas.microsoft.com/office/word/2010/wordprocessingDrawing" xmlns:wp="http://schemas.openxmlformats.org/drawingml/2006/wordprocessingDrawing" xmlns:w10="urn:schemas-microsoft-com:office:word" xmlns:w="http://schemas.openxmlformats.org/wordprocessingml/2006/main" xmlns:w14="http://schemas.microsoft.com/office/word/2010/wordml" xmlns:w15="http://schemas.microsoft.com/office/word/2012/wordml" xmlns:w16cex="http://schemas.microsoft.com/office/word/2018/wordml/cex" xmlns:w16cid="http://schemas.microsoft.com/office/word/2016/wordml/cid" xmlns:w16="http://schemas.microsoft.com/office/word/2018/wordml" xmlns:w16du="http://schemas.microsoft.com/office/word/2023/wordml/word16du" xmlns:w16sdtdh="http://schemas.microsoft.com/office/word/2020/wordml/sdtdatahash" xmlns:w16sdtfl="http://schemas.microsoft.com/office/word/2024/wordml/sdtformatlock" xmlns:w16se="http://schemas.microsoft.com/office/word/2015/wordml/symex" xmlns:wpg="http://schemas.microsoft.com/office/word/2010/wordprocessingGroup" xmlns:wpi="http://schemas.microsoft.com/office/word/2010/wordprocessingInk" xmlns:wne="http://schemas.microsoft.com/office/word/2006/wordml" xmlns:wps="http://schemas.microsoft.com/office/word/2010/wordprocessingShape" mc:Ignorable="w14 w15 w16se w16cid w16 w16cex w16sdtdh w16sdtfl w16du wp14">
   <w:p>
     <w:pPr>
       <w:spacing w:after="0"/>
@@ -34595,7 +34872,7 @@
 </file>
 
 <file path=word/footer3.xml><?xml version="1.0" encoding="utf-8"?>
-<w:ftr xmlns:wpc="http://schemas.microsoft.com/office/word/2010/wordprocessingCanvas" xmlns:cx="http://schemas.microsoft.com/office/drawing/2014/chartex" xmlns:cx1="http://schemas.microsoft.com/office/drawing/2015/9/8/chartex" xmlns:cx2="http://schemas.microsoft.com/office/drawing/2015/10/21/chartex" xmlns:cx3="http://schemas.microsoft.com/office/drawing/2016/5/9/chartex" xmlns:cx4="http://schemas.microsoft.com/office/drawing/2016/5/10/chartex" xmlns:cx5="http://schemas.microsoft.com/office/drawing/2016/5/11/chartex" xmlns:cx6="http://schemas.microsoft.com/office/drawing/2016/5/12/chartex" xmlns:cx7="http://schemas.microsoft.com/office/drawing/2016/5/13/chartex" xmlns:cx8="http://schemas.microsoft.com/office/drawing/2016/5/14/chartex" xmlns:mc="http://schemas.openxmlformats.org/markup-compatibility/2006" xmlns:aink="http://schemas.microsoft.com/office/drawing/2016/ink" xmlns:am3d="http://schemas.microsoft.com/office/drawing/2017/model3d" xmlns:o="urn:schemas-microsoft-com:office:office" xmlns:r="http://schemas.openxmlformats.org/officeDocument/2006/relationships" xmlns:m="http://schemas.openxmlformats.org/officeDocument/2006/math" xmlns:v="urn:schemas-microsoft-com:vml" xmlns:wp14="http://schemas.microsoft.com/office/word/2010/wordprocessingDrawing" xmlns:wp="http://schemas.openxmlformats.org/drawingml/2006/wordprocessingDrawing" xmlns:w10="urn:schemas-microsoft-com:office:word" xmlns:w="http://schemas.openxmlformats.org/wordprocessingml/2006/main" xmlns:w14="http://schemas.microsoft.com/office/word/2010/wordml" xmlns:w15="http://schemas.microsoft.com/office/word/2012/wordml" xmlns:w16cid="http://schemas.microsoft.com/office/word/2016/wordml/cid" xmlns:w16se="http://schemas.microsoft.com/office/word/2015/wordml/symex" xmlns:wpg="http://schemas.microsoft.com/office/word/2010/wordprocessingGroup" xmlns:wpi="http://schemas.microsoft.com/office/word/2010/wordprocessingInk" xmlns:wne="http://schemas.microsoft.com/office/word/2006/wordml" xmlns:wps="http://schemas.microsoft.com/office/word/2010/wordprocessingShape" mc:Ignorable="w14 w15 w16se w16cid wp14">
+<w:ftr xmlns:wpc="http://schemas.microsoft.com/office/word/2010/wordprocessingCanvas" xmlns:cx="http://schemas.microsoft.com/office/drawing/2014/chartex" xmlns:cx1="http://schemas.microsoft.com/office/drawing/2015/9/8/chartex" xmlns:cx2="http://schemas.microsoft.com/office/drawing/2015/10/21/chartex" xmlns:cx3="http://schemas.microsoft.com/office/drawing/2016/5/9/chartex" xmlns:cx4="http://schemas.microsoft.com/office/drawing/2016/5/10/chartex" xmlns:cx5="http://schemas.microsoft.com/office/drawing/2016/5/11/chartex" xmlns:cx6="http://schemas.microsoft.com/office/drawing/2016/5/12/chartex" xmlns:cx7="http://schemas.microsoft.com/office/drawing/2016/5/13/chartex" xmlns:cx8="http://schemas.microsoft.com/office/drawing/2016/5/14/chartex" xmlns:mc="http://schemas.openxmlformats.org/markup-compatibility/2006" xmlns:aink="http://schemas.microsoft.com/office/drawing/2016/ink" xmlns:am3d="http://schemas.microsoft.com/office/drawing/2017/model3d" xmlns:o="urn:schemas-microsoft-com:office:office" xmlns:oel="http://schemas.microsoft.com/office/2019/extlst" xmlns:r="http://schemas.openxmlformats.org/officeDocument/2006/relationships" xmlns:m="http://schemas.openxmlformats.org/officeDocument/2006/math" xmlns:v="urn:schemas-microsoft-com:vml" xmlns:wp14="http://schemas.microsoft.com/office/word/2010/wordprocessingDrawing" xmlns:wp="http://schemas.openxmlformats.org/drawingml/2006/wordprocessingDrawing" xmlns:w10="urn:schemas-microsoft-com:office:word" xmlns:w="http://schemas.openxmlformats.org/wordprocessingml/2006/main" xmlns:w14="http://schemas.microsoft.com/office/word/2010/wordml" xmlns:w15="http://schemas.microsoft.com/office/word/2012/wordml" xmlns:w16cex="http://schemas.microsoft.com/office/word/2018/wordml/cex" xmlns:w16cid="http://schemas.microsoft.com/office/word/2016/wordml/cid" xmlns:w16="http://schemas.microsoft.com/office/word/2018/wordml" xmlns:w16du="http://schemas.microsoft.com/office/word/2023/wordml/word16du" xmlns:w16sdtdh="http://schemas.microsoft.com/office/word/2020/wordml/sdtdatahash" xmlns:w16sdtfl="http://schemas.microsoft.com/office/word/2024/wordml/sdtformatlock" xmlns:w16se="http://schemas.microsoft.com/office/word/2015/wordml/symex" xmlns:wpg="http://schemas.microsoft.com/office/word/2010/wordprocessingGroup" xmlns:wpi="http://schemas.microsoft.com/office/word/2010/wordprocessingInk" xmlns:wne="http://schemas.microsoft.com/office/word/2006/wordml" xmlns:wps="http://schemas.microsoft.com/office/word/2010/wordprocessingShape" mc:Ignorable="w14 w15 w16se w16cid w16 w16cex w16sdtdh w16sdtfl w16du wp14">
   <w:p>
     <w:pPr>
       <w:spacing w:after="0"/>
@@ -34645,7 +34922,7 @@
 </file>
 
 <file path=word/footnotes.xml><?xml version="1.0" encoding="utf-8"?>
-<w:footnotes xmlns:wpc="http://schemas.microsoft.com/office/word/2010/wordprocessingCanvas" xmlns:cx="http://schemas.microsoft.com/office/drawing/2014/chartex" xmlns:cx1="http://schemas.microsoft.com/office/drawing/2015/9/8/chartex" xmlns:cx2="http://schemas.microsoft.com/office/drawing/2015/10/21/chartex" xmlns:cx3="http://schemas.microsoft.com/office/drawing/2016/5/9/chartex" xmlns:cx4="http://schemas.microsoft.com/office/drawing/2016/5/10/chartex" xmlns:cx5="http://schemas.microsoft.com/office/drawing/2016/5/11/chartex" xmlns:cx6="http://schemas.microsoft.com/office/drawing/2016/5/12/chartex" xmlns:cx7="http://schemas.microsoft.com/office/drawing/2016/5/13/chartex" xmlns:cx8="http://schemas.microsoft.com/office/drawing/2016/5/14/chartex" xmlns:mc="http://schemas.openxmlformats.org/markup-compatibility/2006" xmlns:aink="http://schemas.microsoft.com/office/drawing/2016/ink" xmlns:am3d="http://schemas.microsoft.com/office/drawing/2017/model3d" xmlns:o="urn:schemas-microsoft-com:office:office" xmlns:r="http://schemas.openxmlformats.org/officeDocument/2006/relationships" xmlns:m="http://schemas.openxmlformats.org/officeDocument/2006/math" xmlns:v="urn:schemas-microsoft-com:vml" xmlns:wp14="http://schemas.microsoft.com/office/word/2010/wordprocessingDrawing" xmlns:wp="http://schemas.openxmlformats.org/drawingml/2006/wordprocessingDrawing" xmlns:w10="urn:schemas-microsoft-com:office:word" xmlns:w="http://schemas.openxmlformats.org/wordprocessingml/2006/main" xmlns:w14="http://schemas.microsoft.com/office/word/2010/wordml" xmlns:w15="http://schemas.microsoft.com/office/word/2012/wordml" xmlns:w16cid="http://schemas.microsoft.com/office/word/2016/wordml/cid" xmlns:w16se="http://schemas.microsoft.com/office/word/2015/wordml/symex" xmlns:wpg="http://schemas.microsoft.com/office/word/2010/wordprocessingGroup" xmlns:wpi="http://schemas.microsoft.com/office/word/2010/wordprocessingInk" xmlns:wne="http://schemas.microsoft.com/office/word/2006/wordml" xmlns:wps="http://schemas.microsoft.com/office/word/2010/wordprocessingShape" mc:Ignorable="w14 w15 w16se w16cid wp14">
+<w:footnotes xmlns:wpc="http://schemas.microsoft.com/office/word/2010/wordprocessingCanvas" xmlns:cx="http://schemas.microsoft.com/office/drawing/2014/chartex" xmlns:cx1="http://schemas.microsoft.com/office/drawing/2015/9/8/chartex" xmlns:cx2="http://schemas.microsoft.com/office/drawing/2015/10/21/chartex" xmlns:cx3="http://schemas.microsoft.com/office/drawing/2016/5/9/chartex" xmlns:cx4="http://schemas.microsoft.com/office/drawing/2016/5/10/chartex" xmlns:cx5="http://schemas.microsoft.com/office/drawing/2016/5/11/chartex" xmlns:cx6="http://schemas.microsoft.com/office/drawing/2016/5/12/chartex" xmlns:cx7="http://schemas.microsoft.com/office/drawing/2016/5/13/chartex" xmlns:cx8="http://schemas.microsoft.com/office/drawing/2016/5/14/chartex" xmlns:mc="http://schemas.openxmlformats.org/markup-compatibility/2006" xmlns:aink="http://schemas.microsoft.com/office/drawing/2016/ink" xmlns:am3d="http://schemas.microsoft.com/office/drawing/2017/model3d" xmlns:o="urn:schemas-microsoft-com:office:office" xmlns:oel="http://schemas.microsoft.com/office/2019/extlst" xmlns:r="http://schemas.openxmlformats.org/officeDocument/2006/relationships" xmlns:m="http://schemas.openxmlformats.org/officeDocument/2006/math" xmlns:v="urn:schemas-microsoft-com:vml" xmlns:wp14="http://schemas.microsoft.com/office/word/2010/wordprocessingDrawing" xmlns:wp="http://schemas.openxmlformats.org/drawingml/2006/wordprocessingDrawing" xmlns:w10="urn:schemas-microsoft-com:office:word" xmlns:w="http://schemas.openxmlformats.org/wordprocessingml/2006/main" xmlns:w14="http://schemas.microsoft.com/office/word/2010/wordml" xmlns:w15="http://schemas.microsoft.com/office/word/2012/wordml" xmlns:w16cex="http://schemas.microsoft.com/office/word/2018/wordml/cex" xmlns:w16cid="http://schemas.microsoft.com/office/word/2016/wordml/cid" xmlns:w16="http://schemas.microsoft.com/office/word/2018/wordml" xmlns:w16du="http://schemas.microsoft.com/office/word/2023/wordml/word16du" xmlns:w16sdtdh="http://schemas.microsoft.com/office/word/2020/wordml/sdtdatahash" xmlns:w16sdtfl="http://schemas.microsoft.com/office/word/2024/wordml/sdtformatlock" xmlns:w16se="http://schemas.microsoft.com/office/word/2015/wordml/symex" xmlns:wpg="http://schemas.microsoft.com/office/word/2010/wordprocessingGroup" xmlns:wpi="http://schemas.microsoft.com/office/word/2010/wordprocessingInk" xmlns:wne="http://schemas.microsoft.com/office/word/2006/wordml" xmlns:wps="http://schemas.microsoft.com/office/word/2010/wordprocessingShape" mc:Ignorable="w14 w15 w16se w16cid w16 w16cex w16sdtdh w16sdtfl w16du wp14">
   <w:footnote w:type="separator" w:id="-1">
     <w:p>
       <w:pPr>
@@ -34670,7 +34947,7 @@
 </file>
 
 <file path=word/numbering.xml><?xml version="1.0" encoding="utf-8"?>
-<w:numbering xmlns:wpc="http://schemas.microsoft.com/office/word/2010/wordprocessingCanvas" xmlns:cx="http://schemas.microsoft.com/office/drawing/2014/chartex" xmlns:cx1="http://schemas.microsoft.com/office/drawing/2015/9/8/chartex" xmlns:cx2="http://schemas.microsoft.com/office/drawing/2015/10/21/chartex" xmlns:cx3="http://schemas.microsoft.com/office/drawing/2016/5/9/chartex" xmlns:cx4="http://schemas.microsoft.com/office/drawing/2016/5/10/chartex" xmlns:cx5="http://schemas.microsoft.com/office/drawing/2016/5/11/chartex" xmlns:cx6="http://schemas.microsoft.com/office/drawing/2016/5/12/chartex" xmlns:cx7="http://schemas.microsoft.com/office/drawing/2016/5/13/chartex" xmlns:cx8="http://schemas.microsoft.com/office/drawing/2016/5/14/chartex" xmlns:mc="http://schemas.openxmlformats.org/markup-compatibility/2006" xmlns:aink="http://schemas.microsoft.com/office/drawing/2016/ink" xmlns:am3d="http://schemas.microsoft.com/office/drawing/2017/model3d" xmlns:o="urn:schemas-microsoft-com:office:office" xmlns:r="http://schemas.openxmlformats.org/officeDocument/2006/relationships" xmlns:m="http://schemas.openxmlformats.org/officeDocument/2006/math" xmlns:v="urn:schemas-microsoft-com:vml" xmlns:wp14="http://schemas.microsoft.com/office/word/2010/wordprocessingDrawing" xmlns:wp="http://schemas.openxmlformats.org/drawingml/2006/wordprocessingDrawing" xmlns:w10="urn:schemas-microsoft-com:office:word" xmlns:w="http://schemas.openxmlformats.org/wordprocessingml/2006/main" xmlns:w14="http://schemas.microsoft.com/office/word/2010/wordml" xmlns:w15="http://schemas.microsoft.com/office/word/2012/wordml" xmlns:w16cid="http://schemas.microsoft.com/office/word/2016/wordml/cid" xmlns:w16se="http://schemas.microsoft.com/office/word/2015/wordml/symex" xmlns:wpg="http://schemas.microsoft.com/office/word/2010/wordprocessingGroup" xmlns:wpi="http://schemas.microsoft.com/office/word/2010/wordprocessingInk" xmlns:wne="http://schemas.microsoft.com/office/word/2006/wordml" xmlns:wps="http://schemas.microsoft.com/office/word/2010/wordprocessingShape" mc:Ignorable="w14 w15 w16se w16cid wp14">
+<w:numbering xmlns:wpc="http://schemas.microsoft.com/office/word/2010/wordprocessingCanvas" xmlns:cx="http://schemas.microsoft.com/office/drawing/2014/chartex" xmlns:cx1="http://schemas.microsoft.com/office/drawing/2015/9/8/chartex" xmlns:cx2="http://schemas.microsoft.com/office/drawing/2015/10/21/chartex" xmlns:cx3="http://schemas.microsoft.com/office/drawing/2016/5/9/chartex" xmlns:cx4="http://schemas.microsoft.com/office/drawing/2016/5/10/chartex" xmlns:cx5="http://schemas.microsoft.com/office/drawing/2016/5/11/chartex" xmlns:cx6="http://schemas.microsoft.com/office/drawing/2016/5/12/chartex" xmlns:cx7="http://schemas.microsoft.com/office/drawing/2016/5/13/chartex" xmlns:cx8="http://schemas.microsoft.com/office/drawing/2016/5/14/chartex" xmlns:mc="http://schemas.openxmlformats.org/markup-compatibility/2006" xmlns:aink="http://schemas.microsoft.com/office/drawing/2016/ink" xmlns:am3d="http://schemas.microsoft.com/office/drawing/2017/model3d" xmlns:o="urn:schemas-microsoft-com:office:office" xmlns:oel="http://schemas.microsoft.com/office/2019/extlst" xmlns:r="http://schemas.openxmlformats.org/officeDocument/2006/relationships" xmlns:m="http://schemas.openxmlformats.org/officeDocument/2006/math" xmlns:v="urn:schemas-microsoft-com:vml" xmlns:wp14="http://schemas.microsoft.com/office/word/2010/wordprocessingDrawing" xmlns:wp="http://schemas.openxmlformats.org/drawingml/2006/wordprocessingDrawing" xmlns:w10="urn:schemas-microsoft-com:office:word" xmlns:w="http://schemas.openxmlformats.org/wordprocessingml/2006/main" xmlns:w14="http://schemas.microsoft.com/office/word/2010/wordml" xmlns:w15="http://schemas.microsoft.com/office/word/2012/wordml" xmlns:w16cex="http://schemas.microsoft.com/office/word/2018/wordml/cex" xmlns:w16cid="http://schemas.microsoft.com/office/word/2016/wordml/cid" xmlns:w16="http://schemas.microsoft.com/office/word/2018/wordml" xmlns:w16du="http://schemas.microsoft.com/office/word/2023/wordml/word16du" xmlns:w16sdtdh="http://schemas.microsoft.com/office/word/2020/wordml/sdtdatahash" xmlns:w16sdtfl="http://schemas.microsoft.com/office/word/2024/wordml/sdtformatlock" xmlns:w16se="http://schemas.microsoft.com/office/word/2015/wordml/symex" xmlns:wpg="http://schemas.microsoft.com/office/word/2010/wordprocessingGroup" xmlns:wpi="http://schemas.microsoft.com/office/word/2010/wordprocessingInk" xmlns:wne="http://schemas.microsoft.com/office/word/2006/wordml" xmlns:wps="http://schemas.microsoft.com/office/word/2010/wordprocessingShape" mc:Ignorable="w14 w15 w16se w16cid w16 w16cex w16sdtdh w16sdtfl w16du wp14">
   <w:abstractNum w:abstractNumId="0" w15:restartNumberingAfterBreak="0">
     <w:nsid w:val="04212210"/>
     <w:multiLevelType w:val="hybridMultilevel"/>
@@ -40829,98 +41106,98 @@
       </w:rPr>
     </w:lvl>
   </w:abstractNum>
-  <w:num w:numId="1">
+  <w:num w:numId="1" w16cid:durableId="525948453">
     <w:abstractNumId w:val="9"/>
   </w:num>
-  <w:num w:numId="2">
+  <w:num w:numId="2" w16cid:durableId="2143695292">
     <w:abstractNumId w:val="22"/>
   </w:num>
-  <w:num w:numId="3">
+  <w:num w:numId="3" w16cid:durableId="1589384489">
     <w:abstractNumId w:val="23"/>
   </w:num>
-  <w:num w:numId="4">
+  <w:num w:numId="4" w16cid:durableId="394008725">
     <w:abstractNumId w:val="4"/>
   </w:num>
-  <w:num w:numId="5">
+  <w:num w:numId="5" w16cid:durableId="421148382">
     <w:abstractNumId w:val="2"/>
   </w:num>
-  <w:num w:numId="6">
+  <w:num w:numId="6" w16cid:durableId="950550819">
     <w:abstractNumId w:val="25"/>
   </w:num>
-  <w:num w:numId="7">
+  <w:num w:numId="7" w16cid:durableId="1895457860">
     <w:abstractNumId w:val="14"/>
   </w:num>
-  <w:num w:numId="8">
+  <w:num w:numId="8" w16cid:durableId="1708792325">
     <w:abstractNumId w:val="26"/>
   </w:num>
-  <w:num w:numId="9">
+  <w:num w:numId="9" w16cid:durableId="1837068525">
     <w:abstractNumId w:val="20"/>
   </w:num>
-  <w:num w:numId="10">
+  <w:num w:numId="10" w16cid:durableId="1456950752">
     <w:abstractNumId w:val="27"/>
   </w:num>
-  <w:num w:numId="11">
+  <w:num w:numId="11" w16cid:durableId="716666052">
     <w:abstractNumId w:val="21"/>
   </w:num>
-  <w:num w:numId="12">
+  <w:num w:numId="12" w16cid:durableId="158741622">
     <w:abstractNumId w:val="0"/>
   </w:num>
-  <w:num w:numId="13">
+  <w:num w:numId="13" w16cid:durableId="1465391452">
     <w:abstractNumId w:val="12"/>
   </w:num>
-  <w:num w:numId="14">
+  <w:num w:numId="14" w16cid:durableId="655642992">
     <w:abstractNumId w:val="5"/>
   </w:num>
-  <w:num w:numId="15">
+  <w:num w:numId="15" w16cid:durableId="666397652">
     <w:abstractNumId w:val="24"/>
   </w:num>
-  <w:num w:numId="16">
+  <w:num w:numId="16" w16cid:durableId="787823570">
     <w:abstractNumId w:val="3"/>
   </w:num>
-  <w:num w:numId="17">
+  <w:num w:numId="17" w16cid:durableId="2063795042">
     <w:abstractNumId w:val="18"/>
   </w:num>
-  <w:num w:numId="18">
+  <w:num w:numId="18" w16cid:durableId="487327176">
     <w:abstractNumId w:val="11"/>
   </w:num>
-  <w:num w:numId="19">
+  <w:num w:numId="19" w16cid:durableId="426198698">
     <w:abstractNumId w:val="10"/>
   </w:num>
-  <w:num w:numId="20">
+  <w:num w:numId="20" w16cid:durableId="845748991">
     <w:abstractNumId w:val="13"/>
   </w:num>
-  <w:num w:numId="21">
+  <w:num w:numId="21" w16cid:durableId="2094738109">
     <w:abstractNumId w:val="16"/>
   </w:num>
-  <w:num w:numId="22">
+  <w:num w:numId="22" w16cid:durableId="1725980704">
     <w:abstractNumId w:val="7"/>
   </w:num>
-  <w:num w:numId="23">
+  <w:num w:numId="23" w16cid:durableId="1496266196">
     <w:abstractNumId w:val="17"/>
   </w:num>
-  <w:num w:numId="24">
+  <w:num w:numId="24" w16cid:durableId="291596851">
     <w:abstractNumId w:val="1"/>
   </w:num>
-  <w:num w:numId="25">
+  <w:num w:numId="25" w16cid:durableId="734594862">
     <w:abstractNumId w:val="15"/>
   </w:num>
-  <w:num w:numId="26">
+  <w:num w:numId="26" w16cid:durableId="972246057">
     <w:abstractNumId w:val="28"/>
   </w:num>
-  <w:num w:numId="27">
+  <w:num w:numId="27" w16cid:durableId="1079517667">
     <w:abstractNumId w:val="8"/>
   </w:num>
-  <w:num w:numId="28">
+  <w:num w:numId="28" w16cid:durableId="1918712147">
     <w:abstractNumId w:val="19"/>
   </w:num>
-  <w:num w:numId="29">
+  <w:num w:numId="29" w16cid:durableId="1282414988">
     <w:abstractNumId w:val="6"/>
   </w:num>
 </w:numbering>
 </file>
 
 <file path=word/styles.xml><?xml version="1.0" encoding="utf-8"?>
-<w:styles xmlns:mc="http://schemas.openxmlformats.org/markup-compatibility/2006" xmlns:r="http://schemas.openxmlformats.org/officeDocument/2006/relationships" xmlns:w="http://schemas.openxmlformats.org/wordprocessingml/2006/main" xmlns:w14="http://schemas.microsoft.com/office/word/2010/wordml" xmlns:w15="http://schemas.microsoft.com/office/word/2012/wordml" xmlns:w16cid="http://schemas.microsoft.com/office/word/2016/wordml/cid" xmlns:w16se="http://schemas.microsoft.com/office/word/2015/wordml/symex" mc:Ignorable="w14 w15 w16se w16cid">
+<w:styles xmlns:mc="http://schemas.openxmlformats.org/markup-compatibility/2006" xmlns:r="http://schemas.openxmlformats.org/officeDocument/2006/relationships" xmlns:w="http://schemas.openxmlformats.org/wordprocessingml/2006/main" xmlns:w14="http://schemas.microsoft.com/office/word/2010/wordml" xmlns:w15="http://schemas.microsoft.com/office/word/2012/wordml" xmlns:w16cex="http://schemas.microsoft.com/office/word/2018/wordml/cex" xmlns:w16cid="http://schemas.microsoft.com/office/word/2016/wordml/cid" xmlns:w16="http://schemas.microsoft.com/office/word/2018/wordml" xmlns:w16du="http://schemas.microsoft.com/office/word/2023/wordml/word16du" xmlns:w16sdtdh="http://schemas.microsoft.com/office/word/2020/wordml/sdtdatahash" xmlns:w16sdtfl="http://schemas.microsoft.com/office/word/2024/wordml/sdtformatlock" xmlns:w16se="http://schemas.microsoft.com/office/word/2015/wordml/symex" mc:Ignorable="w14 w15 w16se w16cid w16 w16cex w16sdtdh w16sdtfl w16du">
   <w:docDefaults>
     <w:rPrDefault>
       <w:rPr>
@@ -40936,7 +41213,7 @@
       </w:pPr>
     </w:pPrDefault>
   </w:docDefaults>
-  <w:latentStyles w:defLockedState="0" w:defUIPriority="99" w:defSemiHidden="0" w:defUnhideWhenUsed="0" w:defQFormat="0" w:count="375">
+  <w:latentStyles w:defLockedState="0" w:defUIPriority="99" w:defSemiHidden="0" w:defUnhideWhenUsed="0" w:defQFormat="0" w:count="376">
     <w:lsdException w:name="Normal" w:uiPriority="0" w:qFormat="1"/>
     <w:lsdException w:name="heading 1" w:uiPriority="9" w:qFormat="1"/>
     <w:lsdException w:name="heading 2" w:semiHidden="1" w:uiPriority="9" w:unhideWhenUsed="1" w:qFormat="1"/>
@@ -41312,6 +41589,7 @@
     <w:lsdException w:name="Smart Hyperlink" w:semiHidden="1" w:unhideWhenUsed="1"/>
     <w:lsdException w:name="Hashtag" w:semiHidden="1" w:unhideWhenUsed="1"/>
     <w:lsdException w:name="Unresolved Mention" w:semiHidden="1" w:unhideWhenUsed="1"/>
+    <w:lsdException w:name="Smart Link" w:semiHidden="1" w:unhideWhenUsed="1"/>
   </w:latentStyles>
   <w:style w:type="paragraph" w:default="1" w:styleId="Normal">
     <w:name w:val="Normal"/>

--- a/docs/SDD_CebuNest_Saligue.docx
+++ b/docs/SDD_CebuNest_Saligue.docx
@@ -1274,21 +1274,7 @@
         <w:rPr>
           <w:sz w:val="32"/>
         </w:rPr>
-        <w:t xml:space="preserve">Project Title: </w:t>
-      </w:r>
-      <w:proofErr w:type="spellStart"/>
-      <w:r>
-        <w:rPr>
-          <w:sz w:val="32"/>
-        </w:rPr>
-        <w:t>CebuNest</w:t>
-      </w:r>
-      <w:proofErr w:type="spellEnd"/>
-      <w:r>
-        <w:rPr>
-          <w:sz w:val="32"/>
-        </w:rPr>
-        <w:t xml:space="preserve"> </w:t>
+        <w:t xml:space="preserve">Project Title: CebuNest </w:t>
       </w:r>
     </w:p>
     <w:p>
@@ -1445,23 +1431,13 @@
             <w:pPr>
               <w:jc w:val="center"/>
             </w:pPr>
-            <w:proofErr w:type="spellStart"/>
             <w:r>
               <w:rPr>
                 <w:b/>
                 <w:color w:val="0F1115"/>
                 <w:sz w:val="24"/>
               </w:rPr>
-              <w:t>Versio</w:t>
-            </w:r>
-            <w:proofErr w:type="spellEnd"/>
-            <w:r>
-              <w:rPr>
-                <w:b/>
-                <w:color w:val="0F1115"/>
-                <w:sz w:val="24"/>
-              </w:rPr>
-              <w:t xml:space="preserve"> n </w:t>
+              <w:t xml:space="preserve">Versio n </w:t>
             </w:r>
           </w:p>
         </w:tc>
@@ -2143,23 +2119,7 @@
           </w:tcPr>
           <w:p>
             <w:r>
-              <w:t>Integrated advanced features into Functional Requirements (</w:t>
-            </w:r>
-            <w:proofErr w:type="spellStart"/>
-            <w:r>
-              <w:t>MoSCoW</w:t>
-            </w:r>
-            <w:proofErr w:type="spellEnd"/>
-            <w:r>
-              <w:t xml:space="preserve">), including </w:t>
-            </w:r>
-            <w:proofErr w:type="spellStart"/>
-            <w:r>
-              <w:t>PayMongo</w:t>
-            </w:r>
-            <w:proofErr w:type="spellEnd"/>
-            <w:r>
-              <w:t xml:space="preserve"> Sandbox payments, Lease Extensions, and Google OAuth login workflows.</w:t>
+              <w:t>Integrated advanced features into Functional Requirements (MoSCoW), including PayMongo Sandbox payments, Lease Extensions, and Google OAuth login workflows.</w:t>
             </w:r>
           </w:p>
         </w:tc>
@@ -2948,23 +2908,13 @@
           <w:sz w:val="24"/>
         </w:rPr>
       </w:pPr>
-      <w:proofErr w:type="spellStart"/>
       <w:r>
         <w:rPr>
           <w:rFonts w:eastAsia="Times New Roman"/>
           <w:bCs/>
           <w:sz w:val="24"/>
         </w:rPr>
-        <w:t>CebuNest</w:t>
-      </w:r>
-      <w:proofErr w:type="spellEnd"/>
-      <w:r>
-        <w:rPr>
-          <w:rFonts w:eastAsia="Times New Roman"/>
-          <w:bCs/>
-          <w:sz w:val="24"/>
-        </w:rPr>
-        <w:t xml:space="preserve"> is a rental management platform designed to streamline the renting process for tenants and property owners in Cebu City. The system allows tenants to browse available properties, submit rental requests, and manage their bookings. </w:t>
+        <w:t xml:space="preserve">CebuNest is a rental management platform designed to streamline the renting process for tenants and property owners in Cebu City. The system allows tenants to browse available properties, submit rental requests, and manage their bookings. </w:t>
       </w:r>
     </w:p>
     <w:p>
@@ -3472,23 +3422,13 @@
         </w:rPr>
         <w:t xml:space="preserve">This document serves as the comprehensive design specification for the </w:t>
       </w:r>
-      <w:proofErr w:type="spellStart"/>
       <w:r>
         <w:rPr>
           <w:rFonts w:eastAsia="Times New Roman"/>
           <w:b/>
           <w:sz w:val="24"/>
         </w:rPr>
-        <w:t>CebuNest</w:t>
-      </w:r>
-      <w:proofErr w:type="spellEnd"/>
-      <w:r>
-        <w:rPr>
-          <w:rFonts w:eastAsia="Times New Roman"/>
-          <w:b/>
-          <w:sz w:val="24"/>
-        </w:rPr>
-        <w:t xml:space="preserve"> </w:t>
+        <w:t xml:space="preserve">CebuNest </w:t>
       </w:r>
       <w:r>
         <w:rPr>
@@ -3544,21 +3484,7 @@
         <w:rPr>
           <w:b w:val="0"/>
         </w:rPr>
-        <w:t xml:space="preserve"> </w:t>
-      </w:r>
-      <w:proofErr w:type="spellStart"/>
-      <w:r>
-        <w:rPr>
-          <w:b w:val="0"/>
-        </w:rPr>
-        <w:t>CebuNest</w:t>
-      </w:r>
-      <w:proofErr w:type="spellEnd"/>
-      <w:r>
-        <w:rPr>
-          <w:b w:val="0"/>
-        </w:rPr>
-        <w:t xml:space="preserve"> </w:t>
+        <w:t xml:space="preserve"> CebuNest </w:t>
       </w:r>
     </w:p>
     <w:p>
@@ -3676,35 +3602,7 @@
         <w:rPr>
           <w:sz w:val="24"/>
         </w:rPr>
-        <w:t xml:space="preserve"> </w:t>
-      </w:r>
-      <w:proofErr w:type="spellStart"/>
-      <w:r>
-        <w:rPr>
-          <w:sz w:val="24"/>
-        </w:rPr>
-        <w:t>CebuNest</w:t>
-      </w:r>
-      <w:proofErr w:type="spellEnd"/>
-      <w:r>
-        <w:rPr>
-          <w:sz w:val="24"/>
-        </w:rPr>
-        <w:t xml:space="preserve"> provides a streamlined rental platform where tenants can browse properties and submit rental requests, and owners can manage listings and approve or reject requests. The system ensures </w:t>
-      </w:r>
-      <w:proofErr w:type="gramStart"/>
-      <w:r>
-        <w:rPr>
-          <w:sz w:val="24"/>
-        </w:rPr>
-        <w:t>a consistent</w:t>
-      </w:r>
-      <w:proofErr w:type="gramEnd"/>
-      <w:r>
-        <w:rPr>
-          <w:sz w:val="24"/>
-        </w:rPr>
-        <w:t xml:space="preserve"> experience across web and mobile platforms with secure authentication and structured data management. </w:t>
+        <w:t xml:space="preserve"> CebuNest provides a streamlined rental platform where tenants can browse properties and submit rental requests, and owners can manage listings and approve or reject requests. The system ensures a consistent experience across web and mobile platforms with secure authentication and structured data management. </w:t>
       </w:r>
     </w:p>
     <w:p>
@@ -3870,25 +3768,7 @@
           <w:sz w:val="24"/>
           <w:lang w:val="en-PH"/>
         </w:rPr>
-        <w:t xml:space="preserve">8. Upon approval, confirms the reservation and pays the initial fee via the </w:t>
-      </w:r>
-      <w:proofErr w:type="spellStart"/>
-      <w:r>
-        <w:rPr>
-          <w:rFonts w:eastAsia="Times New Roman"/>
-          <w:sz w:val="24"/>
-          <w:lang w:val="en-PH"/>
-        </w:rPr>
-        <w:t>PayMongo</w:t>
-      </w:r>
-      <w:proofErr w:type="spellEnd"/>
-      <w:r>
-        <w:rPr>
-          <w:rFonts w:eastAsia="Times New Roman"/>
-          <w:sz w:val="24"/>
-          <w:lang w:val="en-PH"/>
-        </w:rPr>
-        <w:t xml:space="preserve"> sandbox integration.</w:t>
+        <w:t>8. Upon approval, confirms the reservation and pays the initial fee via the PayMongo sandbox integration.</w:t>
       </w:r>
     </w:p>
     <w:p>
@@ -4099,21 +3979,12 @@
         <w:spacing w:after="15" w:line="248" w:lineRule="auto"/>
         <w:ind w:right="1132"/>
       </w:pPr>
-      <w:proofErr w:type="gramStart"/>
       <w:r>
         <w:rPr>
           <w:rFonts w:eastAsia="Times New Roman"/>
           <w:sz w:val="24"/>
         </w:rPr>
-        <w:t>Makes</w:t>
-      </w:r>
-      <w:proofErr w:type="gramEnd"/>
-      <w:r>
-        <w:rPr>
-          <w:rFonts w:eastAsia="Times New Roman"/>
-          <w:sz w:val="24"/>
-        </w:rPr>
-        <w:t xml:space="preserve"> payment if any installment is due </w:t>
+        <w:t xml:space="preserve">Makes payment if any installment is due </w:t>
       </w:r>
     </w:p>
     <w:p>
@@ -4481,19 +4352,11 @@
           <w:numId w:val="18"/>
         </w:numPr>
       </w:pPr>
-      <w:proofErr w:type="gramStart"/>
       <w:r>
         <w:rPr>
           <w:b/>
         </w:rPr>
-        <w:t>Manages</w:t>
-      </w:r>
-      <w:proofErr w:type="gramEnd"/>
-      <w:r>
-        <w:rPr>
-          <w:b/>
-        </w:rPr>
-        <w:t xml:space="preserve"> Users:</w:t>
+        <w:t>Manages Users:</w:t>
       </w:r>
       <w:r>
         <w:t xml:space="preserve"> </w:t>
@@ -4849,15 +4712,7 @@
       </w:pPr>
       <w:r>
         <w:lastRenderedPageBreak/>
-        <w:t xml:space="preserve"> 2.3 Feature List (</w:t>
-      </w:r>
-      <w:proofErr w:type="spellStart"/>
-      <w:r>
-        <w:t>MoSCoW</w:t>
-      </w:r>
-      <w:proofErr w:type="spellEnd"/>
-      <w:r>
-        <w:t xml:space="preserve">) </w:t>
+        <w:t xml:space="preserve"> 2.3 Feature List (MoSCoW) </w:t>
       </w:r>
     </w:p>
     <w:p>
@@ -4993,21 +4848,7 @@
         <w:rPr>
           <w:lang w:val="en-PH"/>
         </w:rPr>
-        <w:t xml:space="preserve">Property Image Upload (file stored on </w:t>
-      </w:r>
-      <w:proofErr w:type="spellStart"/>
-      <w:r>
-        <w:rPr>
-          <w:lang w:val="en-PH"/>
-        </w:rPr>
-        <w:t>Supabase</w:t>
-      </w:r>
-      <w:proofErr w:type="spellEnd"/>
-      <w:r>
-        <w:rPr>
-          <w:lang w:val="en-PH"/>
-        </w:rPr>
-        <w:t xml:space="preserve"> + linked to DB)</w:t>
+        <w:t>Property Image Upload (file stored on Supabase + linked to DB)</w:t>
       </w:r>
     </w:p>
     <w:p>
@@ -5133,21 +4974,7 @@
         <w:rPr>
           <w:lang w:val="en-PH"/>
         </w:rPr>
-        <w:t>Sandbox Payment Gateway Integration (</w:t>
-      </w:r>
-      <w:proofErr w:type="spellStart"/>
-      <w:r>
-        <w:rPr>
-          <w:lang w:val="en-PH"/>
-        </w:rPr>
-        <w:t>PayMongo</w:t>
-      </w:r>
-      <w:proofErr w:type="spellEnd"/>
-      <w:r>
-        <w:rPr>
-          <w:lang w:val="en-PH"/>
-        </w:rPr>
-        <w:t>)</w:t>
+        <w:t>Sandbox Payment Gateway Integration (PayMongo)</w:t>
       </w:r>
     </w:p>
     <w:p>
@@ -5922,21 +5749,7 @@
         <w:rPr>
           <w:lang w:val="en-PH"/>
         </w:rPr>
-        <w:t>POST /</w:t>
-      </w:r>
-      <w:proofErr w:type="spellStart"/>
-      <w:r>
-        <w:rPr>
-          <w:lang w:val="en-PH"/>
-        </w:rPr>
-        <w:t>api</w:t>
-      </w:r>
-      <w:proofErr w:type="spellEnd"/>
-      <w:r>
-        <w:rPr>
-          <w:lang w:val="en-PH"/>
-        </w:rPr>
-        <w:t>/auth/register</w:t>
+        <w:t>POST /api/auth/register</w:t>
       </w:r>
     </w:p>
     <w:p>
@@ -5954,21 +5767,7 @@
         <w:rPr>
           <w:lang w:val="en-PH"/>
         </w:rPr>
-        <w:t>POST /</w:t>
-      </w:r>
-      <w:proofErr w:type="spellStart"/>
-      <w:r>
-        <w:rPr>
-          <w:lang w:val="en-PH"/>
-        </w:rPr>
-        <w:t>api</w:t>
-      </w:r>
-      <w:proofErr w:type="spellEnd"/>
-      <w:r>
-        <w:rPr>
-          <w:lang w:val="en-PH"/>
-        </w:rPr>
-        <w:t>/auth/login</w:t>
+        <w:t>POST /api/auth/login</w:t>
       </w:r>
     </w:p>
     <w:p>
@@ -5986,21 +5785,7 @@
         <w:rPr>
           <w:lang w:val="en-PH"/>
         </w:rPr>
-        <w:t>POST /</w:t>
-      </w:r>
-      <w:proofErr w:type="spellStart"/>
-      <w:r>
-        <w:rPr>
-          <w:lang w:val="en-PH"/>
-        </w:rPr>
-        <w:t>api</w:t>
-      </w:r>
-      <w:proofErr w:type="spellEnd"/>
-      <w:r>
-        <w:rPr>
-          <w:lang w:val="en-PH"/>
-        </w:rPr>
-        <w:t>/auth/google</w:t>
+        <w:t>POST /api/auth/google</w:t>
       </w:r>
     </w:p>
     <w:p>
@@ -6018,30 +5803,8 @@
         <w:rPr>
           <w:lang w:val="en-PH"/>
         </w:rPr>
-        <w:t>POST /</w:t>
-      </w:r>
-      <w:proofErr w:type="spellStart"/>
-      <w:r>
-        <w:rPr>
-          <w:lang w:val="en-PH"/>
-        </w:rPr>
-        <w:t>api</w:t>
-      </w:r>
-      <w:proofErr w:type="spellEnd"/>
-      <w:r>
-        <w:rPr>
-          <w:lang w:val="en-PH"/>
-        </w:rPr>
-        <w:t>/auth/</w:t>
-      </w:r>
-      <w:proofErr w:type="gramStart"/>
-      <w:r>
-        <w:rPr>
-          <w:lang w:val="en-PH"/>
-        </w:rPr>
-        <w:t>forgot-password</w:t>
-      </w:r>
-      <w:proofErr w:type="gramEnd"/>
+        <w:t>POST /api/auth/forgot-password</w:t>
+      </w:r>
     </w:p>
     <w:p>
       <w:pPr>
@@ -6058,21 +5821,7 @@
         <w:rPr>
           <w:lang w:val="en-PH"/>
         </w:rPr>
-        <w:t>POST /</w:t>
-      </w:r>
-      <w:proofErr w:type="spellStart"/>
-      <w:r>
-        <w:rPr>
-          <w:lang w:val="en-PH"/>
-        </w:rPr>
-        <w:t>api</w:t>
-      </w:r>
-      <w:proofErr w:type="spellEnd"/>
-      <w:r>
-        <w:rPr>
-          <w:lang w:val="en-PH"/>
-        </w:rPr>
-        <w:t>/auth/verify-reset-code</w:t>
+        <w:t>POST /api/auth/verify-reset-code</w:t>
       </w:r>
     </w:p>
     <w:p>
@@ -6090,21 +5839,7 @@
         <w:rPr>
           <w:lang w:val="en-PH"/>
         </w:rPr>
-        <w:t>POST /</w:t>
-      </w:r>
-      <w:proofErr w:type="spellStart"/>
-      <w:r>
-        <w:rPr>
-          <w:lang w:val="en-PH"/>
-        </w:rPr>
-        <w:t>api</w:t>
-      </w:r>
-      <w:proofErr w:type="spellEnd"/>
-      <w:r>
-        <w:rPr>
-          <w:lang w:val="en-PH"/>
-        </w:rPr>
-        <w:t>/auth/reset-password</w:t>
+        <w:t>POST /api/auth/reset-password</w:t>
       </w:r>
     </w:p>
     <w:p>
@@ -6122,21 +5857,7 @@
         <w:rPr>
           <w:lang w:val="en-PH"/>
         </w:rPr>
-        <w:t>GET /</w:t>
-      </w:r>
-      <w:proofErr w:type="spellStart"/>
-      <w:r>
-        <w:rPr>
-          <w:lang w:val="en-PH"/>
-        </w:rPr>
-        <w:t>api</w:t>
-      </w:r>
-      <w:proofErr w:type="spellEnd"/>
-      <w:r>
-        <w:rPr>
-          <w:lang w:val="en-PH"/>
-        </w:rPr>
-        <w:t>/auth/me</w:t>
+        <w:t>GET /api/auth/me</w:t>
       </w:r>
     </w:p>
     <w:p>
@@ -6162,21 +5883,7 @@
         <w:rPr>
           <w:lang w:val="en-PH"/>
         </w:rPr>
-        <w:t xml:space="preserve"> JWT authentication, </w:t>
-      </w:r>
-      <w:proofErr w:type="spellStart"/>
-      <w:r>
-        <w:rPr>
-          <w:lang w:val="en-PH"/>
-        </w:rPr>
-        <w:t>BCrypt</w:t>
-      </w:r>
-      <w:proofErr w:type="spellEnd"/>
-      <w:r>
-        <w:rPr>
-          <w:lang w:val="en-PH"/>
-        </w:rPr>
-        <w:t xml:space="preserve"> password hashing (Cost: 12), Protected routes.</w:t>
+        <w:t xml:space="preserve"> JWT authentication, BCrypt password hashing (Cost: 12), Protected routes.</w:t>
       </w:r>
     </w:p>
     <w:p>
@@ -6341,21 +6048,7 @@
         <w:rPr>
           <w:lang w:val="en-PH"/>
         </w:rPr>
-        <w:t>GET /</w:t>
-      </w:r>
-      <w:proofErr w:type="spellStart"/>
-      <w:r>
-        <w:rPr>
-          <w:lang w:val="en-PH"/>
-        </w:rPr>
-        <w:t>api</w:t>
-      </w:r>
-      <w:proofErr w:type="spellEnd"/>
-      <w:r>
-        <w:rPr>
-          <w:lang w:val="en-PH"/>
-        </w:rPr>
-        <w:t>/properties (Public catalog)</w:t>
+        <w:t>GET /api/properties (Public catalog)</w:t>
       </w:r>
     </w:p>
     <w:p>
@@ -6373,21 +6066,7 @@
         <w:rPr>
           <w:lang w:val="en-PH"/>
         </w:rPr>
-        <w:t>GET /</w:t>
-      </w:r>
-      <w:proofErr w:type="spellStart"/>
-      <w:r>
-        <w:rPr>
-          <w:lang w:val="en-PH"/>
-        </w:rPr>
-        <w:t>api</w:t>
-      </w:r>
-      <w:proofErr w:type="spellEnd"/>
-      <w:r>
-        <w:rPr>
-          <w:lang w:val="en-PH"/>
-        </w:rPr>
-        <w:t>/properties/types</w:t>
+        <w:t>GET /api/properties/types</w:t>
       </w:r>
     </w:p>
     <w:p>
@@ -6405,21 +6084,7 @@
         <w:rPr>
           <w:lang w:val="en-PH"/>
         </w:rPr>
-        <w:t>GET /</w:t>
-      </w:r>
-      <w:proofErr w:type="spellStart"/>
-      <w:r>
-        <w:rPr>
-          <w:lang w:val="en-PH"/>
-        </w:rPr>
-        <w:t>api</w:t>
-      </w:r>
-      <w:proofErr w:type="spellEnd"/>
-      <w:r>
-        <w:rPr>
-          <w:lang w:val="en-PH"/>
-        </w:rPr>
-        <w:t>/properties/my (Owner)</w:t>
+        <w:t>GET /api/properties/my (Owner)</w:t>
       </w:r>
     </w:p>
     <w:p>
@@ -6437,21 +6102,7 @@
         <w:rPr>
           <w:lang w:val="en-PH"/>
         </w:rPr>
-        <w:t>POST /</w:t>
-      </w:r>
-      <w:proofErr w:type="spellStart"/>
-      <w:r>
-        <w:rPr>
-          <w:lang w:val="en-PH"/>
-        </w:rPr>
-        <w:t>api</w:t>
-      </w:r>
-      <w:proofErr w:type="spellEnd"/>
-      <w:r>
-        <w:rPr>
-          <w:lang w:val="en-PH"/>
-        </w:rPr>
-        <w:t>/properties (Owner)</w:t>
+        <w:t>POST /api/properties (Owner)</w:t>
       </w:r>
     </w:p>
     <w:p>
@@ -6469,21 +6120,7 @@
         <w:rPr>
           <w:lang w:val="en-PH"/>
         </w:rPr>
-        <w:t>PUT /</w:t>
-      </w:r>
-      <w:proofErr w:type="spellStart"/>
-      <w:r>
-        <w:rPr>
-          <w:lang w:val="en-PH"/>
-        </w:rPr>
-        <w:t>api</w:t>
-      </w:r>
-      <w:proofErr w:type="spellEnd"/>
-      <w:r>
-        <w:rPr>
-          <w:lang w:val="en-PH"/>
-        </w:rPr>
-        <w:t>/properties/{id} (Owner)</w:t>
+        <w:t>PUT /api/properties/{id} (Owner)</w:t>
       </w:r>
     </w:p>
     <w:p>
@@ -6502,21 +6139,7 @@
           <w:lang w:val="en-PH"/>
         </w:rPr>
         <w:lastRenderedPageBreak/>
-        <w:t>POST /</w:t>
-      </w:r>
-      <w:proofErr w:type="spellStart"/>
-      <w:r>
-        <w:rPr>
-          <w:lang w:val="en-PH"/>
-        </w:rPr>
-        <w:t>api</w:t>
-      </w:r>
-      <w:proofErr w:type="spellEnd"/>
-      <w:r>
-        <w:rPr>
-          <w:lang w:val="en-PH"/>
-        </w:rPr>
-        <w:t>/properties/{id}/images (Owner)</w:t>
+        <w:t>POST /api/properties/{id}/images (Owner)</w:t>
       </w:r>
     </w:p>
     <w:p>
@@ -6534,21 +6157,7 @@
         <w:rPr>
           <w:lang w:val="en-PH"/>
         </w:rPr>
-        <w:t>DELETE /</w:t>
-      </w:r>
-      <w:proofErr w:type="spellStart"/>
-      <w:r>
-        <w:rPr>
-          <w:lang w:val="en-PH"/>
-        </w:rPr>
-        <w:t>api</w:t>
-      </w:r>
-      <w:proofErr w:type="spellEnd"/>
-      <w:r>
-        <w:rPr>
-          <w:lang w:val="en-PH"/>
-        </w:rPr>
-        <w:t>/properties/{id} (Owner)</w:t>
+        <w:t>DELETE /api/properties/{id} (Owner)</w:t>
       </w:r>
     </w:p>
     <w:p>
@@ -6566,21 +6175,7 @@
         <w:rPr>
           <w:lang w:val="en-PH"/>
         </w:rPr>
-        <w:t>PUT /</w:t>
-      </w:r>
-      <w:proofErr w:type="spellStart"/>
-      <w:r>
-        <w:rPr>
-          <w:lang w:val="en-PH"/>
-        </w:rPr>
-        <w:t>api</w:t>
-      </w:r>
-      <w:proofErr w:type="spellEnd"/>
-      <w:r>
-        <w:rPr>
-          <w:lang w:val="en-PH"/>
-        </w:rPr>
-        <w:t>/admin/properties/{id}/visibility (Admin)</w:t>
+        <w:t>PUT /api/admin/properties/{id}/visibility (Admin)</w:t>
       </w:r>
     </w:p>
     <w:p>
@@ -6760,21 +6355,7 @@
         <w:rPr>
           <w:lang w:val="en-PH"/>
         </w:rPr>
-        <w:t>POST /</w:t>
-      </w:r>
-      <w:proofErr w:type="spellStart"/>
-      <w:r>
-        <w:rPr>
-          <w:lang w:val="en-PH"/>
-        </w:rPr>
-        <w:t>api</w:t>
-      </w:r>
-      <w:proofErr w:type="spellEnd"/>
-      <w:r>
-        <w:rPr>
-          <w:lang w:val="en-PH"/>
-        </w:rPr>
-        <w:t>/rental-requests</w:t>
+        <w:t>POST /api/rental-requests</w:t>
       </w:r>
     </w:p>
     <w:p>
@@ -6792,30 +6373,8 @@
         <w:rPr>
           <w:lang w:val="en-PH"/>
         </w:rPr>
-        <w:t>GET /</w:t>
-      </w:r>
-      <w:proofErr w:type="spellStart"/>
-      <w:r>
-        <w:rPr>
-          <w:lang w:val="en-PH"/>
-        </w:rPr>
-        <w:t>api</w:t>
-      </w:r>
-      <w:proofErr w:type="spellEnd"/>
-      <w:r>
-        <w:rPr>
-          <w:lang w:val="en-PH"/>
-        </w:rPr>
-        <w:t>/rental-requests/</w:t>
-      </w:r>
-      <w:proofErr w:type="gramStart"/>
-      <w:r>
-        <w:rPr>
-          <w:lang w:val="en-PH"/>
-        </w:rPr>
-        <w:t>my</w:t>
-      </w:r>
-      <w:proofErr w:type="gramEnd"/>
+        <w:t>GET /api/rental-requests/my</w:t>
+      </w:r>
     </w:p>
     <w:p>
       <w:pPr>
@@ -6832,21 +6391,7 @@
         <w:rPr>
           <w:lang w:val="en-PH"/>
         </w:rPr>
-        <w:t>PUT /</w:t>
-      </w:r>
-      <w:proofErr w:type="spellStart"/>
-      <w:r>
-        <w:rPr>
-          <w:lang w:val="en-PH"/>
-        </w:rPr>
-        <w:t>api</w:t>
-      </w:r>
-      <w:proofErr w:type="spellEnd"/>
-      <w:r>
-        <w:rPr>
-          <w:lang w:val="en-PH"/>
-        </w:rPr>
-        <w:t>/rental-requests/{id}/status</w:t>
+        <w:t>PUT /api/rental-requests/{id}/status</w:t>
       </w:r>
     </w:p>
     <w:p>
@@ -6864,21 +6409,7 @@
         <w:rPr>
           <w:lang w:val="en-PH"/>
         </w:rPr>
-        <w:t>PUT /</w:t>
-      </w:r>
-      <w:proofErr w:type="spellStart"/>
-      <w:r>
-        <w:rPr>
-          <w:lang w:val="en-PH"/>
-        </w:rPr>
-        <w:t>api</w:t>
-      </w:r>
-      <w:proofErr w:type="spellEnd"/>
-      <w:r>
-        <w:rPr>
-          <w:lang w:val="en-PH"/>
-        </w:rPr>
-        <w:t>/rental-requests/{id}/lease</w:t>
+        <w:t>PUT /api/rental-requests/{id}/lease</w:t>
       </w:r>
     </w:p>
     <w:p>
@@ -6896,21 +6427,7 @@
         <w:rPr>
           <w:lang w:val="en-PH"/>
         </w:rPr>
-        <w:t>PUT /</w:t>
-      </w:r>
-      <w:proofErr w:type="spellStart"/>
-      <w:r>
-        <w:rPr>
-          <w:lang w:val="en-PH"/>
-        </w:rPr>
-        <w:t>api</w:t>
-      </w:r>
-      <w:proofErr w:type="spellEnd"/>
-      <w:r>
-        <w:rPr>
-          <w:lang w:val="en-PH"/>
-        </w:rPr>
-        <w:t>/rental-requests/{id}/terminate</w:t>
+        <w:t>PUT /api/rental-requests/{id}/terminate</w:t>
       </w:r>
     </w:p>
     <w:p>
@@ -6928,21 +6445,7 @@
         <w:rPr>
           <w:lang w:val="en-PH"/>
         </w:rPr>
-        <w:t>POST /</w:t>
-      </w:r>
-      <w:proofErr w:type="spellStart"/>
-      <w:r>
-        <w:rPr>
-          <w:lang w:val="en-PH"/>
-        </w:rPr>
-        <w:t>api</w:t>
-      </w:r>
-      <w:proofErr w:type="spellEnd"/>
-      <w:r>
-        <w:rPr>
-          <w:lang w:val="en-PH"/>
-        </w:rPr>
-        <w:t>/lease-extensions</w:t>
+        <w:t>POST /api/lease-extensions</w:t>
       </w:r>
     </w:p>
     <w:p>
@@ -6960,21 +6463,7 @@
         <w:rPr>
           <w:lang w:val="en-PH"/>
         </w:rPr>
-        <w:t>PUT /</w:t>
-      </w:r>
-      <w:proofErr w:type="spellStart"/>
-      <w:r>
-        <w:rPr>
-          <w:lang w:val="en-PH"/>
-        </w:rPr>
-        <w:t>api</w:t>
-      </w:r>
-      <w:proofErr w:type="spellEnd"/>
-      <w:r>
-        <w:rPr>
-          <w:lang w:val="en-PH"/>
-        </w:rPr>
-        <w:t>/lease-extensions/{id}/respond</w:t>
+        <w:t>PUT /api/lease-extensions/{id}/respond</w:t>
       </w:r>
     </w:p>
     <w:p>
@@ -7029,25 +6518,7 @@
           <w:bCs/>
           <w:lang w:val="en-PH"/>
         </w:rPr>
-        <w:t xml:space="preserve">Payment Drawer, Transaction Receipt Modal, </w:t>
-      </w:r>
-      <w:proofErr w:type="spellStart"/>
-      <w:r>
-        <w:rPr>
-          <w:b w:val="0"/>
-          <w:bCs/>
-          <w:lang w:val="en-PH"/>
-        </w:rPr>
-        <w:t>PayMongo</w:t>
-      </w:r>
-      <w:proofErr w:type="spellEnd"/>
-      <w:r>
-        <w:rPr>
-          <w:b w:val="0"/>
-          <w:bCs/>
-          <w:lang w:val="en-PH"/>
-        </w:rPr>
-        <w:t xml:space="preserve"> Checkout.</w:t>
+        <w:t>Payment Drawer, Transaction Receipt Modal, PayMongo Checkout.</w:t>
       </w:r>
     </w:p>
     <w:p>
@@ -7119,21 +6590,7 @@
         <w:rPr>
           <w:lang w:val="en-PH"/>
         </w:rPr>
-        <w:t>POST /</w:t>
-      </w:r>
-      <w:proofErr w:type="spellStart"/>
-      <w:r>
-        <w:rPr>
-          <w:lang w:val="en-PH"/>
-        </w:rPr>
-        <w:t>api</w:t>
-      </w:r>
-      <w:proofErr w:type="spellEnd"/>
-      <w:r>
-        <w:rPr>
-          <w:lang w:val="en-PH"/>
-        </w:rPr>
-        <w:t>/payments/confirm (Tenant accepts lease, generates schedule)</w:t>
+        <w:t>POST /api/payments/confirm (Tenant accepts lease, generates schedule)</w:t>
       </w:r>
     </w:p>
     <w:p>
@@ -7151,35 +6608,7 @@
         <w:rPr>
           <w:lang w:val="en-PH"/>
         </w:rPr>
-        <w:t>POST /</w:t>
-      </w:r>
-      <w:proofErr w:type="spellStart"/>
-      <w:r>
-        <w:rPr>
-          <w:lang w:val="en-PH"/>
-        </w:rPr>
-        <w:t>api</w:t>
-      </w:r>
-      <w:proofErr w:type="spellEnd"/>
-      <w:r>
-        <w:rPr>
-          <w:lang w:val="en-PH"/>
-        </w:rPr>
-        <w:t xml:space="preserve">/payments/{id}/initiate (Generates </w:t>
-      </w:r>
-      <w:proofErr w:type="spellStart"/>
-      <w:r>
-        <w:rPr>
-          <w:lang w:val="en-PH"/>
-        </w:rPr>
-        <w:t>PayMongo</w:t>
-      </w:r>
-      <w:proofErr w:type="spellEnd"/>
-      <w:r>
-        <w:rPr>
-          <w:lang w:val="en-PH"/>
-        </w:rPr>
-        <w:t xml:space="preserve"> link)</w:t>
+        <w:t>POST /api/payments/{id}/initiate (Generates PayMongo link)</w:t>
       </w:r>
     </w:p>
     <w:p>
@@ -7197,35 +6626,7 @@
         <w:rPr>
           <w:lang w:val="en-PH"/>
         </w:rPr>
-        <w:t>GET /</w:t>
-      </w:r>
-      <w:proofErr w:type="spellStart"/>
-      <w:r>
-        <w:rPr>
-          <w:lang w:val="en-PH"/>
-        </w:rPr>
-        <w:t>api</w:t>
-      </w:r>
-      <w:proofErr w:type="spellEnd"/>
-      <w:r>
-        <w:rPr>
-          <w:lang w:val="en-PH"/>
-        </w:rPr>
-        <w:t xml:space="preserve">/payments/{id}/verify (Callback from </w:t>
-      </w:r>
-      <w:proofErr w:type="spellStart"/>
-      <w:r>
-        <w:rPr>
-          <w:lang w:val="en-PH"/>
-        </w:rPr>
-        <w:t>PayMongo</w:t>
-      </w:r>
-      <w:proofErr w:type="spellEnd"/>
-      <w:r>
-        <w:rPr>
-          <w:lang w:val="en-PH"/>
-        </w:rPr>
-        <w:t>)</w:t>
+        <w:t>GET /api/payments/{id}/verify (Callback from PayMongo)</w:t>
       </w:r>
     </w:p>
     <w:p>
@@ -7413,21 +6814,7 @@
         <w:rPr>
           <w:lang w:val="en-PH"/>
         </w:rPr>
-        <w:t>GET /</w:t>
-      </w:r>
-      <w:proofErr w:type="spellStart"/>
-      <w:r>
-        <w:rPr>
-          <w:lang w:val="en-PH"/>
-        </w:rPr>
-        <w:t>api</w:t>
-      </w:r>
-      <w:proofErr w:type="spellEnd"/>
-      <w:r>
-        <w:rPr>
-          <w:lang w:val="en-PH"/>
-        </w:rPr>
-        <w:t>/admin/rental-requests (Pending properties)</w:t>
+        <w:t>GET /api/admin/rental-requests (Pending properties)</w:t>
       </w:r>
     </w:p>
     <w:p>
@@ -7445,21 +6832,7 @@
         <w:rPr>
           <w:lang w:val="en-PH"/>
         </w:rPr>
-        <w:t>PUT /</w:t>
-      </w:r>
-      <w:proofErr w:type="spellStart"/>
-      <w:r>
-        <w:rPr>
-          <w:lang w:val="en-PH"/>
-        </w:rPr>
-        <w:t>api</w:t>
-      </w:r>
-      <w:proofErr w:type="spellEnd"/>
-      <w:r>
-        <w:rPr>
-          <w:lang w:val="en-PH"/>
-        </w:rPr>
-        <w:t>/admin/rental-requests/{id}/status</w:t>
+        <w:t>PUT /api/admin/rental-requests/{id}/status</w:t>
       </w:r>
     </w:p>
     <w:p>
@@ -7477,21 +6850,7 @@
         <w:rPr>
           <w:lang w:val="en-PH"/>
         </w:rPr>
-        <w:t>GET /</w:t>
-      </w:r>
-      <w:proofErr w:type="spellStart"/>
-      <w:r>
-        <w:rPr>
-          <w:lang w:val="en-PH"/>
-        </w:rPr>
-        <w:t>api</w:t>
-      </w:r>
-      <w:proofErr w:type="spellEnd"/>
-      <w:r>
-        <w:rPr>
-          <w:lang w:val="en-PH"/>
-        </w:rPr>
-        <w:t>/admin/audit-logs</w:t>
+        <w:t>GET /api/admin/audit-logs</w:t>
       </w:r>
     </w:p>
     <w:p>
@@ -7509,21 +6868,7 @@
         <w:rPr>
           <w:lang w:val="en-PH"/>
         </w:rPr>
-        <w:t>POST /</w:t>
-      </w:r>
-      <w:proofErr w:type="spellStart"/>
-      <w:r>
-        <w:rPr>
-          <w:lang w:val="en-PH"/>
-        </w:rPr>
-        <w:t>api</w:t>
-      </w:r>
-      <w:proofErr w:type="spellEnd"/>
-      <w:r>
-        <w:rPr>
-          <w:lang w:val="en-PH"/>
-        </w:rPr>
-        <w:t>/admin/notifications/broadcast</w:t>
+        <w:t>POST /api/admin/notifications/broadcast</w:t>
       </w:r>
     </w:p>
     <w:p>
@@ -7541,21 +6886,7 @@
         <w:rPr>
           <w:lang w:val="en-PH"/>
         </w:rPr>
-        <w:t>GET /</w:t>
-      </w:r>
-      <w:proofErr w:type="spellStart"/>
-      <w:r>
-        <w:rPr>
-          <w:lang w:val="en-PH"/>
-        </w:rPr>
-        <w:t>api</w:t>
-      </w:r>
-      <w:proofErr w:type="spellEnd"/>
-      <w:r>
-        <w:rPr>
-          <w:lang w:val="en-PH"/>
-        </w:rPr>
-        <w:t>/admin/users</w:t>
+        <w:t>GET /api/admin/users</w:t>
       </w:r>
     </w:p>
     <w:p>
@@ -7573,21 +6904,7 @@
         <w:rPr>
           <w:lang w:val="en-PH"/>
         </w:rPr>
-        <w:t>POST /</w:t>
-      </w:r>
-      <w:proofErr w:type="spellStart"/>
-      <w:r>
-        <w:rPr>
-          <w:lang w:val="en-PH"/>
-        </w:rPr>
-        <w:t>api</w:t>
-      </w:r>
-      <w:proofErr w:type="spellEnd"/>
-      <w:r>
-        <w:rPr>
-          <w:lang w:val="en-PH"/>
-        </w:rPr>
-        <w:t>/admin/users</w:t>
+        <w:t>POST /api/admin/users</w:t>
       </w:r>
     </w:p>
     <w:p>
@@ -9170,23 +8487,7 @@
           <w:rFonts w:eastAsia="Times New Roman"/>
           <w:sz w:val="24"/>
         </w:rPr>
-        <w:t xml:space="preserve">When I </w:t>
-      </w:r>
-      <w:proofErr w:type="gramStart"/>
-      <w:r>
-        <w:rPr>
-          <w:rFonts w:eastAsia="Times New Roman"/>
-          <w:sz w:val="24"/>
-        </w:rPr>
-        <w:t>view</w:t>
-      </w:r>
-      <w:proofErr w:type="gramEnd"/>
-      <w:r>
-        <w:rPr>
-          <w:rFonts w:eastAsia="Times New Roman"/>
-          <w:sz w:val="24"/>
-        </w:rPr>
-        <w:t xml:space="preserve"> a rental request with status PENDING</w:t>
+        <w:t>When I view a rental request with status PENDING</w:t>
       </w:r>
       <w:r>
         <w:rPr>
@@ -9227,23 +8528,7 @@
           <w:rFonts w:eastAsia="Times New Roman"/>
           <w:sz w:val="24"/>
         </w:rPr>
-        <w:t xml:space="preserve">Then the rental status should </w:t>
-      </w:r>
-      <w:proofErr w:type="gramStart"/>
-      <w:r>
-        <w:rPr>
-          <w:rFonts w:eastAsia="Times New Roman"/>
-          <w:sz w:val="24"/>
-        </w:rPr>
-        <w:t>change</w:t>
-      </w:r>
-      <w:proofErr w:type="gramEnd"/>
-      <w:r>
-        <w:rPr>
-          <w:rFonts w:eastAsia="Times New Roman"/>
-          <w:sz w:val="24"/>
-        </w:rPr>
-        <w:t xml:space="preserve"> to APPROVED </w:t>
+        <w:t xml:space="preserve">Then the rental status should change to APPROVED </w:t>
       </w:r>
     </w:p>
     <w:p>
@@ -9327,23 +8612,7 @@
           <w:rFonts w:eastAsia="Times New Roman"/>
           <w:sz w:val="24"/>
         </w:rPr>
-        <w:t xml:space="preserve">Then the rental status should </w:t>
-      </w:r>
-      <w:proofErr w:type="gramStart"/>
-      <w:r>
-        <w:rPr>
-          <w:rFonts w:eastAsia="Times New Roman"/>
-          <w:sz w:val="24"/>
-        </w:rPr>
-        <w:t>change</w:t>
-      </w:r>
-      <w:proofErr w:type="gramEnd"/>
-      <w:r>
-        <w:rPr>
-          <w:rFonts w:eastAsia="Times New Roman"/>
-          <w:sz w:val="24"/>
-        </w:rPr>
-        <w:t xml:space="preserve"> to REJECTED </w:t>
+        <w:t xml:space="preserve">Then the rental status should change to REJECTED </w:t>
       </w:r>
     </w:p>
     <w:p>
@@ -10107,23 +9376,7 @@
           <w:rFonts w:eastAsia="Segoe UI Symbol"/>
           <w:sz w:val="24"/>
         </w:rPr>
-        <w:t xml:space="preserve">And complete the transaction through the </w:t>
-      </w:r>
-      <w:proofErr w:type="spellStart"/>
-      <w:r>
-        <w:rPr>
-          <w:rFonts w:eastAsia="Segoe UI Symbol"/>
-          <w:sz w:val="24"/>
-        </w:rPr>
-        <w:t>PayMongo</w:t>
-      </w:r>
-      <w:proofErr w:type="spellEnd"/>
-      <w:r>
-        <w:rPr>
-          <w:rFonts w:eastAsia="Segoe UI Symbol"/>
-          <w:sz w:val="24"/>
-        </w:rPr>
-        <w:t xml:space="preserve"> gateway</w:t>
+        <w:t>And complete the transaction through the PayMongo gateway</w:t>
       </w:r>
     </w:p>
     <w:p>
@@ -10191,23 +9444,7 @@
           <w:rFonts w:eastAsia="Times New Roman"/>
           <w:sz w:val="24"/>
         </w:rPr>
-        <w:t xml:space="preserve">should </w:t>
-      </w:r>
-      <w:proofErr w:type="gramStart"/>
-      <w:r>
-        <w:rPr>
-          <w:rFonts w:eastAsia="Times New Roman"/>
-          <w:sz w:val="24"/>
-        </w:rPr>
-        <w:t>change</w:t>
-      </w:r>
-      <w:proofErr w:type="gramEnd"/>
-      <w:r>
-        <w:rPr>
-          <w:rFonts w:eastAsia="Times New Roman"/>
-          <w:sz w:val="24"/>
-        </w:rPr>
-        <w:t xml:space="preserve"> </w:t>
+        <w:t xml:space="preserve">should change </w:t>
       </w:r>
       <w:r>
         <w:rPr>
@@ -10989,25 +10226,7 @@
           <w:sz w:val="24"/>
           <w:lang w:val="en-PH"/>
         </w:rPr>
-        <w:t xml:space="preserve"> And I </w:t>
-      </w:r>
-      <w:proofErr w:type="gramStart"/>
-      <w:r>
-        <w:rPr>
-          <w:rFonts w:ascii="Segoe UI Symbol" w:eastAsia="Segoe UI Symbol" w:hAnsi="Segoe UI Symbol" w:cs="Segoe UI Symbol"/>
-          <w:sz w:val="24"/>
-          <w:lang w:val="en-PH"/>
-        </w:rPr>
-        <w:t>am able to</w:t>
-      </w:r>
-      <w:proofErr w:type="gramEnd"/>
-      <w:r>
-        <w:rPr>
-          <w:rFonts w:ascii="Segoe UI Symbol" w:eastAsia="Segoe UI Symbol" w:hAnsi="Segoe UI Symbol" w:cs="Segoe UI Symbol"/>
-          <w:sz w:val="24"/>
-          <w:lang w:val="en-PH"/>
-        </w:rPr>
-        <w:t xml:space="preserve"> use the Notifications panel to broadcast system-wide alerts to Tenants, Owners, or both.</w:t>
+        <w:t xml:space="preserve"> And I am able to use the Notifications panel to broadcast system-wide alerts to Tenants, Owners, or both.</w:t>
       </w:r>
     </w:p>
     <w:p>
@@ -12441,7 +11660,6 @@
           <w:lang w:val="en-PH"/>
         </w:rPr>
       </w:pPr>
-      <w:proofErr w:type="gramStart"/>
       <w:r>
         <w:rPr>
           <w:rFonts w:ascii="Segoe UI Symbol" w:eastAsia="Segoe UI Symbol" w:hAnsi="Segoe UI Symbol" w:cs="Segoe UI Symbol"/>
@@ -12453,21 +11671,34 @@
         <w:rPr>
           <w:lang w:val="en-PH"/>
         </w:rPr>
-        <w:t>Given</w:t>
-      </w:r>
-      <w:proofErr w:type="gramEnd"/>
-      <w:r>
+        <w:t xml:space="preserve">Given I am logged in as an Admin. </w:t>
+      </w:r>
+    </w:p>
+    <w:p>
+      <w:pPr>
         <w:rPr>
           <w:lang w:val="en-PH"/>
         </w:rPr>
-        <w:t xml:space="preserve"> I am logged in as an Admin. </w:t>
-      </w:r>
-    </w:p>
-    <w:p>
-      <w:pPr>
+      </w:pPr>
+      <w:r>
+        <w:rPr>
+          <w:rFonts w:ascii="Segoe UI Symbol" w:eastAsia="Segoe UI Symbol" w:hAnsi="Segoe UI Symbol" w:cs="Segoe UI Symbol"/>
+          <w:sz w:val="24"/>
+        </w:rPr>
+        <w:t>➤</w:t>
+      </w:r>
+      <w:r>
         <w:rPr>
           <w:lang w:val="en-PH"/>
         </w:rPr>
+        <w:t xml:space="preserve">When I access the "All Properties" management dashboard. </w:t>
+      </w:r>
+    </w:p>
+    <w:p>
+      <w:pPr>
+        <w:rPr>
+          <w:lang w:val="en-PH"/>
+        </w:rPr>
       </w:pPr>
       <w:r>
         <w:rPr>
@@ -12480,7 +11711,7 @@
         <w:rPr>
           <w:lang w:val="en-PH"/>
         </w:rPr>
-        <w:t xml:space="preserve">When I access the "All Properties" management dashboard. </w:t>
+        <w:t xml:space="preserve">Then I can view a list of all properties on the platform, regardless of their current status. </w:t>
       </w:r>
     </w:p>
     <w:p>
@@ -12500,75 +11731,27 @@
         <w:rPr>
           <w:lang w:val="en-PH"/>
         </w:rPr>
-        <w:t xml:space="preserve">Then I can view a list of all properties on the platform, regardless of their </w:t>
-      </w:r>
-      <w:proofErr w:type="gramStart"/>
-      <w:r>
+        <w:t xml:space="preserve">And When I edit a property's details (e.g., title, price, location, specs), my changes bypass the owner ownership restriction and save immediately. </w:t>
+      </w:r>
+    </w:p>
+    <w:p>
+      <w:pPr>
         <w:rPr>
           <w:lang w:val="en-PH"/>
         </w:rPr>
-        <w:t>current status</w:t>
-      </w:r>
-      <w:proofErr w:type="gramEnd"/>
+      </w:pPr>
+      <w:r>
+        <w:rPr>
+          <w:rFonts w:ascii="Segoe UI Symbol" w:eastAsia="Segoe UI Symbol" w:hAnsi="Segoe UI Symbol" w:cs="Segoe UI Symbol"/>
+          <w:sz w:val="24"/>
+        </w:rPr>
+        <w:t>➤</w:t>
+      </w:r>
       <w:r>
         <w:rPr>
           <w:lang w:val="en-PH"/>
         </w:rPr>
-        <w:t xml:space="preserve">. </w:t>
-      </w:r>
-    </w:p>
-    <w:p>
-      <w:pPr>
-        <w:rPr>
-          <w:lang w:val="en-PH"/>
-        </w:rPr>
-      </w:pPr>
-      <w:r>
-        <w:rPr>
-          <w:rFonts w:ascii="Segoe UI Symbol" w:eastAsia="Segoe UI Symbol" w:hAnsi="Segoe UI Symbol" w:cs="Segoe UI Symbol"/>
-          <w:sz w:val="24"/>
-        </w:rPr>
-        <w:t>➤</w:t>
-      </w:r>
-      <w:r>
-        <w:rPr>
-          <w:lang w:val="en-PH"/>
-        </w:rPr>
-        <w:t xml:space="preserve">And When I edit a property's details (e.g., title, price, location, specs), my changes bypass the owner ownership restriction and save immediately. </w:t>
-      </w:r>
-    </w:p>
-    <w:p>
-      <w:pPr>
-        <w:rPr>
-          <w:lang w:val="en-PH"/>
-        </w:rPr>
-      </w:pPr>
-      <w:r>
-        <w:rPr>
-          <w:rFonts w:ascii="Segoe UI Symbol" w:eastAsia="Segoe UI Symbol" w:hAnsi="Segoe UI Symbol" w:cs="Segoe UI Symbol"/>
-          <w:sz w:val="24"/>
-        </w:rPr>
-        <w:t>➤</w:t>
-      </w:r>
-      <w:r>
-        <w:rPr>
-          <w:lang w:val="en-PH"/>
-        </w:rPr>
-        <w:t xml:space="preserve">And I </w:t>
-      </w:r>
-      <w:proofErr w:type="gramStart"/>
-      <w:r>
-        <w:rPr>
-          <w:lang w:val="en-PH"/>
-        </w:rPr>
-        <w:t>am able to</w:t>
-      </w:r>
-      <w:proofErr w:type="gramEnd"/>
-      <w:r>
-        <w:rPr>
-          <w:lang w:val="en-PH"/>
-        </w:rPr>
-        <w:t xml:space="preserve"> upload or remove images from any property listing on behalf of the owner. </w:t>
+        <w:t xml:space="preserve">And I am able to upload or remove images from any property listing on behalf of the owner. </w:t>
       </w:r>
     </w:p>
     <w:p>
@@ -13166,7 +12349,6 @@
           <w:lang w:val="en-PH"/>
         </w:rPr>
       </w:pPr>
-      <w:proofErr w:type="gramStart"/>
       <w:r>
         <w:rPr>
           <w:rFonts w:ascii="Segoe UI Symbol" w:eastAsia="Segoe UI Symbol" w:hAnsi="Segoe UI Symbol" w:cs="Segoe UI Symbol"/>
@@ -13178,21 +12360,34 @@
         <w:rPr>
           <w:lang w:val="en-PH"/>
         </w:rPr>
-        <w:t>Given</w:t>
-      </w:r>
-      <w:proofErr w:type="gramEnd"/>
-      <w:r>
+        <w:t xml:space="preserve">Given I am logged in as an Admin. </w:t>
+      </w:r>
+    </w:p>
+    <w:p>
+      <w:pPr>
         <w:rPr>
           <w:lang w:val="en-PH"/>
         </w:rPr>
-        <w:t xml:space="preserve"> I am logged in as an Admin. </w:t>
-      </w:r>
-    </w:p>
-    <w:p>
-      <w:pPr>
+      </w:pPr>
+      <w:r>
+        <w:rPr>
+          <w:rFonts w:ascii="Segoe UI Symbol" w:eastAsia="Segoe UI Symbol" w:hAnsi="Segoe UI Symbol" w:cs="Segoe UI Symbol"/>
+          <w:sz w:val="24"/>
+        </w:rPr>
+        <w:t>➤</w:t>
+      </w:r>
+      <w:r>
         <w:rPr>
           <w:lang w:val="en-PH"/>
         </w:rPr>
+        <w:t xml:space="preserve">When I review a published property (status is AVAILABLE) that violates platform policies. </w:t>
+      </w:r>
+    </w:p>
+    <w:p>
+      <w:pPr>
+        <w:rPr>
+          <w:lang w:val="en-PH"/>
+        </w:rPr>
       </w:pPr>
       <w:r>
         <w:rPr>
@@ -13205,7 +12400,7 @@
         <w:rPr>
           <w:lang w:val="en-PH"/>
         </w:rPr>
-        <w:t xml:space="preserve">When I review a published property (status is AVAILABLE) that violates platform policies. </w:t>
+        <w:t xml:space="preserve">And I choose to deactivate the property, providing a mandatory administrative deactivation reason. </w:t>
       </w:r>
     </w:p>
     <w:p>
@@ -13225,41 +12420,7 @@
         <w:rPr>
           <w:lang w:val="en-PH"/>
         </w:rPr>
-        <w:t xml:space="preserve">And I choose to deactivate the property, providing a mandatory administrative deactivation reason. </w:t>
-      </w:r>
-    </w:p>
-    <w:p>
-      <w:pPr>
-        <w:rPr>
-          <w:lang w:val="en-PH"/>
-        </w:rPr>
-      </w:pPr>
-      <w:r>
-        <w:rPr>
-          <w:rFonts w:ascii="Segoe UI Symbol" w:eastAsia="Segoe UI Symbol" w:hAnsi="Segoe UI Symbol" w:cs="Segoe UI Symbol"/>
-          <w:sz w:val="24"/>
-        </w:rPr>
-        <w:t>➤</w:t>
-      </w:r>
-      <w:r>
-        <w:rPr>
-          <w:lang w:val="en-PH"/>
-        </w:rPr>
-        <w:t xml:space="preserve">Then the property status should </w:t>
-      </w:r>
-      <w:proofErr w:type="gramStart"/>
-      <w:r>
-        <w:rPr>
-          <w:lang w:val="en-PH"/>
-        </w:rPr>
-        <w:t>change</w:t>
-      </w:r>
-      <w:proofErr w:type="gramEnd"/>
-      <w:r>
-        <w:rPr>
-          <w:lang w:val="en-PH"/>
-        </w:rPr>
-        <w:t xml:space="preserve"> to UNAVAILABLE. </w:t>
+        <w:t xml:space="preserve">Then the property status should change to UNAVAILABLE. </w:t>
       </w:r>
     </w:p>
     <w:p>
@@ -13681,21 +12842,7 @@
         <w:rPr>
           <w:sz w:val="24"/>
         </w:rPr>
-        <w:t xml:space="preserve"> </w:t>
-      </w:r>
-      <w:proofErr w:type="spellStart"/>
-      <w:r>
-        <w:rPr>
-          <w:sz w:val="24"/>
-        </w:rPr>
-        <w:t>bcrypt</w:t>
-      </w:r>
-      <w:proofErr w:type="spellEnd"/>
-      <w:r>
-        <w:rPr>
-          <w:sz w:val="24"/>
-        </w:rPr>
-        <w:t xml:space="preserve"> hashing (salt rounds = 12) </w:t>
+        <w:t xml:space="preserve"> bcrypt hashing (salt rounds = 12) </w:t>
       </w:r>
     </w:p>
     <w:p>
@@ -14726,21 +13873,7 @@
         <w:rPr>
           <w:sz w:val="24"/>
         </w:rPr>
-        <w:t xml:space="preserve"> PostgreSQL 14+ (</w:t>
-      </w:r>
-      <w:proofErr w:type="spellStart"/>
-      <w:r>
-        <w:rPr>
-          <w:sz w:val="24"/>
-        </w:rPr>
-        <w:t>SupaBase</w:t>
-      </w:r>
-      <w:proofErr w:type="spellEnd"/>
-      <w:r>
-        <w:rPr>
-          <w:sz w:val="24"/>
-        </w:rPr>
-        <w:t xml:space="preserve">) </w:t>
+        <w:t xml:space="preserve"> PostgreSQL 14+ (SupaBase) </w:t>
       </w:r>
     </w:p>
     <w:p>
@@ -14809,21 +13942,7 @@
         <w:rPr>
           <w:sz w:val="24"/>
         </w:rPr>
-        <w:t xml:space="preserve"> Maven (Backend), </w:t>
-      </w:r>
-      <w:proofErr w:type="spellStart"/>
-      <w:r>
-        <w:rPr>
-          <w:sz w:val="24"/>
-        </w:rPr>
-        <w:t>npm</w:t>
-      </w:r>
-      <w:proofErr w:type="spellEnd"/>
-      <w:r>
-        <w:rPr>
-          <w:sz w:val="24"/>
-        </w:rPr>
-        <w:t xml:space="preserve"> (Web), Gradle (Android) </w:t>
+        <w:t xml:space="preserve"> Maven (Backend), npm (Web), Gradle (Android) </w:t>
       </w:r>
     </w:p>
     <w:p>
@@ -14846,21 +13965,7 @@
         <w:rPr>
           <w:sz w:val="24"/>
         </w:rPr>
-        <w:t xml:space="preserve"> Railway/Heroku (Backend), </w:t>
-      </w:r>
-      <w:proofErr w:type="spellStart"/>
-      <w:r>
-        <w:rPr>
-          <w:sz w:val="24"/>
-        </w:rPr>
-        <w:t>Vercel</w:t>
-      </w:r>
-      <w:proofErr w:type="spellEnd"/>
-      <w:r>
-        <w:rPr>
-          <w:sz w:val="24"/>
-        </w:rPr>
-        <w:t xml:space="preserve">/Netlify (Web), APK (Mobile) </w:t>
+        <w:t xml:space="preserve"> Railway/Heroku (Backend), Vercel/Netlify (Web), APK (Mobile) </w:t>
       </w:r>
     </w:p>
     <w:p>
@@ -15536,8 +14641,8 @@
         <w:tblLook w:val="04A0" w:firstRow="1" w:lastRow="0" w:firstColumn="1" w:lastColumn="0" w:noHBand="0" w:noVBand="1"/>
       </w:tblPr>
       <w:tblGrid>
-        <w:gridCol w:w="1905"/>
-        <w:gridCol w:w="8577"/>
+        <w:gridCol w:w="1896"/>
+        <w:gridCol w:w="8586"/>
       </w:tblGrid>
       <w:tr>
         <w:trPr>
@@ -15605,7 +14710,7 @@
               <w:rPr>
                 <w:lang w:val="en-PH"/>
               </w:rPr>
-              <w:t xml:space="preserve">http://localhost:8080 </w:t>
+              <w:t>https://cebunest.vercel.app/</w:t>
             </w:r>
           </w:p>
         </w:tc>
@@ -15814,98 +14919,12 @@
                 <w:lang w:val="en-PH"/>
               </w:rPr>
             </w:pPr>
-            <w:proofErr w:type="gramStart"/>
             <w:r>
               <w:rPr>
                 <w:lang w:val="en-PH"/>
               </w:rPr>
-              <w:t>{ "</w:t>
+              <w:t>{ "success": boolean, "data": object|null, "error": { "code": string, "message": string, "details": object|null }, "timestamp": string }</w:t>
             </w:r>
-            <w:proofErr w:type="gramEnd"/>
-            <w:r>
-              <w:rPr>
-                <w:lang w:val="en-PH"/>
-              </w:rPr>
-              <w:t xml:space="preserve">success": </w:t>
-            </w:r>
-            <w:proofErr w:type="spellStart"/>
-            <w:r>
-              <w:rPr>
-                <w:lang w:val="en-PH"/>
-              </w:rPr>
-              <w:t>boolean</w:t>
-            </w:r>
-            <w:proofErr w:type="spellEnd"/>
-            <w:r>
-              <w:rPr>
-                <w:lang w:val="en-PH"/>
-              </w:rPr>
-              <w:t xml:space="preserve">, "data": </w:t>
-            </w:r>
-            <w:proofErr w:type="spellStart"/>
-            <w:r>
-              <w:rPr>
-                <w:lang w:val="en-PH"/>
-              </w:rPr>
-              <w:t>object|null</w:t>
-            </w:r>
-            <w:proofErr w:type="spellEnd"/>
-            <w:r>
-              <w:rPr>
-                <w:lang w:val="en-PH"/>
-              </w:rPr>
-              <w:t xml:space="preserve">, "error": </w:t>
-            </w:r>
-            <w:proofErr w:type="gramStart"/>
-            <w:r>
-              <w:rPr>
-                <w:lang w:val="en-PH"/>
-              </w:rPr>
-              <w:t>{ "</w:t>
-            </w:r>
-            <w:proofErr w:type="gramEnd"/>
-            <w:r>
-              <w:rPr>
-                <w:lang w:val="en-PH"/>
-              </w:rPr>
-              <w:t xml:space="preserve">code": string, "message": string, "details": </w:t>
-            </w:r>
-            <w:proofErr w:type="spellStart"/>
-            <w:r>
-              <w:rPr>
-                <w:lang w:val="en-PH"/>
-              </w:rPr>
-              <w:t>object|</w:t>
-            </w:r>
-            <w:proofErr w:type="gramStart"/>
-            <w:r>
-              <w:rPr>
-                <w:lang w:val="en-PH"/>
-              </w:rPr>
-              <w:t>null</w:t>
-            </w:r>
-            <w:proofErr w:type="spellEnd"/>
-            <w:r>
-              <w:rPr>
-                <w:lang w:val="en-PH"/>
-              </w:rPr>
-              <w:t xml:space="preserve"> }</w:t>
-            </w:r>
-            <w:proofErr w:type="gramEnd"/>
-            <w:r>
-              <w:rPr>
-                <w:lang w:val="en-PH"/>
-              </w:rPr>
-              <w:t xml:space="preserve">, "timestamp": </w:t>
-            </w:r>
-            <w:proofErr w:type="gramStart"/>
-            <w:r>
-              <w:rPr>
-                <w:lang w:val="en-PH"/>
-              </w:rPr>
-              <w:t>string }</w:t>
-            </w:r>
-            <w:proofErr w:type="gramEnd"/>
           </w:p>
         </w:tc>
       </w:tr>
@@ -16372,21 +15391,7 @@
               <w:rPr>
                 <w:lang w:val="en-PH"/>
               </w:rPr>
-              <w:t>/</w:t>
-            </w:r>
-            <w:proofErr w:type="spellStart"/>
-            <w:r>
-              <w:rPr>
-                <w:lang w:val="en-PH"/>
-              </w:rPr>
-              <w:t>api</w:t>
-            </w:r>
-            <w:proofErr w:type="spellEnd"/>
-            <w:r>
-              <w:rPr>
-                <w:lang w:val="en-PH"/>
-              </w:rPr>
-              <w:t>/auth/register</w:t>
+              <w:t>/api/auth/register</w:t>
             </w:r>
           </w:p>
         </w:tc>
@@ -16513,56 +15518,12 @@
                 <w:lang w:val="en-PH"/>
               </w:rPr>
             </w:pPr>
-            <w:proofErr w:type="gramStart"/>
             <w:r>
               <w:rPr>
                 <w:lang w:val="en-PH"/>
               </w:rPr>
-              <w:t>{ "</w:t>
+              <w:t>{ "name": "...", "email": "...", "password": "...", "confirmPassword": "...", "phoneNumber": "...", "role": "TENANT | OWNER" }</w:t>
             </w:r>
-            <w:proofErr w:type="gramEnd"/>
-            <w:r>
-              <w:rPr>
-                <w:lang w:val="en-PH"/>
-              </w:rPr>
-              <w:t>name": "...", "email": "...", "password": "...", "</w:t>
-            </w:r>
-            <w:proofErr w:type="spellStart"/>
-            <w:r>
-              <w:rPr>
-                <w:lang w:val="en-PH"/>
-              </w:rPr>
-              <w:t>confirmPassword</w:t>
-            </w:r>
-            <w:proofErr w:type="spellEnd"/>
-            <w:r>
-              <w:rPr>
-                <w:lang w:val="en-PH"/>
-              </w:rPr>
-              <w:t>": "...", "</w:t>
-            </w:r>
-            <w:proofErr w:type="spellStart"/>
-            <w:r>
-              <w:rPr>
-                <w:lang w:val="en-PH"/>
-              </w:rPr>
-              <w:t>phoneNumber</w:t>
-            </w:r>
-            <w:proofErr w:type="spellEnd"/>
-            <w:r>
-              <w:rPr>
-                <w:lang w:val="en-PH"/>
-              </w:rPr>
-              <w:t>": "...", "role": "TENANT | OWNER</w:t>
-            </w:r>
-            <w:proofErr w:type="gramStart"/>
-            <w:r>
-              <w:rPr>
-                <w:lang w:val="en-PH"/>
-              </w:rPr>
-              <w:t>" }</w:t>
-            </w:r>
-            <w:proofErr w:type="gramEnd"/>
           </w:p>
         </w:tc>
         <w:tc>
@@ -16589,84 +15550,12 @@
                 <w:lang w:val="en-PH"/>
               </w:rPr>
             </w:pPr>
-            <w:proofErr w:type="gramStart"/>
             <w:r>
               <w:rPr>
                 <w:lang w:val="en-PH"/>
               </w:rPr>
-              <w:t>{ "</w:t>
+              <w:t>{ "success": true, "data": { "user": {...}, "accessToken": "...", "refreshToken": "..." }, "error": null, "timestamp": "..." }</w:t>
             </w:r>
-            <w:proofErr w:type="gramEnd"/>
-            <w:r>
-              <w:rPr>
-                <w:lang w:val="en-PH"/>
-              </w:rPr>
-              <w:t xml:space="preserve">success": true, "data": </w:t>
-            </w:r>
-            <w:proofErr w:type="gramStart"/>
-            <w:r>
-              <w:rPr>
-                <w:lang w:val="en-PH"/>
-              </w:rPr>
-              <w:t>{ "</w:t>
-            </w:r>
-            <w:proofErr w:type="gramEnd"/>
-            <w:r>
-              <w:rPr>
-                <w:lang w:val="en-PH"/>
-              </w:rPr>
-              <w:t>user": {...}, "</w:t>
-            </w:r>
-            <w:proofErr w:type="spellStart"/>
-            <w:r>
-              <w:rPr>
-                <w:lang w:val="en-PH"/>
-              </w:rPr>
-              <w:t>accessToken</w:t>
-            </w:r>
-            <w:proofErr w:type="spellEnd"/>
-            <w:r>
-              <w:rPr>
-                <w:lang w:val="en-PH"/>
-              </w:rPr>
-              <w:t>": "...", "</w:t>
-            </w:r>
-            <w:proofErr w:type="spellStart"/>
-            <w:r>
-              <w:rPr>
-                <w:lang w:val="en-PH"/>
-              </w:rPr>
-              <w:t>refreshToken</w:t>
-            </w:r>
-            <w:proofErr w:type="spellEnd"/>
-            <w:r>
-              <w:rPr>
-                <w:lang w:val="en-PH"/>
-              </w:rPr>
-              <w:t xml:space="preserve">": </w:t>
-            </w:r>
-            <w:proofErr w:type="gramStart"/>
-            <w:r>
-              <w:rPr>
-                <w:lang w:val="en-PH"/>
-              </w:rPr>
-              <w:t>"..." }</w:t>
-            </w:r>
-            <w:proofErr w:type="gramEnd"/>
-            <w:r>
-              <w:rPr>
-                <w:lang w:val="en-PH"/>
-              </w:rPr>
-              <w:t xml:space="preserve">, "error": null, "timestamp": </w:t>
-            </w:r>
-            <w:proofErr w:type="gramStart"/>
-            <w:r>
-              <w:rPr>
-                <w:lang w:val="en-PH"/>
-              </w:rPr>
-              <w:t>"..." }</w:t>
-            </w:r>
-            <w:proofErr w:type="gramEnd"/>
           </w:p>
         </w:tc>
       </w:tr>
@@ -16738,21 +15627,7 @@
               <w:rPr>
                 <w:lang w:val="en-PH"/>
               </w:rPr>
-              <w:t>/</w:t>
-            </w:r>
-            <w:proofErr w:type="spellStart"/>
-            <w:r>
-              <w:rPr>
-                <w:lang w:val="en-PH"/>
-              </w:rPr>
-              <w:t>api</w:t>
-            </w:r>
-            <w:proofErr w:type="spellEnd"/>
-            <w:r>
-              <w:rPr>
-                <w:lang w:val="en-PH"/>
-              </w:rPr>
-              <w:t>/auth/login</w:t>
+              <w:t>/api/auth/login</w:t>
             </w:r>
           </w:p>
         </w:tc>
@@ -16879,28 +15754,12 @@
                 <w:lang w:val="en-PH"/>
               </w:rPr>
             </w:pPr>
-            <w:proofErr w:type="gramStart"/>
             <w:r>
               <w:rPr>
                 <w:lang w:val="en-PH"/>
               </w:rPr>
-              <w:t>{ "</w:t>
+              <w:t>{ "email": "...", "password": "..." }</w:t>
             </w:r>
-            <w:proofErr w:type="gramEnd"/>
-            <w:r>
-              <w:rPr>
-                <w:lang w:val="en-PH"/>
-              </w:rPr>
-              <w:t xml:space="preserve">email": "...", "password": </w:t>
-            </w:r>
-            <w:proofErr w:type="gramStart"/>
-            <w:r>
-              <w:rPr>
-                <w:lang w:val="en-PH"/>
-              </w:rPr>
-              <w:t>"..." }</w:t>
-            </w:r>
-            <w:proofErr w:type="gramEnd"/>
           </w:p>
         </w:tc>
         <w:tc>
@@ -16927,91 +15786,19 @@
                 <w:lang w:val="en-PH"/>
               </w:rPr>
             </w:pPr>
-            <w:proofErr w:type="gramStart"/>
             <w:r>
               <w:rPr>
                 <w:lang w:val="en-PH"/>
               </w:rPr>
-              <w:t>{ "</w:t>
-            </w:r>
-            <w:proofErr w:type="gramEnd"/>
-            <w:r>
-              <w:rPr>
-                <w:lang w:val="en-PH"/>
-              </w:rPr>
-              <w:t xml:space="preserve">success": true, "data": </w:t>
-            </w:r>
-            <w:proofErr w:type="gramStart"/>
-            <w:r>
-              <w:rPr>
-                <w:lang w:val="en-PH"/>
-              </w:rPr>
-              <w:t>{ "</w:t>
-            </w:r>
-            <w:proofErr w:type="gramEnd"/>
-            <w:r>
-              <w:rPr>
-                <w:lang w:val="en-PH"/>
-              </w:rPr>
-              <w:t>user": {...}, "</w:t>
-            </w:r>
-            <w:proofErr w:type="spellStart"/>
-            <w:r>
-              <w:rPr>
-                <w:lang w:val="en-PH"/>
-              </w:rPr>
-              <w:t>accessToken</w:t>
-            </w:r>
-            <w:proofErr w:type="spellEnd"/>
-            <w:r>
-              <w:rPr>
-                <w:lang w:val="en-PH"/>
-              </w:rPr>
-              <w:t>": "...", "</w:t>
-            </w:r>
-            <w:proofErr w:type="spellStart"/>
-            <w:r>
-              <w:rPr>
-                <w:lang w:val="en-PH"/>
-              </w:rPr>
-              <w:t>refreshToken</w:t>
-            </w:r>
-            <w:proofErr w:type="spellEnd"/>
-            <w:r>
-              <w:rPr>
-                <w:lang w:val="en-PH"/>
-              </w:rPr>
-              <w:t xml:space="preserve">": </w:t>
-            </w:r>
-            <w:proofErr w:type="gramStart"/>
-            <w:r>
-              <w:rPr>
-                <w:lang w:val="en-PH"/>
-              </w:rPr>
-              <w:t>"..." }</w:t>
-            </w:r>
-            <w:proofErr w:type="gramEnd"/>
-            <w:r>
-              <w:rPr>
-                <w:lang w:val="en-PH"/>
-              </w:rPr>
-              <w:t xml:space="preserve">, </w:t>
+              <w:t xml:space="preserve">{ "success": true, "data": { "user": {...}, "accessToken": "...", "refreshToken": "..." }, </w:t>
             </w:r>
             <w:r>
               <w:rPr>
                 <w:lang w:val="en-PH"/>
               </w:rPr>
               <w:lastRenderedPageBreak/>
-              <w:t xml:space="preserve">"error": null, "timestamp": </w:t>
+              <w:t>"error": null, "timestamp": "..." }</w:t>
             </w:r>
-            <w:proofErr w:type="gramStart"/>
-            <w:r>
-              <w:rPr>
-                <w:lang w:val="en-PH"/>
-              </w:rPr>
-              <w:t>"..." }</w:t>
-            </w:r>
-            <w:proofErr w:type="gramEnd"/>
           </w:p>
         </w:tc>
       </w:tr>
@@ -17084,21 +15871,7 @@
               <w:rPr>
                 <w:lang w:val="en-PH"/>
               </w:rPr>
-              <w:t>/</w:t>
-            </w:r>
-            <w:proofErr w:type="spellStart"/>
-            <w:r>
-              <w:rPr>
-                <w:lang w:val="en-PH"/>
-              </w:rPr>
-              <w:t>api</w:t>
-            </w:r>
-            <w:proofErr w:type="spellEnd"/>
-            <w:r>
-              <w:rPr>
-                <w:lang w:val="en-PH"/>
-              </w:rPr>
-              <w:t>/auth/google</w:t>
+              <w:t>/api/auth/google</w:t>
             </w:r>
           </w:p>
         </w:tc>
@@ -17225,42 +15998,12 @@
                 <w:lang w:val="en-PH"/>
               </w:rPr>
             </w:pPr>
-            <w:proofErr w:type="gramStart"/>
             <w:r>
               <w:rPr>
                 <w:lang w:val="en-PH"/>
               </w:rPr>
-              <w:t>{ "</w:t>
+              <w:t>{ "token": "&lt;GoogleAccessToken&gt;", "role": "TENANT | OWNER" }</w:t>
             </w:r>
-            <w:proofErr w:type="gramEnd"/>
-            <w:r>
-              <w:rPr>
-                <w:lang w:val="en-PH"/>
-              </w:rPr>
-              <w:t>token": "&lt;</w:t>
-            </w:r>
-            <w:proofErr w:type="spellStart"/>
-            <w:r>
-              <w:rPr>
-                <w:lang w:val="en-PH"/>
-              </w:rPr>
-              <w:t>GoogleAccessToken</w:t>
-            </w:r>
-            <w:proofErr w:type="spellEnd"/>
-            <w:r>
-              <w:rPr>
-                <w:lang w:val="en-PH"/>
-              </w:rPr>
-              <w:t>&gt;", "role": "TENANT | OWNER</w:t>
-            </w:r>
-            <w:proofErr w:type="gramStart"/>
-            <w:r>
-              <w:rPr>
-                <w:lang w:val="en-PH"/>
-              </w:rPr>
-              <w:t>" }</w:t>
-            </w:r>
-            <w:proofErr w:type="gramEnd"/>
           </w:p>
         </w:tc>
         <w:tc>
@@ -17287,84 +16030,12 @@
                 <w:lang w:val="en-PH"/>
               </w:rPr>
             </w:pPr>
-            <w:proofErr w:type="gramStart"/>
             <w:r>
               <w:rPr>
                 <w:lang w:val="en-PH"/>
               </w:rPr>
-              <w:t>{ "</w:t>
+              <w:t>{ "success": true, "data": { "user": {...}, "accessToken": "...", "refreshToken": "..." }, "error": null, "timestamp": "..." }</w:t>
             </w:r>
-            <w:proofErr w:type="gramEnd"/>
-            <w:r>
-              <w:rPr>
-                <w:lang w:val="en-PH"/>
-              </w:rPr>
-              <w:t xml:space="preserve">success": true, "data": </w:t>
-            </w:r>
-            <w:proofErr w:type="gramStart"/>
-            <w:r>
-              <w:rPr>
-                <w:lang w:val="en-PH"/>
-              </w:rPr>
-              <w:t>{ "</w:t>
-            </w:r>
-            <w:proofErr w:type="gramEnd"/>
-            <w:r>
-              <w:rPr>
-                <w:lang w:val="en-PH"/>
-              </w:rPr>
-              <w:t>user": {...}, "</w:t>
-            </w:r>
-            <w:proofErr w:type="spellStart"/>
-            <w:r>
-              <w:rPr>
-                <w:lang w:val="en-PH"/>
-              </w:rPr>
-              <w:t>accessToken</w:t>
-            </w:r>
-            <w:proofErr w:type="spellEnd"/>
-            <w:r>
-              <w:rPr>
-                <w:lang w:val="en-PH"/>
-              </w:rPr>
-              <w:t>": "...", "</w:t>
-            </w:r>
-            <w:proofErr w:type="spellStart"/>
-            <w:r>
-              <w:rPr>
-                <w:lang w:val="en-PH"/>
-              </w:rPr>
-              <w:t>refreshToken</w:t>
-            </w:r>
-            <w:proofErr w:type="spellEnd"/>
-            <w:r>
-              <w:rPr>
-                <w:lang w:val="en-PH"/>
-              </w:rPr>
-              <w:t xml:space="preserve">": </w:t>
-            </w:r>
-            <w:proofErr w:type="gramStart"/>
-            <w:r>
-              <w:rPr>
-                <w:lang w:val="en-PH"/>
-              </w:rPr>
-              <w:t>"..." }</w:t>
-            </w:r>
-            <w:proofErr w:type="gramEnd"/>
-            <w:r>
-              <w:rPr>
-                <w:lang w:val="en-PH"/>
-              </w:rPr>
-              <w:t xml:space="preserve">, "error": null, "timestamp": </w:t>
-            </w:r>
-            <w:proofErr w:type="gramStart"/>
-            <w:r>
-              <w:rPr>
-                <w:lang w:val="en-PH"/>
-              </w:rPr>
-              <w:t>"..." }</w:t>
-            </w:r>
-            <w:proofErr w:type="gramEnd"/>
           </w:p>
         </w:tc>
       </w:tr>
@@ -17436,30 +16107,8 @@
               <w:rPr>
                 <w:lang w:val="en-PH"/>
               </w:rPr>
-              <w:t>/</w:t>
+              <w:t>/api/auth/forgot-password</w:t>
             </w:r>
-            <w:proofErr w:type="spellStart"/>
-            <w:r>
-              <w:rPr>
-                <w:lang w:val="en-PH"/>
-              </w:rPr>
-              <w:t>api</w:t>
-            </w:r>
-            <w:proofErr w:type="spellEnd"/>
-            <w:r>
-              <w:rPr>
-                <w:lang w:val="en-PH"/>
-              </w:rPr>
-              <w:t>/auth/</w:t>
-            </w:r>
-            <w:proofErr w:type="gramStart"/>
-            <w:r>
-              <w:rPr>
-                <w:lang w:val="en-PH"/>
-              </w:rPr>
-              <w:t>forgot-password</w:t>
-            </w:r>
-            <w:proofErr w:type="gramEnd"/>
           </w:p>
         </w:tc>
         <w:tc>
@@ -17585,28 +16234,12 @@
                 <w:lang w:val="en-PH"/>
               </w:rPr>
             </w:pPr>
-            <w:proofErr w:type="gramStart"/>
             <w:r>
               <w:rPr>
                 <w:lang w:val="en-PH"/>
               </w:rPr>
-              <w:t>{ "</w:t>
+              <w:t>{ "email": "..." }</w:t>
             </w:r>
-            <w:proofErr w:type="gramEnd"/>
-            <w:r>
-              <w:rPr>
-                <w:lang w:val="en-PH"/>
-              </w:rPr>
-              <w:t xml:space="preserve">email": </w:t>
-            </w:r>
-            <w:proofErr w:type="gramStart"/>
-            <w:r>
-              <w:rPr>
-                <w:lang w:val="en-PH"/>
-              </w:rPr>
-              <w:t>"..." }</w:t>
-            </w:r>
-            <w:proofErr w:type="gramEnd"/>
           </w:p>
         </w:tc>
         <w:tc>
@@ -17633,56 +16266,12 @@
                 <w:lang w:val="en-PH"/>
               </w:rPr>
             </w:pPr>
-            <w:proofErr w:type="gramStart"/>
             <w:r>
               <w:rPr>
                 <w:lang w:val="en-PH"/>
               </w:rPr>
-              <w:t>{ "</w:t>
+              <w:t>{ "success": true, "data": { "message": "..." }, "error": null, "timestamp": "..." }</w:t>
             </w:r>
-            <w:proofErr w:type="gramEnd"/>
-            <w:r>
-              <w:rPr>
-                <w:lang w:val="en-PH"/>
-              </w:rPr>
-              <w:t xml:space="preserve">success": true, "data": </w:t>
-            </w:r>
-            <w:proofErr w:type="gramStart"/>
-            <w:r>
-              <w:rPr>
-                <w:lang w:val="en-PH"/>
-              </w:rPr>
-              <w:t>{ "</w:t>
-            </w:r>
-            <w:proofErr w:type="gramEnd"/>
-            <w:r>
-              <w:rPr>
-                <w:lang w:val="en-PH"/>
-              </w:rPr>
-              <w:t xml:space="preserve">message": </w:t>
-            </w:r>
-            <w:proofErr w:type="gramStart"/>
-            <w:r>
-              <w:rPr>
-                <w:lang w:val="en-PH"/>
-              </w:rPr>
-              <w:t>"..." }</w:t>
-            </w:r>
-            <w:proofErr w:type="gramEnd"/>
-            <w:r>
-              <w:rPr>
-                <w:lang w:val="en-PH"/>
-              </w:rPr>
-              <w:t xml:space="preserve">, "error": null, "timestamp": </w:t>
-            </w:r>
-            <w:proofErr w:type="gramStart"/>
-            <w:r>
-              <w:rPr>
-                <w:lang w:val="en-PH"/>
-              </w:rPr>
-              <w:t>"..." }</w:t>
-            </w:r>
-            <w:proofErr w:type="gramEnd"/>
           </w:p>
         </w:tc>
       </w:tr>
@@ -17754,21 +16343,7 @@
               <w:rPr>
                 <w:lang w:val="en-PH"/>
               </w:rPr>
-              <w:t>/</w:t>
-            </w:r>
-            <w:proofErr w:type="spellStart"/>
-            <w:r>
-              <w:rPr>
-                <w:lang w:val="en-PH"/>
-              </w:rPr>
-              <w:t>api</w:t>
-            </w:r>
-            <w:proofErr w:type="spellEnd"/>
-            <w:r>
-              <w:rPr>
-                <w:lang w:val="en-PH"/>
-              </w:rPr>
-              <w:t>/auth/verify-reset-code</w:t>
+              <w:t>/api/auth/verify-reset-code</w:t>
             </w:r>
           </w:p>
         </w:tc>
@@ -17895,28 +16470,12 @@
                 <w:lang w:val="en-PH"/>
               </w:rPr>
             </w:pPr>
-            <w:proofErr w:type="gramStart"/>
             <w:r>
               <w:rPr>
                 <w:lang w:val="en-PH"/>
               </w:rPr>
-              <w:t>{ "</w:t>
+              <w:t>{ "email": "...", "code": "123456" }</w:t>
             </w:r>
-            <w:proofErr w:type="gramEnd"/>
-            <w:r>
-              <w:rPr>
-                <w:lang w:val="en-PH"/>
-              </w:rPr>
-              <w:t>email": "...", "code": "123456</w:t>
-            </w:r>
-            <w:proofErr w:type="gramStart"/>
-            <w:r>
-              <w:rPr>
-                <w:lang w:val="en-PH"/>
-              </w:rPr>
-              <w:t>" }</w:t>
-            </w:r>
-            <w:proofErr w:type="gramEnd"/>
           </w:p>
         </w:tc>
         <w:tc>
@@ -17943,56 +16502,12 @@
                 <w:lang w:val="en-PH"/>
               </w:rPr>
             </w:pPr>
-            <w:proofErr w:type="gramStart"/>
             <w:r>
               <w:rPr>
                 <w:lang w:val="en-PH"/>
               </w:rPr>
-              <w:t>{ "</w:t>
+              <w:t>{ "success": true, "data": { "message": "..." }, "error": null, "timestamp": "..." }</w:t>
             </w:r>
-            <w:proofErr w:type="gramEnd"/>
-            <w:r>
-              <w:rPr>
-                <w:lang w:val="en-PH"/>
-              </w:rPr>
-              <w:t xml:space="preserve">success": true, "data": </w:t>
-            </w:r>
-            <w:proofErr w:type="gramStart"/>
-            <w:r>
-              <w:rPr>
-                <w:lang w:val="en-PH"/>
-              </w:rPr>
-              <w:t>{ "</w:t>
-            </w:r>
-            <w:proofErr w:type="gramEnd"/>
-            <w:r>
-              <w:rPr>
-                <w:lang w:val="en-PH"/>
-              </w:rPr>
-              <w:t xml:space="preserve">message": </w:t>
-            </w:r>
-            <w:proofErr w:type="gramStart"/>
-            <w:r>
-              <w:rPr>
-                <w:lang w:val="en-PH"/>
-              </w:rPr>
-              <w:t>"..." }</w:t>
-            </w:r>
-            <w:proofErr w:type="gramEnd"/>
-            <w:r>
-              <w:rPr>
-                <w:lang w:val="en-PH"/>
-              </w:rPr>
-              <w:t xml:space="preserve">, "error": null, "timestamp": </w:t>
-            </w:r>
-            <w:proofErr w:type="gramStart"/>
-            <w:r>
-              <w:rPr>
-                <w:lang w:val="en-PH"/>
-              </w:rPr>
-              <w:t>"..." }</w:t>
-            </w:r>
-            <w:proofErr w:type="gramEnd"/>
           </w:p>
         </w:tc>
       </w:tr>
@@ -18064,21 +16579,7 @@
               <w:rPr>
                 <w:lang w:val="en-PH"/>
               </w:rPr>
-              <w:t>/</w:t>
-            </w:r>
-            <w:proofErr w:type="spellStart"/>
-            <w:r>
-              <w:rPr>
-                <w:lang w:val="en-PH"/>
-              </w:rPr>
-              <w:t>api</w:t>
-            </w:r>
-            <w:proofErr w:type="spellEnd"/>
-            <w:r>
-              <w:rPr>
-                <w:lang w:val="en-PH"/>
-              </w:rPr>
-              <w:t>/auth/reset-password</w:t>
+              <w:t>/api/auth/reset-password</w:t>
             </w:r>
           </w:p>
         </w:tc>
@@ -18205,42 +16706,12 @@
                 <w:lang w:val="en-PH"/>
               </w:rPr>
             </w:pPr>
-            <w:proofErr w:type="gramStart"/>
             <w:r>
               <w:rPr>
                 <w:lang w:val="en-PH"/>
               </w:rPr>
-              <w:t>{ "</w:t>
+              <w:t>{ "email": "...", "code": "123456", "newPassword": "..." }</w:t>
             </w:r>
-            <w:proofErr w:type="gramEnd"/>
-            <w:r>
-              <w:rPr>
-                <w:lang w:val="en-PH"/>
-              </w:rPr>
-              <w:t>email": "...", "code": "123456", "</w:t>
-            </w:r>
-            <w:proofErr w:type="spellStart"/>
-            <w:r>
-              <w:rPr>
-                <w:lang w:val="en-PH"/>
-              </w:rPr>
-              <w:t>newPassword</w:t>
-            </w:r>
-            <w:proofErr w:type="spellEnd"/>
-            <w:r>
-              <w:rPr>
-                <w:lang w:val="en-PH"/>
-              </w:rPr>
-              <w:t xml:space="preserve">": </w:t>
-            </w:r>
-            <w:proofErr w:type="gramStart"/>
-            <w:r>
-              <w:rPr>
-                <w:lang w:val="en-PH"/>
-              </w:rPr>
-              <w:t>"..." }</w:t>
-            </w:r>
-            <w:proofErr w:type="gramEnd"/>
           </w:p>
         </w:tc>
         <w:tc>
@@ -18267,56 +16738,12 @@
                 <w:lang w:val="en-PH"/>
               </w:rPr>
             </w:pPr>
-            <w:proofErr w:type="gramStart"/>
             <w:r>
               <w:rPr>
                 <w:lang w:val="en-PH"/>
               </w:rPr>
-              <w:t>{ "</w:t>
+              <w:t>{ "success": true, "data": { "message": "..." }, "error": null, "timestamp": "..." }</w:t>
             </w:r>
-            <w:proofErr w:type="gramEnd"/>
-            <w:r>
-              <w:rPr>
-                <w:lang w:val="en-PH"/>
-              </w:rPr>
-              <w:t xml:space="preserve">success": true, "data": </w:t>
-            </w:r>
-            <w:proofErr w:type="gramStart"/>
-            <w:r>
-              <w:rPr>
-                <w:lang w:val="en-PH"/>
-              </w:rPr>
-              <w:t>{ "</w:t>
-            </w:r>
-            <w:proofErr w:type="gramEnd"/>
-            <w:r>
-              <w:rPr>
-                <w:lang w:val="en-PH"/>
-              </w:rPr>
-              <w:t xml:space="preserve">message": </w:t>
-            </w:r>
-            <w:proofErr w:type="gramStart"/>
-            <w:r>
-              <w:rPr>
-                <w:lang w:val="en-PH"/>
-              </w:rPr>
-              <w:t>"..." }</w:t>
-            </w:r>
-            <w:proofErr w:type="gramEnd"/>
-            <w:r>
-              <w:rPr>
-                <w:lang w:val="en-PH"/>
-              </w:rPr>
-              <w:t xml:space="preserve">, "error": null, "timestamp": </w:t>
-            </w:r>
-            <w:proofErr w:type="gramStart"/>
-            <w:r>
-              <w:rPr>
-                <w:lang w:val="en-PH"/>
-              </w:rPr>
-              <w:t>"..." }</w:t>
-            </w:r>
-            <w:proofErr w:type="gramEnd"/>
           </w:p>
         </w:tc>
       </w:tr>
@@ -18388,21 +16815,7 @@
               <w:rPr>
                 <w:lang w:val="en-PH"/>
               </w:rPr>
-              <w:t>/</w:t>
-            </w:r>
-            <w:proofErr w:type="spellStart"/>
-            <w:r>
-              <w:rPr>
-                <w:lang w:val="en-PH"/>
-              </w:rPr>
-              <w:t>api</w:t>
-            </w:r>
-            <w:proofErr w:type="spellEnd"/>
-            <w:r>
-              <w:rPr>
-                <w:lang w:val="en-PH"/>
-              </w:rPr>
-              <w:t>/auth/me</w:t>
+              <w:t>/api/auth/me</w:t>
             </w:r>
           </w:p>
         </w:tc>
@@ -18561,56 +16974,12 @@
                 <w:lang w:val="en-PH"/>
               </w:rPr>
             </w:pPr>
-            <w:proofErr w:type="gramStart"/>
             <w:r>
               <w:rPr>
                 <w:lang w:val="en-PH"/>
               </w:rPr>
-              <w:t>{ "</w:t>
+              <w:t>{ "success": true, "data": { "user": {...} }, "error": null, "timestamp": "..." }</w:t>
             </w:r>
-            <w:proofErr w:type="gramEnd"/>
-            <w:r>
-              <w:rPr>
-                <w:lang w:val="en-PH"/>
-              </w:rPr>
-              <w:t xml:space="preserve">success": true, "data": </w:t>
-            </w:r>
-            <w:proofErr w:type="gramStart"/>
-            <w:r>
-              <w:rPr>
-                <w:lang w:val="en-PH"/>
-              </w:rPr>
-              <w:t>{ "</w:t>
-            </w:r>
-            <w:proofErr w:type="gramEnd"/>
-            <w:r>
-              <w:rPr>
-                <w:lang w:val="en-PH"/>
-              </w:rPr>
-              <w:t xml:space="preserve">user": </w:t>
-            </w:r>
-            <w:proofErr w:type="gramStart"/>
-            <w:r>
-              <w:rPr>
-                <w:lang w:val="en-PH"/>
-              </w:rPr>
-              <w:t>{...} }</w:t>
-            </w:r>
-            <w:proofErr w:type="gramEnd"/>
-            <w:r>
-              <w:rPr>
-                <w:lang w:val="en-PH"/>
-              </w:rPr>
-              <w:t xml:space="preserve">, "error": null, "timestamp": </w:t>
-            </w:r>
-            <w:proofErr w:type="gramStart"/>
-            <w:r>
-              <w:rPr>
-                <w:lang w:val="en-PH"/>
-              </w:rPr>
-              <w:t>"..." }</w:t>
-            </w:r>
-            <w:proofErr w:type="gramEnd"/>
           </w:p>
         </w:tc>
       </w:tr>
@@ -19603,25 +17972,7 @@
                 <w:szCs w:val="24"/>
                 <w:lang w:val="en-PH"/>
               </w:rPr>
-              <w:t>/</w:t>
-            </w:r>
-            <w:proofErr w:type="spellStart"/>
-            <w:r>
-              <w:rPr>
-                <w:sz w:val="24"/>
-                <w:szCs w:val="24"/>
-                <w:lang w:val="en-PH"/>
-              </w:rPr>
-              <w:t>api</w:t>
-            </w:r>
-            <w:proofErr w:type="spellEnd"/>
-            <w:r>
-              <w:rPr>
-                <w:sz w:val="24"/>
-                <w:szCs w:val="24"/>
-                <w:lang w:val="en-PH"/>
-              </w:rPr>
-              <w:t>/properties</w:t>
+              <w:t>/api/properties</w:t>
             </w:r>
           </w:p>
         </w:tc>
@@ -19769,43 +18120,7 @@
                 <w:szCs w:val="24"/>
                 <w:lang w:val="en-PH"/>
               </w:rPr>
-              <w:t>?search=...&amp;type=...&amp;</w:t>
-            </w:r>
-            <w:proofErr w:type="spellStart"/>
-            <w:r>
-              <w:rPr>
-                <w:sz w:val="24"/>
-                <w:szCs w:val="24"/>
-                <w:lang w:val="en-PH"/>
-              </w:rPr>
-              <w:t>minPrice</w:t>
-            </w:r>
-            <w:proofErr w:type="spellEnd"/>
-            <w:r>
-              <w:rPr>
-                <w:sz w:val="24"/>
-                <w:szCs w:val="24"/>
-                <w:lang w:val="en-PH"/>
-              </w:rPr>
-              <w:t>=...&amp;</w:t>
-            </w:r>
-            <w:proofErr w:type="spellStart"/>
-            <w:r>
-              <w:rPr>
-                <w:sz w:val="24"/>
-                <w:szCs w:val="24"/>
-                <w:lang w:val="en-PH"/>
-              </w:rPr>
-              <w:t>maxPrice</w:t>
-            </w:r>
-            <w:proofErr w:type="spellEnd"/>
-            <w:r>
-              <w:rPr>
-                <w:sz w:val="24"/>
-                <w:szCs w:val="24"/>
-                <w:lang w:val="en-PH"/>
-              </w:rPr>
-              <w:t>=...</w:t>
+              <w:t>?search=...&amp;type=...&amp;minPrice=...&amp;maxPrice=...</w:t>
             </w:r>
           </w:p>
         </w:tc>
@@ -19836,70 +18151,14 @@
                 <w:lang w:val="en-PH"/>
               </w:rPr>
             </w:pPr>
-            <w:proofErr w:type="gramStart"/>
             <w:r>
               <w:rPr>
                 <w:sz w:val="24"/>
                 <w:szCs w:val="24"/>
                 <w:lang w:val="en-PH"/>
               </w:rPr>
-              <w:t>{ "</w:t>
+              <w:t>{ "success": true, "data": { "properties": [...] }, "error": null, "timestamp": "..." }</w:t>
             </w:r>
-            <w:proofErr w:type="gramEnd"/>
-            <w:r>
-              <w:rPr>
-                <w:sz w:val="24"/>
-                <w:szCs w:val="24"/>
-                <w:lang w:val="en-PH"/>
-              </w:rPr>
-              <w:t xml:space="preserve">success": true, "data": </w:t>
-            </w:r>
-            <w:proofErr w:type="gramStart"/>
-            <w:r>
-              <w:rPr>
-                <w:sz w:val="24"/>
-                <w:szCs w:val="24"/>
-                <w:lang w:val="en-PH"/>
-              </w:rPr>
-              <w:t>{ "</w:t>
-            </w:r>
-            <w:proofErr w:type="gramEnd"/>
-            <w:r>
-              <w:rPr>
-                <w:sz w:val="24"/>
-                <w:szCs w:val="24"/>
-                <w:lang w:val="en-PH"/>
-              </w:rPr>
-              <w:t xml:space="preserve">properties": </w:t>
-            </w:r>
-            <w:proofErr w:type="gramStart"/>
-            <w:r>
-              <w:rPr>
-                <w:sz w:val="24"/>
-                <w:szCs w:val="24"/>
-                <w:lang w:val="en-PH"/>
-              </w:rPr>
-              <w:t>[...] }</w:t>
-            </w:r>
-            <w:proofErr w:type="gramEnd"/>
-            <w:r>
-              <w:rPr>
-                <w:sz w:val="24"/>
-                <w:szCs w:val="24"/>
-                <w:lang w:val="en-PH"/>
-              </w:rPr>
-              <w:t xml:space="preserve">, "error": null, "timestamp": </w:t>
-            </w:r>
-            <w:proofErr w:type="gramStart"/>
-            <w:r>
-              <w:rPr>
-                <w:sz w:val="24"/>
-                <w:szCs w:val="24"/>
-                <w:lang w:val="en-PH"/>
-              </w:rPr>
-              <w:t>"..." }</w:t>
-            </w:r>
-            <w:proofErr w:type="gramEnd"/>
           </w:p>
         </w:tc>
       </w:tr>
@@ -19981,25 +18240,7 @@
                 <w:szCs w:val="24"/>
                 <w:lang w:val="en-PH"/>
               </w:rPr>
-              <w:t>/</w:t>
-            </w:r>
-            <w:proofErr w:type="spellStart"/>
-            <w:r>
-              <w:rPr>
-                <w:sz w:val="24"/>
-                <w:szCs w:val="24"/>
-                <w:lang w:val="en-PH"/>
-              </w:rPr>
-              <w:t>api</w:t>
-            </w:r>
-            <w:proofErr w:type="spellEnd"/>
-            <w:r>
-              <w:rPr>
-                <w:sz w:val="24"/>
-                <w:szCs w:val="24"/>
-                <w:lang w:val="en-PH"/>
-              </w:rPr>
-              <w:t>/properties/types</w:t>
+              <w:t>/api/properties/types</w:t>
             </w:r>
           </w:p>
         </w:tc>
@@ -20178,70 +18419,14 @@
                 <w:lang w:val="en-PH"/>
               </w:rPr>
             </w:pPr>
-            <w:proofErr w:type="gramStart"/>
             <w:r>
               <w:rPr>
                 <w:sz w:val="24"/>
                 <w:szCs w:val="24"/>
                 <w:lang w:val="en-PH"/>
               </w:rPr>
-              <w:t>{ "</w:t>
+              <w:t>{ "success": true, "data": { "types": [...] }, "error": null, "timestamp": "..." }</w:t>
             </w:r>
-            <w:proofErr w:type="gramEnd"/>
-            <w:r>
-              <w:rPr>
-                <w:sz w:val="24"/>
-                <w:szCs w:val="24"/>
-                <w:lang w:val="en-PH"/>
-              </w:rPr>
-              <w:t xml:space="preserve">success": true, "data": </w:t>
-            </w:r>
-            <w:proofErr w:type="gramStart"/>
-            <w:r>
-              <w:rPr>
-                <w:sz w:val="24"/>
-                <w:szCs w:val="24"/>
-                <w:lang w:val="en-PH"/>
-              </w:rPr>
-              <w:t>{ "</w:t>
-            </w:r>
-            <w:proofErr w:type="gramEnd"/>
-            <w:r>
-              <w:rPr>
-                <w:sz w:val="24"/>
-                <w:szCs w:val="24"/>
-                <w:lang w:val="en-PH"/>
-              </w:rPr>
-              <w:t xml:space="preserve">types": </w:t>
-            </w:r>
-            <w:proofErr w:type="gramStart"/>
-            <w:r>
-              <w:rPr>
-                <w:sz w:val="24"/>
-                <w:szCs w:val="24"/>
-                <w:lang w:val="en-PH"/>
-              </w:rPr>
-              <w:t>[...] }</w:t>
-            </w:r>
-            <w:proofErr w:type="gramEnd"/>
-            <w:r>
-              <w:rPr>
-                <w:sz w:val="24"/>
-                <w:szCs w:val="24"/>
-                <w:lang w:val="en-PH"/>
-              </w:rPr>
-              <w:t xml:space="preserve">, "error": null, "timestamp": </w:t>
-            </w:r>
-            <w:proofErr w:type="gramStart"/>
-            <w:r>
-              <w:rPr>
-                <w:sz w:val="24"/>
-                <w:szCs w:val="24"/>
-                <w:lang w:val="en-PH"/>
-              </w:rPr>
-              <w:t>"..." }</w:t>
-            </w:r>
-            <w:proofErr w:type="gramEnd"/>
           </w:p>
         </w:tc>
       </w:tr>
@@ -20323,27 +18508,7 @@
                 <w:szCs w:val="24"/>
                 <w:lang w:val="en-PH"/>
               </w:rPr>
-              <w:t>/</w:t>
-            </w:r>
-            <w:proofErr w:type="spellStart"/>
-            <w:proofErr w:type="gramStart"/>
-            <w:r>
-              <w:rPr>
-                <w:sz w:val="24"/>
-                <w:szCs w:val="24"/>
-                <w:lang w:val="en-PH"/>
-              </w:rPr>
-              <w:t>api</w:t>
-            </w:r>
-            <w:proofErr w:type="spellEnd"/>
-            <w:proofErr w:type="gramEnd"/>
-            <w:r>
-              <w:rPr>
-                <w:sz w:val="24"/>
-                <w:szCs w:val="24"/>
-                <w:lang w:val="en-PH"/>
-              </w:rPr>
-              <w:t>/properties/{id}</w:t>
+              <w:t>/api/properties/{id}</w:t>
             </w:r>
           </w:p>
         </w:tc>
@@ -20522,70 +18687,14 @@
                 <w:lang w:val="en-PH"/>
               </w:rPr>
             </w:pPr>
-            <w:proofErr w:type="gramStart"/>
             <w:r>
               <w:rPr>
                 <w:sz w:val="24"/>
                 <w:szCs w:val="24"/>
                 <w:lang w:val="en-PH"/>
               </w:rPr>
-              <w:t>{ "</w:t>
+              <w:t>{ "success": true, "data": { "property": {...} }, "error": null, "timestamp": "..." }</w:t>
             </w:r>
-            <w:proofErr w:type="gramEnd"/>
-            <w:r>
-              <w:rPr>
-                <w:sz w:val="24"/>
-                <w:szCs w:val="24"/>
-                <w:lang w:val="en-PH"/>
-              </w:rPr>
-              <w:t xml:space="preserve">success": true, "data": </w:t>
-            </w:r>
-            <w:proofErr w:type="gramStart"/>
-            <w:r>
-              <w:rPr>
-                <w:sz w:val="24"/>
-                <w:szCs w:val="24"/>
-                <w:lang w:val="en-PH"/>
-              </w:rPr>
-              <w:t>{ "</w:t>
-            </w:r>
-            <w:proofErr w:type="gramEnd"/>
-            <w:r>
-              <w:rPr>
-                <w:sz w:val="24"/>
-                <w:szCs w:val="24"/>
-                <w:lang w:val="en-PH"/>
-              </w:rPr>
-              <w:t xml:space="preserve">property": </w:t>
-            </w:r>
-            <w:proofErr w:type="gramStart"/>
-            <w:r>
-              <w:rPr>
-                <w:sz w:val="24"/>
-                <w:szCs w:val="24"/>
-                <w:lang w:val="en-PH"/>
-              </w:rPr>
-              <w:t>{...} }</w:t>
-            </w:r>
-            <w:proofErr w:type="gramEnd"/>
-            <w:r>
-              <w:rPr>
-                <w:sz w:val="24"/>
-                <w:szCs w:val="24"/>
-                <w:lang w:val="en-PH"/>
-              </w:rPr>
-              <w:t xml:space="preserve">, "error": null, "timestamp": </w:t>
-            </w:r>
-            <w:proofErr w:type="gramStart"/>
-            <w:r>
-              <w:rPr>
-                <w:sz w:val="24"/>
-                <w:szCs w:val="24"/>
-                <w:lang w:val="en-PH"/>
-              </w:rPr>
-              <w:t>"..." }</w:t>
-            </w:r>
-            <w:proofErr w:type="gramEnd"/>
           </w:p>
         </w:tc>
       </w:tr>
@@ -20667,25 +18776,7 @@
                 <w:szCs w:val="24"/>
                 <w:lang w:val="en-PH"/>
               </w:rPr>
-              <w:t>/</w:t>
-            </w:r>
-            <w:proofErr w:type="spellStart"/>
-            <w:r>
-              <w:rPr>
-                <w:sz w:val="24"/>
-                <w:szCs w:val="24"/>
-                <w:lang w:val="en-PH"/>
-              </w:rPr>
-              <w:t>api</w:t>
-            </w:r>
-            <w:proofErr w:type="spellEnd"/>
-            <w:r>
-              <w:rPr>
-                <w:sz w:val="24"/>
-                <w:szCs w:val="24"/>
-                <w:lang w:val="en-PH"/>
-              </w:rPr>
-              <w:t>/properties/my</w:t>
+              <w:t>/api/properties/my</w:t>
             </w:r>
           </w:p>
         </w:tc>
@@ -20864,70 +18955,14 @@
                 <w:lang w:val="en-PH"/>
               </w:rPr>
             </w:pPr>
-            <w:proofErr w:type="gramStart"/>
             <w:r>
               <w:rPr>
                 <w:sz w:val="24"/>
                 <w:szCs w:val="24"/>
                 <w:lang w:val="en-PH"/>
               </w:rPr>
-              <w:t>{ "</w:t>
+              <w:t>{ "success": true, "data": { "properties": [...] }, "error": null, "timestamp": "..." }</w:t>
             </w:r>
-            <w:proofErr w:type="gramEnd"/>
-            <w:r>
-              <w:rPr>
-                <w:sz w:val="24"/>
-                <w:szCs w:val="24"/>
-                <w:lang w:val="en-PH"/>
-              </w:rPr>
-              <w:t xml:space="preserve">success": true, "data": </w:t>
-            </w:r>
-            <w:proofErr w:type="gramStart"/>
-            <w:r>
-              <w:rPr>
-                <w:sz w:val="24"/>
-                <w:szCs w:val="24"/>
-                <w:lang w:val="en-PH"/>
-              </w:rPr>
-              <w:t>{ "</w:t>
-            </w:r>
-            <w:proofErr w:type="gramEnd"/>
-            <w:r>
-              <w:rPr>
-                <w:sz w:val="24"/>
-                <w:szCs w:val="24"/>
-                <w:lang w:val="en-PH"/>
-              </w:rPr>
-              <w:t xml:space="preserve">properties": </w:t>
-            </w:r>
-            <w:proofErr w:type="gramStart"/>
-            <w:r>
-              <w:rPr>
-                <w:sz w:val="24"/>
-                <w:szCs w:val="24"/>
-                <w:lang w:val="en-PH"/>
-              </w:rPr>
-              <w:t>[...] }</w:t>
-            </w:r>
-            <w:proofErr w:type="gramEnd"/>
-            <w:r>
-              <w:rPr>
-                <w:sz w:val="24"/>
-                <w:szCs w:val="24"/>
-                <w:lang w:val="en-PH"/>
-              </w:rPr>
-              <w:t xml:space="preserve">, "error": null, "timestamp": </w:t>
-            </w:r>
-            <w:proofErr w:type="gramStart"/>
-            <w:r>
-              <w:rPr>
-                <w:sz w:val="24"/>
-                <w:szCs w:val="24"/>
-                <w:lang w:val="en-PH"/>
-              </w:rPr>
-              <w:t>"..." }</w:t>
-            </w:r>
-            <w:proofErr w:type="gramEnd"/>
           </w:p>
         </w:tc>
       </w:tr>
@@ -21009,25 +19044,7 @@
                 <w:szCs w:val="24"/>
                 <w:lang w:val="en-PH"/>
               </w:rPr>
-              <w:t>/</w:t>
-            </w:r>
-            <w:proofErr w:type="spellStart"/>
-            <w:r>
-              <w:rPr>
-                <w:sz w:val="24"/>
-                <w:szCs w:val="24"/>
-                <w:lang w:val="en-PH"/>
-              </w:rPr>
-              <w:t>api</w:t>
-            </w:r>
-            <w:proofErr w:type="spellEnd"/>
-            <w:r>
-              <w:rPr>
-                <w:sz w:val="24"/>
-                <w:szCs w:val="24"/>
-                <w:lang w:val="en-PH"/>
-              </w:rPr>
-              <w:t>/properties</w:t>
+              <w:t>/api/properties</w:t>
             </w:r>
           </w:p>
         </w:tc>
@@ -21169,61 +19186,23 @@
                 <w:lang w:val="en-PH"/>
               </w:rPr>
             </w:pPr>
-            <w:proofErr w:type="gramStart"/>
             <w:r>
               <w:rPr>
                 <w:sz w:val="24"/>
                 <w:szCs w:val="24"/>
                 <w:lang w:val="en-PH"/>
               </w:rPr>
-              <w:t>{ "</w:t>
+              <w:t xml:space="preserve">{ "title": "...", "description": "...", "price": 5000.0, "location": "...", "typeId": 1, "beds": 1, </w:t>
             </w:r>
-            <w:proofErr w:type="gramEnd"/>
             <w:r>
               <w:rPr>
                 <w:sz w:val="24"/>
                 <w:szCs w:val="24"/>
                 <w:lang w:val="en-PH"/>
               </w:rPr>
-              <w:t>title": "...", "description": "...", "price": 5000.0, "location": "...", "</w:t>
+              <w:lastRenderedPageBreak/>
+              <w:t>"baths": 1, "sqm": 25 }</w:t>
             </w:r>
-            <w:proofErr w:type="spellStart"/>
-            <w:r>
-              <w:rPr>
-                <w:sz w:val="24"/>
-                <w:szCs w:val="24"/>
-                <w:lang w:val="en-PH"/>
-              </w:rPr>
-              <w:t>typeId</w:t>
-            </w:r>
-            <w:proofErr w:type="spellEnd"/>
-            <w:r>
-              <w:rPr>
-                <w:sz w:val="24"/>
-                <w:szCs w:val="24"/>
-                <w:lang w:val="en-PH"/>
-              </w:rPr>
-              <w:t xml:space="preserve">": 1, "beds": 1, </w:t>
-            </w:r>
-            <w:r>
-              <w:rPr>
-                <w:sz w:val="24"/>
-                <w:szCs w:val="24"/>
-                <w:lang w:val="en-PH"/>
-              </w:rPr>
-              <w:lastRenderedPageBreak/>
-              <w:t xml:space="preserve">"baths": 1, "sqm": </w:t>
-            </w:r>
-            <w:proofErr w:type="gramStart"/>
-            <w:r>
-              <w:rPr>
-                <w:sz w:val="24"/>
-                <w:szCs w:val="24"/>
-                <w:lang w:val="en-PH"/>
-              </w:rPr>
-              <w:t>25 }</w:t>
-            </w:r>
-            <w:proofErr w:type="gramEnd"/>
           </w:p>
         </w:tc>
         <w:tc>
@@ -21253,7 +19232,6 @@
                 <w:lang w:val="en-PH"/>
               </w:rPr>
             </w:pPr>
-            <w:proofErr w:type="gramStart"/>
             <w:r>
               <w:rPr>
                 <w:sz w:val="24"/>
@@ -21261,63 +19239,8 @@
                 <w:lang w:val="en-PH"/>
               </w:rPr>
               <w:lastRenderedPageBreak/>
-              <w:t>{ "</w:t>
+              <w:t>{ "success": true, "data": { "property": {...} }, "error": null, "timestamp": "..." }</w:t>
             </w:r>
-            <w:proofErr w:type="gramEnd"/>
-            <w:r>
-              <w:rPr>
-                <w:sz w:val="24"/>
-                <w:szCs w:val="24"/>
-                <w:lang w:val="en-PH"/>
-              </w:rPr>
-              <w:t xml:space="preserve">success": true, "data": </w:t>
-            </w:r>
-            <w:proofErr w:type="gramStart"/>
-            <w:r>
-              <w:rPr>
-                <w:sz w:val="24"/>
-                <w:szCs w:val="24"/>
-                <w:lang w:val="en-PH"/>
-              </w:rPr>
-              <w:t>{ "</w:t>
-            </w:r>
-            <w:proofErr w:type="gramEnd"/>
-            <w:r>
-              <w:rPr>
-                <w:sz w:val="24"/>
-                <w:szCs w:val="24"/>
-                <w:lang w:val="en-PH"/>
-              </w:rPr>
-              <w:t xml:space="preserve">property": </w:t>
-            </w:r>
-            <w:proofErr w:type="gramStart"/>
-            <w:r>
-              <w:rPr>
-                <w:sz w:val="24"/>
-                <w:szCs w:val="24"/>
-                <w:lang w:val="en-PH"/>
-              </w:rPr>
-              <w:t>{...} }</w:t>
-            </w:r>
-            <w:proofErr w:type="gramEnd"/>
-            <w:r>
-              <w:rPr>
-                <w:sz w:val="24"/>
-                <w:szCs w:val="24"/>
-                <w:lang w:val="en-PH"/>
-              </w:rPr>
-              <w:t xml:space="preserve">, "error": null, "timestamp": </w:t>
-            </w:r>
-            <w:proofErr w:type="gramStart"/>
-            <w:r>
-              <w:rPr>
-                <w:sz w:val="24"/>
-                <w:szCs w:val="24"/>
-                <w:lang w:val="en-PH"/>
-              </w:rPr>
-              <w:t>"..." }</w:t>
-            </w:r>
-            <w:proofErr w:type="gramEnd"/>
           </w:p>
         </w:tc>
       </w:tr>
@@ -21399,27 +19322,7 @@
                 <w:szCs w:val="24"/>
                 <w:lang w:val="en-PH"/>
               </w:rPr>
-              <w:t>/</w:t>
-            </w:r>
-            <w:proofErr w:type="spellStart"/>
-            <w:proofErr w:type="gramStart"/>
-            <w:r>
-              <w:rPr>
-                <w:sz w:val="24"/>
-                <w:szCs w:val="24"/>
-                <w:lang w:val="en-PH"/>
-              </w:rPr>
-              <w:t>api</w:t>
-            </w:r>
-            <w:proofErr w:type="spellEnd"/>
-            <w:proofErr w:type="gramEnd"/>
-            <w:r>
-              <w:rPr>
-                <w:sz w:val="24"/>
-                <w:szCs w:val="24"/>
-                <w:lang w:val="en-PH"/>
-              </w:rPr>
-              <w:t>/properties/{id}</w:t>
+              <w:t>/api/properties/{id}</w:t>
             </w:r>
           </w:p>
         </w:tc>
@@ -21561,52 +19464,14 @@
                 <w:lang w:val="en-PH"/>
               </w:rPr>
             </w:pPr>
-            <w:proofErr w:type="gramStart"/>
             <w:r>
               <w:rPr>
                 <w:sz w:val="24"/>
                 <w:szCs w:val="24"/>
                 <w:lang w:val="en-PH"/>
               </w:rPr>
-              <w:t>{ "</w:t>
+              <w:t>{ "title": "...", "price": 5000.0, "location": "...", "typeId": 1, "status": "AVAILABLE" }</w:t>
             </w:r>
-            <w:proofErr w:type="gramEnd"/>
-            <w:r>
-              <w:rPr>
-                <w:sz w:val="24"/>
-                <w:szCs w:val="24"/>
-                <w:lang w:val="en-PH"/>
-              </w:rPr>
-              <w:t>title": "...", "price": 5000.0, "location": "...", "</w:t>
-            </w:r>
-            <w:proofErr w:type="spellStart"/>
-            <w:r>
-              <w:rPr>
-                <w:sz w:val="24"/>
-                <w:szCs w:val="24"/>
-                <w:lang w:val="en-PH"/>
-              </w:rPr>
-              <w:t>typeId</w:t>
-            </w:r>
-            <w:proofErr w:type="spellEnd"/>
-            <w:r>
-              <w:rPr>
-                <w:sz w:val="24"/>
-                <w:szCs w:val="24"/>
-                <w:lang w:val="en-PH"/>
-              </w:rPr>
-              <w:t>": 1, "status": "AVAILABLE</w:t>
-            </w:r>
-            <w:proofErr w:type="gramStart"/>
-            <w:r>
-              <w:rPr>
-                <w:sz w:val="24"/>
-                <w:szCs w:val="24"/>
-                <w:lang w:val="en-PH"/>
-              </w:rPr>
-              <w:t>" }</w:t>
-            </w:r>
-            <w:proofErr w:type="gramEnd"/>
           </w:p>
         </w:tc>
         <w:tc>
@@ -21636,70 +19501,14 @@
                 <w:lang w:val="en-PH"/>
               </w:rPr>
             </w:pPr>
-            <w:proofErr w:type="gramStart"/>
             <w:r>
               <w:rPr>
                 <w:sz w:val="24"/>
                 <w:szCs w:val="24"/>
                 <w:lang w:val="en-PH"/>
               </w:rPr>
-              <w:t>{ "</w:t>
+              <w:t>{ "success": true, "data": { "property": {...} }, "error": null, "timestamp": "..." }</w:t>
             </w:r>
-            <w:proofErr w:type="gramEnd"/>
-            <w:r>
-              <w:rPr>
-                <w:sz w:val="24"/>
-                <w:szCs w:val="24"/>
-                <w:lang w:val="en-PH"/>
-              </w:rPr>
-              <w:t xml:space="preserve">success": true, "data": </w:t>
-            </w:r>
-            <w:proofErr w:type="gramStart"/>
-            <w:r>
-              <w:rPr>
-                <w:sz w:val="24"/>
-                <w:szCs w:val="24"/>
-                <w:lang w:val="en-PH"/>
-              </w:rPr>
-              <w:t>{ "</w:t>
-            </w:r>
-            <w:proofErr w:type="gramEnd"/>
-            <w:r>
-              <w:rPr>
-                <w:sz w:val="24"/>
-                <w:szCs w:val="24"/>
-                <w:lang w:val="en-PH"/>
-              </w:rPr>
-              <w:t xml:space="preserve">property": </w:t>
-            </w:r>
-            <w:proofErr w:type="gramStart"/>
-            <w:r>
-              <w:rPr>
-                <w:sz w:val="24"/>
-                <w:szCs w:val="24"/>
-                <w:lang w:val="en-PH"/>
-              </w:rPr>
-              <w:t>{...} }</w:t>
-            </w:r>
-            <w:proofErr w:type="gramEnd"/>
-            <w:r>
-              <w:rPr>
-                <w:sz w:val="24"/>
-                <w:szCs w:val="24"/>
-                <w:lang w:val="en-PH"/>
-              </w:rPr>
-              <w:t xml:space="preserve">, "error": null, "timestamp": </w:t>
-            </w:r>
-            <w:proofErr w:type="gramStart"/>
-            <w:r>
-              <w:rPr>
-                <w:sz w:val="24"/>
-                <w:szCs w:val="24"/>
-                <w:lang w:val="en-PH"/>
-              </w:rPr>
-              <w:t>"..." }</w:t>
-            </w:r>
-            <w:proofErr w:type="gramEnd"/>
           </w:p>
         </w:tc>
       </w:tr>
@@ -21781,27 +19590,7 @@
                 <w:szCs w:val="24"/>
                 <w:lang w:val="en-PH"/>
               </w:rPr>
-              <w:t>/</w:t>
-            </w:r>
-            <w:proofErr w:type="spellStart"/>
-            <w:proofErr w:type="gramStart"/>
-            <w:r>
-              <w:rPr>
-                <w:sz w:val="24"/>
-                <w:szCs w:val="24"/>
-                <w:lang w:val="en-PH"/>
-              </w:rPr>
-              <w:t>api</w:t>
-            </w:r>
-            <w:proofErr w:type="spellEnd"/>
-            <w:proofErr w:type="gramEnd"/>
-            <w:r>
-              <w:rPr>
-                <w:sz w:val="24"/>
-                <w:szCs w:val="24"/>
-                <w:lang w:val="en-PH"/>
-              </w:rPr>
-              <w:t>/properties/{id}/images</w:t>
+              <w:t>/api/properties/{id}/images</w:t>
             </w:r>
           </w:p>
         </w:tc>
@@ -21869,7 +19658,6 @@
                 <w:lang w:val="en-PH"/>
               </w:rPr>
             </w:pPr>
-            <w:proofErr w:type="spellStart"/>
             <w:r>
               <w:rPr>
                 <w:sz w:val="24"/>
@@ -21878,7 +19666,6 @@
               </w:rPr>
               <w:t>FormData</w:t>
             </w:r>
-            <w:proofErr w:type="spellEnd"/>
           </w:p>
         </w:tc>
         <w:tc>
@@ -21945,33 +19732,13 @@
                 <w:lang w:val="en-PH"/>
               </w:rPr>
             </w:pPr>
-            <w:proofErr w:type="spellStart"/>
-            <w:proofErr w:type="gramStart"/>
             <w:r>
               <w:rPr>
                 <w:sz w:val="24"/>
                 <w:szCs w:val="24"/>
                 <w:lang w:val="en-PH"/>
               </w:rPr>
-              <w:t>MultipartFile</w:t>
-            </w:r>
-            <w:proofErr w:type="spellEnd"/>
-            <w:r>
-              <w:rPr>
-                <w:sz w:val="24"/>
-                <w:szCs w:val="24"/>
-                <w:lang w:val="en-PH"/>
-              </w:rPr>
-              <w:t>[</w:t>
-            </w:r>
-            <w:proofErr w:type="gramEnd"/>
-            <w:r>
-              <w:rPr>
-                <w:sz w:val="24"/>
-                <w:szCs w:val="24"/>
-                <w:lang w:val="en-PH"/>
-              </w:rPr>
-              <w:t>] files</w:t>
+              <w:t>MultipartFile[] files</w:t>
             </w:r>
           </w:p>
         </w:tc>
@@ -22002,70 +19769,14 @@
                 <w:lang w:val="en-PH"/>
               </w:rPr>
             </w:pPr>
-            <w:proofErr w:type="gramStart"/>
             <w:r>
               <w:rPr>
                 <w:sz w:val="24"/>
                 <w:szCs w:val="24"/>
                 <w:lang w:val="en-PH"/>
               </w:rPr>
-              <w:t>{ "</w:t>
+              <w:t>{ "success": true, "data": { "property": {...} }, "error": null, "timestamp": "..." }</w:t>
             </w:r>
-            <w:proofErr w:type="gramEnd"/>
-            <w:r>
-              <w:rPr>
-                <w:sz w:val="24"/>
-                <w:szCs w:val="24"/>
-                <w:lang w:val="en-PH"/>
-              </w:rPr>
-              <w:t xml:space="preserve">success": true, "data": </w:t>
-            </w:r>
-            <w:proofErr w:type="gramStart"/>
-            <w:r>
-              <w:rPr>
-                <w:sz w:val="24"/>
-                <w:szCs w:val="24"/>
-                <w:lang w:val="en-PH"/>
-              </w:rPr>
-              <w:t>{ "</w:t>
-            </w:r>
-            <w:proofErr w:type="gramEnd"/>
-            <w:r>
-              <w:rPr>
-                <w:sz w:val="24"/>
-                <w:szCs w:val="24"/>
-                <w:lang w:val="en-PH"/>
-              </w:rPr>
-              <w:t xml:space="preserve">property": </w:t>
-            </w:r>
-            <w:proofErr w:type="gramStart"/>
-            <w:r>
-              <w:rPr>
-                <w:sz w:val="24"/>
-                <w:szCs w:val="24"/>
-                <w:lang w:val="en-PH"/>
-              </w:rPr>
-              <w:t>{...} }</w:t>
-            </w:r>
-            <w:proofErr w:type="gramEnd"/>
-            <w:r>
-              <w:rPr>
-                <w:sz w:val="24"/>
-                <w:szCs w:val="24"/>
-                <w:lang w:val="en-PH"/>
-              </w:rPr>
-              <w:t xml:space="preserve">, "error": null, "timestamp": </w:t>
-            </w:r>
-            <w:proofErr w:type="gramStart"/>
-            <w:r>
-              <w:rPr>
-                <w:sz w:val="24"/>
-                <w:szCs w:val="24"/>
-                <w:lang w:val="en-PH"/>
-              </w:rPr>
-              <w:t>"..." }</w:t>
-            </w:r>
-            <w:proofErr w:type="gramEnd"/>
           </w:p>
         </w:tc>
       </w:tr>
@@ -22148,27 +19859,7 @@
                 <w:szCs w:val="24"/>
                 <w:lang w:val="en-PH"/>
               </w:rPr>
-              <w:t>/</w:t>
-            </w:r>
-            <w:proofErr w:type="spellStart"/>
-            <w:proofErr w:type="gramStart"/>
-            <w:r>
-              <w:rPr>
-                <w:sz w:val="24"/>
-                <w:szCs w:val="24"/>
-                <w:lang w:val="en-PH"/>
-              </w:rPr>
-              <w:t>api</w:t>
-            </w:r>
-            <w:proofErr w:type="spellEnd"/>
-            <w:proofErr w:type="gramEnd"/>
-            <w:r>
-              <w:rPr>
-                <w:sz w:val="24"/>
-                <w:szCs w:val="24"/>
-                <w:lang w:val="en-PH"/>
-              </w:rPr>
-              <w:t>/properties/{id}</w:t>
+              <w:t>/api/properties/{id}</w:t>
             </w:r>
           </w:p>
         </w:tc>
@@ -22347,70 +20038,14 @@
                 <w:lang w:val="en-PH"/>
               </w:rPr>
             </w:pPr>
-            <w:proofErr w:type="gramStart"/>
             <w:r>
               <w:rPr>
                 <w:sz w:val="24"/>
                 <w:szCs w:val="24"/>
                 <w:lang w:val="en-PH"/>
               </w:rPr>
-              <w:t>{ "</w:t>
+              <w:t>{ "success": true, "data": { "deleted": true, "id": "..." }, "error": null, "timestamp": "..." }</w:t>
             </w:r>
-            <w:proofErr w:type="gramEnd"/>
-            <w:r>
-              <w:rPr>
-                <w:sz w:val="24"/>
-                <w:szCs w:val="24"/>
-                <w:lang w:val="en-PH"/>
-              </w:rPr>
-              <w:t xml:space="preserve">success": true, "data": </w:t>
-            </w:r>
-            <w:proofErr w:type="gramStart"/>
-            <w:r>
-              <w:rPr>
-                <w:sz w:val="24"/>
-                <w:szCs w:val="24"/>
-                <w:lang w:val="en-PH"/>
-              </w:rPr>
-              <w:t>{ "</w:t>
-            </w:r>
-            <w:proofErr w:type="gramEnd"/>
-            <w:r>
-              <w:rPr>
-                <w:sz w:val="24"/>
-                <w:szCs w:val="24"/>
-                <w:lang w:val="en-PH"/>
-              </w:rPr>
-              <w:t xml:space="preserve">deleted": true, "id": </w:t>
-            </w:r>
-            <w:proofErr w:type="gramStart"/>
-            <w:r>
-              <w:rPr>
-                <w:sz w:val="24"/>
-                <w:szCs w:val="24"/>
-                <w:lang w:val="en-PH"/>
-              </w:rPr>
-              <w:t>"..." }</w:t>
-            </w:r>
-            <w:proofErr w:type="gramEnd"/>
-            <w:r>
-              <w:rPr>
-                <w:sz w:val="24"/>
-                <w:szCs w:val="24"/>
-                <w:lang w:val="en-PH"/>
-              </w:rPr>
-              <w:t xml:space="preserve">, "error": null, "timestamp": </w:t>
-            </w:r>
-            <w:proofErr w:type="gramStart"/>
-            <w:r>
-              <w:rPr>
-                <w:sz w:val="24"/>
-                <w:szCs w:val="24"/>
-                <w:lang w:val="en-PH"/>
-              </w:rPr>
-              <w:t>"..." }</w:t>
-            </w:r>
-            <w:proofErr w:type="gramEnd"/>
           </w:p>
         </w:tc>
       </w:tr>
@@ -23337,21 +20972,7 @@
               <w:rPr>
                 <w:lang w:val="en-PH"/>
               </w:rPr>
-              <w:t>/</w:t>
-            </w:r>
-            <w:proofErr w:type="spellStart"/>
-            <w:r>
-              <w:rPr>
-                <w:lang w:val="en-PH"/>
-              </w:rPr>
-              <w:t>api</w:t>
-            </w:r>
-            <w:proofErr w:type="spellEnd"/>
-            <w:r>
-              <w:rPr>
-                <w:lang w:val="en-PH"/>
-              </w:rPr>
-              <w:t>/rental-requests</w:t>
+              <w:t>/api/rental-requests</w:t>
             </w:r>
           </w:p>
         </w:tc>
@@ -23475,64 +21096,12 @@
                 <w:lang w:val="en-PH"/>
               </w:rPr>
             </w:pPr>
-            <w:proofErr w:type="gramStart"/>
             <w:r>
               <w:rPr>
                 <w:lang w:val="en-PH"/>
               </w:rPr>
-              <w:t>{ "</w:t>
+              <w:t>{ "propertyId": 1, "startDate": "YYYY-MM-DD", "leaseDurationMonths": 6 }</w:t>
             </w:r>
-            <w:proofErr w:type="spellStart"/>
-            <w:proofErr w:type="gramEnd"/>
-            <w:r>
-              <w:rPr>
-                <w:lang w:val="en-PH"/>
-              </w:rPr>
-              <w:t>propertyId</w:t>
-            </w:r>
-            <w:proofErr w:type="spellEnd"/>
-            <w:r>
-              <w:rPr>
-                <w:lang w:val="en-PH"/>
-              </w:rPr>
-              <w:t>": 1, "</w:t>
-            </w:r>
-            <w:proofErr w:type="spellStart"/>
-            <w:r>
-              <w:rPr>
-                <w:lang w:val="en-PH"/>
-              </w:rPr>
-              <w:t>startDate</w:t>
-            </w:r>
-            <w:proofErr w:type="spellEnd"/>
-            <w:r>
-              <w:rPr>
-                <w:lang w:val="en-PH"/>
-              </w:rPr>
-              <w:t>": "YYYY-MM-DD", "</w:t>
-            </w:r>
-            <w:proofErr w:type="spellStart"/>
-            <w:r>
-              <w:rPr>
-                <w:lang w:val="en-PH"/>
-              </w:rPr>
-              <w:t>leaseDurationMonths</w:t>
-            </w:r>
-            <w:proofErr w:type="spellEnd"/>
-            <w:r>
-              <w:rPr>
-                <w:lang w:val="en-PH"/>
-              </w:rPr>
-              <w:t xml:space="preserve">": </w:t>
-            </w:r>
-            <w:proofErr w:type="gramStart"/>
-            <w:r>
-              <w:rPr>
-                <w:lang w:val="en-PH"/>
-              </w:rPr>
-              <w:t>6 }</w:t>
-            </w:r>
-            <w:proofErr w:type="gramEnd"/>
           </w:p>
         </w:tc>
         <w:tc>
@@ -23559,56 +21128,12 @@
                 <w:lang w:val="en-PH"/>
               </w:rPr>
             </w:pPr>
-            <w:proofErr w:type="gramStart"/>
             <w:r>
               <w:rPr>
                 <w:lang w:val="en-PH"/>
               </w:rPr>
-              <w:t>{ "</w:t>
+              <w:t>{ "success": true, "data": { "request": {...} }, "error": null, "timestamp": "..." }</w:t>
             </w:r>
-            <w:proofErr w:type="gramEnd"/>
-            <w:r>
-              <w:rPr>
-                <w:lang w:val="en-PH"/>
-              </w:rPr>
-              <w:t xml:space="preserve">success": true, "data": </w:t>
-            </w:r>
-            <w:proofErr w:type="gramStart"/>
-            <w:r>
-              <w:rPr>
-                <w:lang w:val="en-PH"/>
-              </w:rPr>
-              <w:t>{ "</w:t>
-            </w:r>
-            <w:proofErr w:type="gramEnd"/>
-            <w:r>
-              <w:rPr>
-                <w:lang w:val="en-PH"/>
-              </w:rPr>
-              <w:t xml:space="preserve">request": </w:t>
-            </w:r>
-            <w:proofErr w:type="gramStart"/>
-            <w:r>
-              <w:rPr>
-                <w:lang w:val="en-PH"/>
-              </w:rPr>
-              <w:t>{...} }</w:t>
-            </w:r>
-            <w:proofErr w:type="gramEnd"/>
-            <w:r>
-              <w:rPr>
-                <w:lang w:val="en-PH"/>
-              </w:rPr>
-              <w:t xml:space="preserve">, "error": null, "timestamp": </w:t>
-            </w:r>
-            <w:proofErr w:type="gramStart"/>
-            <w:r>
-              <w:rPr>
-                <w:lang w:val="en-PH"/>
-              </w:rPr>
-              <w:t>"..." }</w:t>
-            </w:r>
-            <w:proofErr w:type="gramEnd"/>
           </w:p>
         </w:tc>
       </w:tr>
@@ -23678,21 +21203,7 @@
               <w:rPr>
                 <w:lang w:val="en-PH"/>
               </w:rPr>
-              <w:t>/</w:t>
-            </w:r>
-            <w:proofErr w:type="spellStart"/>
-            <w:r>
-              <w:rPr>
-                <w:lang w:val="en-PH"/>
-              </w:rPr>
-              <w:t>api</w:t>
-            </w:r>
-            <w:proofErr w:type="spellEnd"/>
-            <w:r>
-              <w:rPr>
-                <w:lang w:val="en-PH"/>
-              </w:rPr>
-              <w:t>/rental-requests/my</w:t>
+              <w:t>/api/rental-requests/my</w:t>
             </w:r>
           </w:p>
         </w:tc>
@@ -23848,56 +21359,12 @@
                 <w:lang w:val="en-PH"/>
               </w:rPr>
             </w:pPr>
-            <w:proofErr w:type="gramStart"/>
             <w:r>
               <w:rPr>
                 <w:lang w:val="en-PH"/>
               </w:rPr>
-              <w:t>{ "</w:t>
+              <w:t>{ "success": true, "data": { "requests": [...] }, "error": null, "timestamp": "..." }</w:t>
             </w:r>
-            <w:proofErr w:type="gramEnd"/>
-            <w:r>
-              <w:rPr>
-                <w:lang w:val="en-PH"/>
-              </w:rPr>
-              <w:t xml:space="preserve">success": true, "data": </w:t>
-            </w:r>
-            <w:proofErr w:type="gramStart"/>
-            <w:r>
-              <w:rPr>
-                <w:lang w:val="en-PH"/>
-              </w:rPr>
-              <w:t>{ "</w:t>
-            </w:r>
-            <w:proofErr w:type="gramEnd"/>
-            <w:r>
-              <w:rPr>
-                <w:lang w:val="en-PH"/>
-              </w:rPr>
-              <w:t xml:space="preserve">requests": </w:t>
-            </w:r>
-            <w:proofErr w:type="gramStart"/>
-            <w:r>
-              <w:rPr>
-                <w:lang w:val="en-PH"/>
-              </w:rPr>
-              <w:t>[...] }</w:t>
-            </w:r>
-            <w:proofErr w:type="gramEnd"/>
-            <w:r>
-              <w:rPr>
-                <w:lang w:val="en-PH"/>
-              </w:rPr>
-              <w:t xml:space="preserve">, "error": null, "timestamp": </w:t>
-            </w:r>
-            <w:proofErr w:type="gramStart"/>
-            <w:r>
-              <w:rPr>
-                <w:lang w:val="en-PH"/>
-              </w:rPr>
-              <w:t>"..." }</w:t>
-            </w:r>
-            <w:proofErr w:type="gramEnd"/>
           </w:p>
         </w:tc>
       </w:tr>
@@ -23935,18 +21402,8 @@
                 <w:bCs/>
                 <w:lang w:val="en-PH"/>
               </w:rPr>
-              <w:t xml:space="preserve">Get Property </w:t>
+              <w:t>Get Property Reqs</w:t>
             </w:r>
-            <w:proofErr w:type="spellStart"/>
-            <w:r>
-              <w:rPr>
-                <w:b/>
-                <w:bCs/>
-                <w:lang w:val="en-PH"/>
-              </w:rPr>
-              <w:t>Reqs</w:t>
-            </w:r>
-            <w:proofErr w:type="spellEnd"/>
           </w:p>
         </w:tc>
         <w:tc>
@@ -23977,21 +21434,7 @@
               <w:rPr>
                 <w:lang w:val="en-PH"/>
               </w:rPr>
-              <w:t>/</w:t>
-            </w:r>
-            <w:proofErr w:type="spellStart"/>
-            <w:r>
-              <w:rPr>
-                <w:lang w:val="en-PH"/>
-              </w:rPr>
-              <w:t>api</w:t>
-            </w:r>
-            <w:proofErr w:type="spellEnd"/>
-            <w:r>
-              <w:rPr>
-                <w:lang w:val="en-PH"/>
-              </w:rPr>
-              <w:t>/rental-requests/property/{id}</w:t>
+              <w:t>/api/rental-requests/property/{id}</w:t>
             </w:r>
           </w:p>
         </w:tc>
@@ -24147,56 +21590,12 @@
                 <w:lang w:val="en-PH"/>
               </w:rPr>
             </w:pPr>
-            <w:proofErr w:type="gramStart"/>
             <w:r>
               <w:rPr>
                 <w:lang w:val="en-PH"/>
               </w:rPr>
-              <w:t>{ "</w:t>
+              <w:t>{ "success": true, "data": { "requests": [...] }, "error": null, "timestamp": "..." }</w:t>
             </w:r>
-            <w:proofErr w:type="gramEnd"/>
-            <w:r>
-              <w:rPr>
-                <w:lang w:val="en-PH"/>
-              </w:rPr>
-              <w:t xml:space="preserve">success": true, "data": </w:t>
-            </w:r>
-            <w:proofErr w:type="gramStart"/>
-            <w:r>
-              <w:rPr>
-                <w:lang w:val="en-PH"/>
-              </w:rPr>
-              <w:t>{ "</w:t>
-            </w:r>
-            <w:proofErr w:type="gramEnd"/>
-            <w:r>
-              <w:rPr>
-                <w:lang w:val="en-PH"/>
-              </w:rPr>
-              <w:t xml:space="preserve">requests": </w:t>
-            </w:r>
-            <w:proofErr w:type="gramStart"/>
-            <w:r>
-              <w:rPr>
-                <w:lang w:val="en-PH"/>
-              </w:rPr>
-              <w:t>[...] }</w:t>
-            </w:r>
-            <w:proofErr w:type="gramEnd"/>
-            <w:r>
-              <w:rPr>
-                <w:lang w:val="en-PH"/>
-              </w:rPr>
-              <w:t xml:space="preserve">, "error": null, "timestamp": </w:t>
-            </w:r>
-            <w:proofErr w:type="gramStart"/>
-            <w:r>
-              <w:rPr>
-                <w:lang w:val="en-PH"/>
-              </w:rPr>
-              <w:t>"..." }</w:t>
-            </w:r>
-            <w:proofErr w:type="gramEnd"/>
           </w:p>
         </w:tc>
       </w:tr>
@@ -24266,21 +21665,7 @@
               <w:rPr>
                 <w:lang w:val="en-PH"/>
               </w:rPr>
-              <w:t>/</w:t>
-            </w:r>
-            <w:proofErr w:type="spellStart"/>
-            <w:r>
-              <w:rPr>
-                <w:lang w:val="en-PH"/>
-              </w:rPr>
-              <w:t>api</w:t>
-            </w:r>
-            <w:proofErr w:type="spellEnd"/>
-            <w:r>
-              <w:rPr>
-                <w:lang w:val="en-PH"/>
-              </w:rPr>
-              <w:t>/rental-requests/property/{id}/active</w:t>
+              <w:t>/api/rental-requests/property/{id}/active</w:t>
             </w:r>
           </w:p>
         </w:tc>
@@ -24436,71 +21821,19 @@
                 <w:lang w:val="en-PH"/>
               </w:rPr>
             </w:pPr>
-            <w:proofErr w:type="gramStart"/>
             <w:r>
               <w:rPr>
                 <w:lang w:val="en-PH"/>
               </w:rPr>
-              <w:t>{ "</w:t>
-            </w:r>
-            <w:proofErr w:type="gramEnd"/>
-            <w:r>
-              <w:rPr>
-                <w:lang w:val="en-PH"/>
-              </w:rPr>
-              <w:t xml:space="preserve">success": true, "data": </w:t>
-            </w:r>
-            <w:proofErr w:type="gramStart"/>
-            <w:r>
-              <w:rPr>
-                <w:lang w:val="en-PH"/>
-              </w:rPr>
-              <w:t>{ "</w:t>
-            </w:r>
-            <w:proofErr w:type="spellStart"/>
-            <w:proofErr w:type="gramEnd"/>
-            <w:r>
-              <w:rPr>
-                <w:lang w:val="en-PH"/>
-              </w:rPr>
-              <w:t>activeTenant</w:t>
-            </w:r>
-            <w:proofErr w:type="spellEnd"/>
-            <w:r>
-              <w:rPr>
-                <w:lang w:val="en-PH"/>
-              </w:rPr>
-              <w:t xml:space="preserve">": </w:t>
-            </w:r>
-            <w:proofErr w:type="gramStart"/>
-            <w:r>
-              <w:rPr>
-                <w:lang w:val="en-PH"/>
-              </w:rPr>
-              <w:t>{...} }</w:t>
-            </w:r>
-            <w:proofErr w:type="gramEnd"/>
-            <w:r>
-              <w:rPr>
-                <w:lang w:val="en-PH"/>
-              </w:rPr>
-              <w:t xml:space="preserve">, "error": null, </w:t>
+              <w:t xml:space="preserve">{ "success": true, "data": { "activeTenant": {...} }, "error": null, </w:t>
             </w:r>
             <w:r>
               <w:rPr>
                 <w:lang w:val="en-PH"/>
               </w:rPr>
               <w:lastRenderedPageBreak/>
-              <w:t xml:space="preserve">"timestamp": </w:t>
+              <w:t>"timestamp": "..." }</w:t>
             </w:r>
-            <w:proofErr w:type="gramStart"/>
-            <w:r>
-              <w:rPr>
-                <w:lang w:val="en-PH"/>
-              </w:rPr>
-              <w:t>"..." }</w:t>
-            </w:r>
-            <w:proofErr w:type="gramEnd"/>
           </w:p>
         </w:tc>
       </w:tr>
@@ -24571,21 +21904,7 @@
               <w:rPr>
                 <w:lang w:val="en-PH"/>
               </w:rPr>
-              <w:t>/</w:t>
-            </w:r>
-            <w:proofErr w:type="spellStart"/>
-            <w:r>
-              <w:rPr>
-                <w:lang w:val="en-PH"/>
-              </w:rPr>
-              <w:t>api</w:t>
-            </w:r>
-            <w:proofErr w:type="spellEnd"/>
-            <w:r>
-              <w:rPr>
-                <w:lang w:val="en-PH"/>
-              </w:rPr>
-              <w:t>/rental-requests/{id}/status</w:t>
+              <w:t>/api/rental-requests/{id}/status</w:t>
             </w:r>
           </w:p>
         </w:tc>
@@ -24709,28 +22028,12 @@
                 <w:lang w:val="en-PH"/>
               </w:rPr>
             </w:pPr>
-            <w:proofErr w:type="gramStart"/>
             <w:r>
               <w:rPr>
                 <w:lang w:val="en-PH"/>
               </w:rPr>
-              <w:t>{ "</w:t>
+              <w:t>{ "status": "APPROVED | REJECTED" }</w:t>
             </w:r>
-            <w:proofErr w:type="gramEnd"/>
-            <w:r>
-              <w:rPr>
-                <w:lang w:val="en-PH"/>
-              </w:rPr>
-              <w:t>status": "APPROVED | REJECTED</w:t>
-            </w:r>
-            <w:proofErr w:type="gramStart"/>
-            <w:r>
-              <w:rPr>
-                <w:lang w:val="en-PH"/>
-              </w:rPr>
-              <w:t>" }</w:t>
-            </w:r>
-            <w:proofErr w:type="gramEnd"/>
           </w:p>
         </w:tc>
         <w:tc>
@@ -24757,56 +22060,12 @@
                 <w:lang w:val="en-PH"/>
               </w:rPr>
             </w:pPr>
-            <w:proofErr w:type="gramStart"/>
             <w:r>
               <w:rPr>
                 <w:lang w:val="en-PH"/>
               </w:rPr>
-              <w:t>{ "</w:t>
+              <w:t>{ "success": true, "data": { "request": {...} }, "error": null, "timestamp": "..." }</w:t>
             </w:r>
-            <w:proofErr w:type="gramEnd"/>
-            <w:r>
-              <w:rPr>
-                <w:lang w:val="en-PH"/>
-              </w:rPr>
-              <w:t xml:space="preserve">success": true, "data": </w:t>
-            </w:r>
-            <w:proofErr w:type="gramStart"/>
-            <w:r>
-              <w:rPr>
-                <w:lang w:val="en-PH"/>
-              </w:rPr>
-              <w:t>{ "</w:t>
-            </w:r>
-            <w:proofErr w:type="gramEnd"/>
-            <w:r>
-              <w:rPr>
-                <w:lang w:val="en-PH"/>
-              </w:rPr>
-              <w:t xml:space="preserve">request": </w:t>
-            </w:r>
-            <w:proofErr w:type="gramStart"/>
-            <w:r>
-              <w:rPr>
-                <w:lang w:val="en-PH"/>
-              </w:rPr>
-              <w:t>{...} }</w:t>
-            </w:r>
-            <w:proofErr w:type="gramEnd"/>
-            <w:r>
-              <w:rPr>
-                <w:lang w:val="en-PH"/>
-              </w:rPr>
-              <w:t xml:space="preserve">, "error": null, "timestamp": </w:t>
-            </w:r>
-            <w:proofErr w:type="gramStart"/>
-            <w:r>
-              <w:rPr>
-                <w:lang w:val="en-PH"/>
-              </w:rPr>
-              <w:t>"..." }</w:t>
-            </w:r>
-            <w:proofErr w:type="gramEnd"/>
           </w:p>
         </w:tc>
       </w:tr>
@@ -24876,21 +22135,7 @@
               <w:rPr>
                 <w:lang w:val="en-PH"/>
               </w:rPr>
-              <w:t>/</w:t>
-            </w:r>
-            <w:proofErr w:type="spellStart"/>
-            <w:r>
-              <w:rPr>
-                <w:lang w:val="en-PH"/>
-              </w:rPr>
-              <w:t>api</w:t>
-            </w:r>
-            <w:proofErr w:type="spellEnd"/>
-            <w:r>
-              <w:rPr>
-                <w:lang w:val="en-PH"/>
-              </w:rPr>
-              <w:t>/rental-requests/{id}/lease</w:t>
+              <w:t>/api/rental-requests/{id}/lease</w:t>
             </w:r>
           </w:p>
         </w:tc>
@@ -25014,41 +22259,11 @@
                 <w:lang w:val="en-PH"/>
               </w:rPr>
             </w:pPr>
-            <w:proofErr w:type="gramStart"/>
             <w:r>
               <w:rPr>
                 <w:lang w:val="en-PH"/>
               </w:rPr>
-              <w:t>{ "</w:t>
-            </w:r>
-            <w:proofErr w:type="spellStart"/>
-            <w:proofErr w:type="gramEnd"/>
-            <w:r>
-              <w:rPr>
-                <w:lang w:val="en-PH"/>
-              </w:rPr>
-              <w:t>adjustMonths</w:t>
-            </w:r>
-            <w:proofErr w:type="spellEnd"/>
-            <w:r>
-              <w:rPr>
-                <w:lang w:val="en-PH"/>
-              </w:rPr>
-              <w:t xml:space="preserve">": </w:t>
-            </w:r>
-            <w:proofErr w:type="gramStart"/>
-            <w:r>
-              <w:rPr>
-                <w:lang w:val="en-PH"/>
-              </w:rPr>
-              <w:t>2 }</w:t>
-            </w:r>
-            <w:proofErr w:type="gramEnd"/>
-            <w:r>
-              <w:rPr>
-                <w:lang w:val="en-PH"/>
-              </w:rPr>
-              <w:t xml:space="preserve"> </w:t>
+              <w:t xml:space="preserve">{ "adjustMonths": 2 } </w:t>
             </w:r>
             <w:r>
               <w:rPr>
@@ -25084,56 +22299,12 @@
                 <w:lang w:val="en-PH"/>
               </w:rPr>
             </w:pPr>
-            <w:proofErr w:type="gramStart"/>
             <w:r>
               <w:rPr>
                 <w:lang w:val="en-PH"/>
               </w:rPr>
-              <w:t>{ "</w:t>
+              <w:t>{ "success": true, "data": { "request": {...} }, "error": null, "timestamp": "..." }</w:t>
             </w:r>
-            <w:proofErr w:type="gramEnd"/>
-            <w:r>
-              <w:rPr>
-                <w:lang w:val="en-PH"/>
-              </w:rPr>
-              <w:t xml:space="preserve">success": true, "data": </w:t>
-            </w:r>
-            <w:proofErr w:type="gramStart"/>
-            <w:r>
-              <w:rPr>
-                <w:lang w:val="en-PH"/>
-              </w:rPr>
-              <w:t>{ "</w:t>
-            </w:r>
-            <w:proofErr w:type="gramEnd"/>
-            <w:r>
-              <w:rPr>
-                <w:lang w:val="en-PH"/>
-              </w:rPr>
-              <w:t xml:space="preserve">request": </w:t>
-            </w:r>
-            <w:proofErr w:type="gramStart"/>
-            <w:r>
-              <w:rPr>
-                <w:lang w:val="en-PH"/>
-              </w:rPr>
-              <w:t>{...} }</w:t>
-            </w:r>
-            <w:proofErr w:type="gramEnd"/>
-            <w:r>
-              <w:rPr>
-                <w:lang w:val="en-PH"/>
-              </w:rPr>
-              <w:t xml:space="preserve">, "error": null, "timestamp": </w:t>
-            </w:r>
-            <w:proofErr w:type="gramStart"/>
-            <w:r>
-              <w:rPr>
-                <w:lang w:val="en-PH"/>
-              </w:rPr>
-              <w:t>"..." }</w:t>
-            </w:r>
-            <w:proofErr w:type="gramEnd"/>
           </w:p>
         </w:tc>
       </w:tr>
@@ -25203,21 +22374,7 @@
               <w:rPr>
                 <w:lang w:val="en-PH"/>
               </w:rPr>
-              <w:t>/</w:t>
-            </w:r>
-            <w:proofErr w:type="spellStart"/>
-            <w:r>
-              <w:rPr>
-                <w:lang w:val="en-PH"/>
-              </w:rPr>
-              <w:t>api</w:t>
-            </w:r>
-            <w:proofErr w:type="spellEnd"/>
-            <w:r>
-              <w:rPr>
-                <w:lang w:val="en-PH"/>
-              </w:rPr>
-              <w:t>/rental-requests/{id}/terminate</w:t>
+              <w:t>/api/rental-requests/{id}/terminate</w:t>
             </w:r>
           </w:p>
         </w:tc>
@@ -25373,56 +22530,12 @@
                 <w:lang w:val="en-PH"/>
               </w:rPr>
             </w:pPr>
-            <w:proofErr w:type="gramStart"/>
             <w:r>
               <w:rPr>
                 <w:lang w:val="en-PH"/>
               </w:rPr>
-              <w:t>{ "</w:t>
+              <w:t>{ "success": true, "data": { "request": {...} }, "error": null, "timestamp": "..." }</w:t>
             </w:r>
-            <w:proofErr w:type="gramEnd"/>
-            <w:r>
-              <w:rPr>
-                <w:lang w:val="en-PH"/>
-              </w:rPr>
-              <w:t xml:space="preserve">success": true, "data": </w:t>
-            </w:r>
-            <w:proofErr w:type="gramStart"/>
-            <w:r>
-              <w:rPr>
-                <w:lang w:val="en-PH"/>
-              </w:rPr>
-              <w:t>{ "</w:t>
-            </w:r>
-            <w:proofErr w:type="gramEnd"/>
-            <w:r>
-              <w:rPr>
-                <w:lang w:val="en-PH"/>
-              </w:rPr>
-              <w:t xml:space="preserve">request": </w:t>
-            </w:r>
-            <w:proofErr w:type="gramStart"/>
-            <w:r>
-              <w:rPr>
-                <w:lang w:val="en-PH"/>
-              </w:rPr>
-              <w:t>{...} }</w:t>
-            </w:r>
-            <w:proofErr w:type="gramEnd"/>
-            <w:r>
-              <w:rPr>
-                <w:lang w:val="en-PH"/>
-              </w:rPr>
-              <w:t xml:space="preserve">, "error": null, "timestamp": </w:t>
-            </w:r>
-            <w:proofErr w:type="gramStart"/>
-            <w:r>
-              <w:rPr>
-                <w:lang w:val="en-PH"/>
-              </w:rPr>
-              <w:t>"..." }</w:t>
-            </w:r>
-            <w:proofErr w:type="gramEnd"/>
           </w:p>
         </w:tc>
       </w:tr>
@@ -26342,21 +23455,7 @@
               <w:rPr>
                 <w:lang w:val="en-PH"/>
               </w:rPr>
-              <w:t>/</w:t>
-            </w:r>
-            <w:proofErr w:type="spellStart"/>
-            <w:r>
-              <w:rPr>
-                <w:lang w:val="en-PH"/>
-              </w:rPr>
-              <w:t>api</w:t>
-            </w:r>
-            <w:proofErr w:type="spellEnd"/>
-            <w:r>
-              <w:rPr>
-                <w:lang w:val="en-PH"/>
-              </w:rPr>
-              <w:t>/lease-extensions</w:t>
+              <w:t>/api/lease-extensions</w:t>
             </w:r>
           </w:p>
         </w:tc>
@@ -26480,50 +23579,12 @@
                 <w:lang w:val="en-PH"/>
               </w:rPr>
             </w:pPr>
-            <w:proofErr w:type="gramStart"/>
             <w:r>
               <w:rPr>
                 <w:lang w:val="en-PH"/>
               </w:rPr>
-              <w:t>{ "</w:t>
+              <w:t>{ "rentalRequestId": 1, "requestedMonths": 2, "reason": "..." }</w:t>
             </w:r>
-            <w:proofErr w:type="spellStart"/>
-            <w:proofErr w:type="gramEnd"/>
-            <w:r>
-              <w:rPr>
-                <w:lang w:val="en-PH"/>
-              </w:rPr>
-              <w:t>rentalRequestId</w:t>
-            </w:r>
-            <w:proofErr w:type="spellEnd"/>
-            <w:r>
-              <w:rPr>
-                <w:lang w:val="en-PH"/>
-              </w:rPr>
-              <w:t>": 1, "</w:t>
-            </w:r>
-            <w:proofErr w:type="spellStart"/>
-            <w:r>
-              <w:rPr>
-                <w:lang w:val="en-PH"/>
-              </w:rPr>
-              <w:t>requestedMonths</w:t>
-            </w:r>
-            <w:proofErr w:type="spellEnd"/>
-            <w:r>
-              <w:rPr>
-                <w:lang w:val="en-PH"/>
-              </w:rPr>
-              <w:t xml:space="preserve">": 2, "reason": </w:t>
-            </w:r>
-            <w:proofErr w:type="gramStart"/>
-            <w:r>
-              <w:rPr>
-                <w:lang w:val="en-PH"/>
-              </w:rPr>
-              <w:t>"..." }</w:t>
-            </w:r>
-            <w:proofErr w:type="gramEnd"/>
           </w:p>
         </w:tc>
         <w:tc>
@@ -26550,64 +23611,12 @@
                 <w:lang w:val="en-PH"/>
               </w:rPr>
             </w:pPr>
-            <w:proofErr w:type="gramStart"/>
             <w:r>
               <w:rPr>
                 <w:lang w:val="en-PH"/>
               </w:rPr>
-              <w:t>{ "</w:t>
+              <w:t>{ "success": true, "data": { "extensionRequest": {...} }, "error": null, "timestamp": "..." }</w:t>
             </w:r>
-            <w:proofErr w:type="gramEnd"/>
-            <w:r>
-              <w:rPr>
-                <w:lang w:val="en-PH"/>
-              </w:rPr>
-              <w:t xml:space="preserve">success": true, "data": </w:t>
-            </w:r>
-            <w:proofErr w:type="gramStart"/>
-            <w:r>
-              <w:rPr>
-                <w:lang w:val="en-PH"/>
-              </w:rPr>
-              <w:t>{ "</w:t>
-            </w:r>
-            <w:proofErr w:type="spellStart"/>
-            <w:proofErr w:type="gramEnd"/>
-            <w:r>
-              <w:rPr>
-                <w:lang w:val="en-PH"/>
-              </w:rPr>
-              <w:t>extensionRequest</w:t>
-            </w:r>
-            <w:proofErr w:type="spellEnd"/>
-            <w:r>
-              <w:rPr>
-                <w:lang w:val="en-PH"/>
-              </w:rPr>
-              <w:t xml:space="preserve">": </w:t>
-            </w:r>
-            <w:proofErr w:type="gramStart"/>
-            <w:r>
-              <w:rPr>
-                <w:lang w:val="en-PH"/>
-              </w:rPr>
-              <w:t>{...} }</w:t>
-            </w:r>
-            <w:proofErr w:type="gramEnd"/>
-            <w:r>
-              <w:rPr>
-                <w:lang w:val="en-PH"/>
-              </w:rPr>
-              <w:t xml:space="preserve">, "error": null, "timestamp": </w:t>
-            </w:r>
-            <w:proofErr w:type="gramStart"/>
-            <w:r>
-              <w:rPr>
-                <w:lang w:val="en-PH"/>
-              </w:rPr>
-              <w:t>"..." }</w:t>
-            </w:r>
-            <w:proofErr w:type="gramEnd"/>
           </w:p>
         </w:tc>
       </w:tr>
@@ -26677,21 +23686,7 @@
               <w:rPr>
                 <w:lang w:val="en-PH"/>
               </w:rPr>
-              <w:t>/</w:t>
-            </w:r>
-            <w:proofErr w:type="spellStart"/>
-            <w:r>
-              <w:rPr>
-                <w:lang w:val="en-PH"/>
-              </w:rPr>
-              <w:t>api</w:t>
-            </w:r>
-            <w:proofErr w:type="spellEnd"/>
-            <w:r>
-              <w:rPr>
-                <w:lang w:val="en-PH"/>
-              </w:rPr>
-              <w:t>/lease-extensions/{id}/respond</w:t>
+              <w:t>/api/lease-extensions/{id}/respond</w:t>
             </w:r>
           </w:p>
         </w:tc>
@@ -26815,28 +23810,12 @@
                 <w:lang w:val="en-PH"/>
               </w:rPr>
             </w:pPr>
-            <w:proofErr w:type="gramStart"/>
             <w:r>
               <w:rPr>
                 <w:lang w:val="en-PH"/>
               </w:rPr>
-              <w:t>{ "</w:t>
+              <w:t>{ "decision": "APPROVED | REJECTED" }</w:t>
             </w:r>
-            <w:proofErr w:type="gramEnd"/>
-            <w:r>
-              <w:rPr>
-                <w:lang w:val="en-PH"/>
-              </w:rPr>
-              <w:t>decision": "APPROVED | REJECTED</w:t>
-            </w:r>
-            <w:proofErr w:type="gramStart"/>
-            <w:r>
-              <w:rPr>
-                <w:lang w:val="en-PH"/>
-              </w:rPr>
-              <w:t>" }</w:t>
-            </w:r>
-            <w:proofErr w:type="gramEnd"/>
           </w:p>
         </w:tc>
         <w:tc>
@@ -26863,64 +23842,12 @@
                 <w:lang w:val="en-PH"/>
               </w:rPr>
             </w:pPr>
-            <w:proofErr w:type="gramStart"/>
             <w:r>
               <w:rPr>
                 <w:lang w:val="en-PH"/>
               </w:rPr>
-              <w:t>{ "</w:t>
+              <w:t>{ "success": true, "data": { "extensionRequest": {...} }, "error": null, "timestamp": "..." }</w:t>
             </w:r>
-            <w:proofErr w:type="gramEnd"/>
-            <w:r>
-              <w:rPr>
-                <w:lang w:val="en-PH"/>
-              </w:rPr>
-              <w:t xml:space="preserve">success": true, "data": </w:t>
-            </w:r>
-            <w:proofErr w:type="gramStart"/>
-            <w:r>
-              <w:rPr>
-                <w:lang w:val="en-PH"/>
-              </w:rPr>
-              <w:t>{ "</w:t>
-            </w:r>
-            <w:proofErr w:type="spellStart"/>
-            <w:proofErr w:type="gramEnd"/>
-            <w:r>
-              <w:rPr>
-                <w:lang w:val="en-PH"/>
-              </w:rPr>
-              <w:t>extensionRequest</w:t>
-            </w:r>
-            <w:proofErr w:type="spellEnd"/>
-            <w:r>
-              <w:rPr>
-                <w:lang w:val="en-PH"/>
-              </w:rPr>
-              <w:t xml:space="preserve">": </w:t>
-            </w:r>
-            <w:proofErr w:type="gramStart"/>
-            <w:r>
-              <w:rPr>
-                <w:lang w:val="en-PH"/>
-              </w:rPr>
-              <w:t>{...} }</w:t>
-            </w:r>
-            <w:proofErr w:type="gramEnd"/>
-            <w:r>
-              <w:rPr>
-                <w:lang w:val="en-PH"/>
-              </w:rPr>
-              <w:t xml:space="preserve">, "error": null, "timestamp": </w:t>
-            </w:r>
-            <w:proofErr w:type="gramStart"/>
-            <w:r>
-              <w:rPr>
-                <w:lang w:val="en-PH"/>
-              </w:rPr>
-              <w:t>"..." }</w:t>
-            </w:r>
-            <w:proofErr w:type="gramEnd"/>
           </w:p>
         </w:tc>
       </w:tr>
@@ -26990,21 +23917,7 @@
               <w:rPr>
                 <w:lang w:val="en-PH"/>
               </w:rPr>
-              <w:t>/</w:t>
-            </w:r>
-            <w:proofErr w:type="spellStart"/>
-            <w:r>
-              <w:rPr>
-                <w:lang w:val="en-PH"/>
-              </w:rPr>
-              <w:t>api</w:t>
-            </w:r>
-            <w:proofErr w:type="spellEnd"/>
-            <w:r>
-              <w:rPr>
-                <w:lang w:val="en-PH"/>
-              </w:rPr>
-              <w:t>/lease-extensions/rental/{id}</w:t>
+              <w:t>/api/lease-extensions/rental/{id}</w:t>
             </w:r>
           </w:p>
         </w:tc>
@@ -27160,64 +24073,12 @@
                 <w:lang w:val="en-PH"/>
               </w:rPr>
             </w:pPr>
-            <w:proofErr w:type="gramStart"/>
             <w:r>
               <w:rPr>
                 <w:lang w:val="en-PH"/>
               </w:rPr>
-              <w:t>{ "</w:t>
+              <w:t>{ "success": true, "data": { "extensionRequests": [...] }, "error": null, "timestamp": "..." }</w:t>
             </w:r>
-            <w:proofErr w:type="gramEnd"/>
-            <w:r>
-              <w:rPr>
-                <w:lang w:val="en-PH"/>
-              </w:rPr>
-              <w:t xml:space="preserve">success": true, "data": </w:t>
-            </w:r>
-            <w:proofErr w:type="gramStart"/>
-            <w:r>
-              <w:rPr>
-                <w:lang w:val="en-PH"/>
-              </w:rPr>
-              <w:t>{ "</w:t>
-            </w:r>
-            <w:proofErr w:type="spellStart"/>
-            <w:proofErr w:type="gramEnd"/>
-            <w:r>
-              <w:rPr>
-                <w:lang w:val="en-PH"/>
-              </w:rPr>
-              <w:t>extensionRequests</w:t>
-            </w:r>
-            <w:proofErr w:type="spellEnd"/>
-            <w:r>
-              <w:rPr>
-                <w:lang w:val="en-PH"/>
-              </w:rPr>
-              <w:t xml:space="preserve">": </w:t>
-            </w:r>
-            <w:proofErr w:type="gramStart"/>
-            <w:r>
-              <w:rPr>
-                <w:lang w:val="en-PH"/>
-              </w:rPr>
-              <w:t>[...] }</w:t>
-            </w:r>
-            <w:proofErr w:type="gramEnd"/>
-            <w:r>
-              <w:rPr>
-                <w:lang w:val="en-PH"/>
-              </w:rPr>
-              <w:t xml:space="preserve">, "error": null, "timestamp": </w:t>
-            </w:r>
-            <w:proofErr w:type="gramStart"/>
-            <w:r>
-              <w:rPr>
-                <w:lang w:val="en-PH"/>
-              </w:rPr>
-              <w:t>"..." }</w:t>
-            </w:r>
-            <w:proofErr w:type="gramEnd"/>
           </w:p>
         </w:tc>
       </w:tr>
@@ -28184,21 +25045,7 @@
               <w:rPr>
                 <w:lang w:val="en-PH"/>
               </w:rPr>
-              <w:t>/</w:t>
-            </w:r>
-            <w:proofErr w:type="spellStart"/>
-            <w:r>
-              <w:rPr>
-                <w:lang w:val="en-PH"/>
-              </w:rPr>
-              <w:t>api</w:t>
-            </w:r>
-            <w:proofErr w:type="spellEnd"/>
-            <w:r>
-              <w:rPr>
-                <w:lang w:val="en-PH"/>
-              </w:rPr>
-              <w:t>/payments/confirm</w:t>
+              <w:t>/api/payments/confirm</w:t>
             </w:r>
           </w:p>
         </w:tc>
@@ -28326,36 +25173,12 @@
                 <w:lang w:val="en-PH"/>
               </w:rPr>
             </w:pPr>
-            <w:proofErr w:type="gramStart"/>
             <w:r>
               <w:rPr>
                 <w:lang w:val="en-PH"/>
               </w:rPr>
-              <w:t>{ "</w:t>
+              <w:t>{ "requestId": 1 }</w:t>
             </w:r>
-            <w:proofErr w:type="spellStart"/>
-            <w:proofErr w:type="gramEnd"/>
-            <w:r>
-              <w:rPr>
-                <w:lang w:val="en-PH"/>
-              </w:rPr>
-              <w:t>requestId</w:t>
-            </w:r>
-            <w:proofErr w:type="spellEnd"/>
-            <w:r>
-              <w:rPr>
-                <w:lang w:val="en-PH"/>
-              </w:rPr>
-              <w:t xml:space="preserve">": </w:t>
-            </w:r>
-            <w:proofErr w:type="gramStart"/>
-            <w:r>
-              <w:rPr>
-                <w:lang w:val="en-PH"/>
-              </w:rPr>
-              <w:t>1 }</w:t>
-            </w:r>
-            <w:proofErr w:type="gramEnd"/>
           </w:p>
         </w:tc>
         <w:tc>
@@ -28382,56 +25205,12 @@
                 <w:lang w:val="en-PH"/>
               </w:rPr>
             </w:pPr>
-            <w:proofErr w:type="gramStart"/>
             <w:r>
               <w:rPr>
                 <w:lang w:val="en-PH"/>
               </w:rPr>
-              <w:t>{ "</w:t>
+              <w:t>{ "success": true, "data": { "request": {...} }, "error": null, "timestamp": "..." }</w:t>
             </w:r>
-            <w:proofErr w:type="gramEnd"/>
-            <w:r>
-              <w:rPr>
-                <w:lang w:val="en-PH"/>
-              </w:rPr>
-              <w:t xml:space="preserve">success": true, "data": </w:t>
-            </w:r>
-            <w:proofErr w:type="gramStart"/>
-            <w:r>
-              <w:rPr>
-                <w:lang w:val="en-PH"/>
-              </w:rPr>
-              <w:t>{ "</w:t>
-            </w:r>
-            <w:proofErr w:type="gramEnd"/>
-            <w:r>
-              <w:rPr>
-                <w:lang w:val="en-PH"/>
-              </w:rPr>
-              <w:t xml:space="preserve">request": </w:t>
-            </w:r>
-            <w:proofErr w:type="gramStart"/>
-            <w:r>
-              <w:rPr>
-                <w:lang w:val="en-PH"/>
-              </w:rPr>
-              <w:t>{...} }</w:t>
-            </w:r>
-            <w:proofErr w:type="gramEnd"/>
-            <w:r>
-              <w:rPr>
-                <w:lang w:val="en-PH"/>
-              </w:rPr>
-              <w:t xml:space="preserve">, "error": null, "timestamp": </w:t>
-            </w:r>
-            <w:proofErr w:type="gramStart"/>
-            <w:r>
-              <w:rPr>
-                <w:lang w:val="en-PH"/>
-              </w:rPr>
-              <w:t>"..." }</w:t>
-            </w:r>
-            <w:proofErr w:type="gramEnd"/>
           </w:p>
         </w:tc>
       </w:tr>
@@ -28505,21 +25284,7 @@
               <w:rPr>
                 <w:lang w:val="en-PH"/>
               </w:rPr>
-              <w:t>/</w:t>
-            </w:r>
-            <w:proofErr w:type="spellStart"/>
-            <w:r>
-              <w:rPr>
-                <w:lang w:val="en-PH"/>
-              </w:rPr>
-              <w:t>api</w:t>
-            </w:r>
-            <w:proofErr w:type="spellEnd"/>
-            <w:r>
-              <w:rPr>
-                <w:lang w:val="en-PH"/>
-              </w:rPr>
-              <w:t>/payments/request/{id}</w:t>
+              <w:t>/api/payments/request/{id}</w:t>
             </w:r>
           </w:p>
         </w:tc>
@@ -28679,56 +25444,12 @@
                 <w:lang w:val="en-PH"/>
               </w:rPr>
             </w:pPr>
-            <w:proofErr w:type="gramStart"/>
             <w:r>
               <w:rPr>
                 <w:lang w:val="en-PH"/>
               </w:rPr>
-              <w:t>{ "</w:t>
+              <w:t>{ "success": true, "data": { "payments": [...] }, "error": null, "timestamp": "..." }</w:t>
             </w:r>
-            <w:proofErr w:type="gramEnd"/>
-            <w:r>
-              <w:rPr>
-                <w:lang w:val="en-PH"/>
-              </w:rPr>
-              <w:t xml:space="preserve">success": true, "data": </w:t>
-            </w:r>
-            <w:proofErr w:type="gramStart"/>
-            <w:r>
-              <w:rPr>
-                <w:lang w:val="en-PH"/>
-              </w:rPr>
-              <w:t>{ "</w:t>
-            </w:r>
-            <w:proofErr w:type="gramEnd"/>
-            <w:r>
-              <w:rPr>
-                <w:lang w:val="en-PH"/>
-              </w:rPr>
-              <w:t xml:space="preserve">payments": </w:t>
-            </w:r>
-            <w:proofErr w:type="gramStart"/>
-            <w:r>
-              <w:rPr>
-                <w:lang w:val="en-PH"/>
-              </w:rPr>
-              <w:t>[...] }</w:t>
-            </w:r>
-            <w:proofErr w:type="gramEnd"/>
-            <w:r>
-              <w:rPr>
-                <w:lang w:val="en-PH"/>
-              </w:rPr>
-              <w:t xml:space="preserve">, "error": null, "timestamp": </w:t>
-            </w:r>
-            <w:proofErr w:type="gramStart"/>
-            <w:r>
-              <w:rPr>
-                <w:lang w:val="en-PH"/>
-              </w:rPr>
-              <w:t>"..." }</w:t>
-            </w:r>
-            <w:proofErr w:type="gramEnd"/>
           </w:p>
         </w:tc>
       </w:tr>
@@ -28769,18 +25490,8 @@
                 <w:bCs/>
                 <w:lang w:val="en-PH"/>
               </w:rPr>
-              <w:t xml:space="preserve">Initiate </w:t>
+              <w:t>Initiate PayMongo</w:t>
             </w:r>
-            <w:proofErr w:type="spellStart"/>
-            <w:r>
-              <w:rPr>
-                <w:b/>
-                <w:bCs/>
-                <w:lang w:val="en-PH"/>
-              </w:rPr>
-              <w:t>PayMongo</w:t>
-            </w:r>
-            <w:proofErr w:type="spellEnd"/>
           </w:p>
         </w:tc>
         <w:tc>
@@ -28812,23 +25523,7 @@
               <w:rPr>
                 <w:lang w:val="en-PH"/>
               </w:rPr>
-              <w:t>/</w:t>
-            </w:r>
-            <w:proofErr w:type="spellStart"/>
-            <w:proofErr w:type="gramStart"/>
-            <w:r>
-              <w:rPr>
-                <w:lang w:val="en-PH"/>
-              </w:rPr>
-              <w:t>api</w:t>
-            </w:r>
-            <w:proofErr w:type="spellEnd"/>
-            <w:proofErr w:type="gramEnd"/>
-            <w:r>
-              <w:rPr>
-                <w:lang w:val="en-PH"/>
-              </w:rPr>
-              <w:t>/payments/{id}/initiate</w:t>
+              <w:t>/api/payments/{id}/initiate</w:t>
             </w:r>
           </w:p>
         </w:tc>
@@ -28988,84 +25683,12 @@
                 <w:lang w:val="en-PH"/>
               </w:rPr>
             </w:pPr>
-            <w:proofErr w:type="gramStart"/>
             <w:r>
               <w:rPr>
                 <w:lang w:val="en-PH"/>
               </w:rPr>
-              <w:t>{ "</w:t>
+              <w:t>{ "success": true, "data": { "payment": {"checkoutUrl": "...", "paymongoPaymentId": "..."} }, "error": null, "timestamp": "..." }</w:t>
             </w:r>
-            <w:proofErr w:type="gramEnd"/>
-            <w:r>
-              <w:rPr>
-                <w:lang w:val="en-PH"/>
-              </w:rPr>
-              <w:t xml:space="preserve">success": true, "data": </w:t>
-            </w:r>
-            <w:proofErr w:type="gramStart"/>
-            <w:r>
-              <w:rPr>
-                <w:lang w:val="en-PH"/>
-              </w:rPr>
-              <w:t>{ "</w:t>
-            </w:r>
-            <w:proofErr w:type="gramEnd"/>
-            <w:r>
-              <w:rPr>
-                <w:lang w:val="en-PH"/>
-              </w:rPr>
-              <w:t>payment": {"</w:t>
-            </w:r>
-            <w:proofErr w:type="spellStart"/>
-            <w:r>
-              <w:rPr>
-                <w:lang w:val="en-PH"/>
-              </w:rPr>
-              <w:t>checkoutUrl</w:t>
-            </w:r>
-            <w:proofErr w:type="spellEnd"/>
-            <w:r>
-              <w:rPr>
-                <w:lang w:val="en-PH"/>
-              </w:rPr>
-              <w:t>": "...", "</w:t>
-            </w:r>
-            <w:proofErr w:type="spellStart"/>
-            <w:r>
-              <w:rPr>
-                <w:lang w:val="en-PH"/>
-              </w:rPr>
-              <w:t>paymongoPaymentId</w:t>
-            </w:r>
-            <w:proofErr w:type="spellEnd"/>
-            <w:r>
-              <w:rPr>
-                <w:lang w:val="en-PH"/>
-              </w:rPr>
-              <w:t>": "..."</w:t>
-            </w:r>
-            <w:proofErr w:type="gramStart"/>
-            <w:r>
-              <w:rPr>
-                <w:lang w:val="en-PH"/>
-              </w:rPr>
-              <w:t>} }</w:t>
-            </w:r>
-            <w:proofErr w:type="gramEnd"/>
-            <w:r>
-              <w:rPr>
-                <w:lang w:val="en-PH"/>
-              </w:rPr>
-              <w:t xml:space="preserve">, "error": null, "timestamp": </w:t>
-            </w:r>
-            <w:proofErr w:type="gramStart"/>
-            <w:r>
-              <w:rPr>
-                <w:lang w:val="en-PH"/>
-              </w:rPr>
-              <w:t>"..." }</w:t>
-            </w:r>
-            <w:proofErr w:type="gramEnd"/>
           </w:p>
         </w:tc>
       </w:tr>
@@ -29139,23 +25762,7 @@
               <w:rPr>
                 <w:lang w:val="en-PH"/>
               </w:rPr>
-              <w:t>/</w:t>
-            </w:r>
-            <w:proofErr w:type="spellStart"/>
-            <w:proofErr w:type="gramStart"/>
-            <w:r>
-              <w:rPr>
-                <w:lang w:val="en-PH"/>
-              </w:rPr>
-              <w:t>api</w:t>
-            </w:r>
-            <w:proofErr w:type="spellEnd"/>
-            <w:proofErr w:type="gramEnd"/>
-            <w:r>
-              <w:rPr>
-                <w:lang w:val="en-PH"/>
-              </w:rPr>
-              <w:t>/payments/{id}/verify</w:t>
+              <w:t>/api/payments/{id}/verify</w:t>
             </w:r>
           </w:p>
         </w:tc>
@@ -29315,70 +25922,12 @@
                 <w:lang w:val="en-PH"/>
               </w:rPr>
             </w:pPr>
-            <w:proofErr w:type="gramStart"/>
             <w:r>
               <w:rPr>
                 <w:lang w:val="en-PH"/>
               </w:rPr>
-              <w:t>{ "</w:t>
+              <w:t>{ "success": true, "data": { "payment": {"status": "PAID", "paidAt": "..."} }, "error": null, "timestamp": "..." }</w:t>
             </w:r>
-            <w:proofErr w:type="gramEnd"/>
-            <w:r>
-              <w:rPr>
-                <w:lang w:val="en-PH"/>
-              </w:rPr>
-              <w:t xml:space="preserve">success": true, "data": </w:t>
-            </w:r>
-            <w:proofErr w:type="gramStart"/>
-            <w:r>
-              <w:rPr>
-                <w:lang w:val="en-PH"/>
-              </w:rPr>
-              <w:t>{ "</w:t>
-            </w:r>
-            <w:proofErr w:type="gramEnd"/>
-            <w:r>
-              <w:rPr>
-                <w:lang w:val="en-PH"/>
-              </w:rPr>
-              <w:t>payment": {"status": "PAID", "</w:t>
-            </w:r>
-            <w:proofErr w:type="spellStart"/>
-            <w:r>
-              <w:rPr>
-                <w:lang w:val="en-PH"/>
-              </w:rPr>
-              <w:t>paidAt</w:t>
-            </w:r>
-            <w:proofErr w:type="spellEnd"/>
-            <w:r>
-              <w:rPr>
-                <w:lang w:val="en-PH"/>
-              </w:rPr>
-              <w:t>": "..."</w:t>
-            </w:r>
-            <w:proofErr w:type="gramStart"/>
-            <w:r>
-              <w:rPr>
-                <w:lang w:val="en-PH"/>
-              </w:rPr>
-              <w:t>} }</w:t>
-            </w:r>
-            <w:proofErr w:type="gramEnd"/>
-            <w:r>
-              <w:rPr>
-                <w:lang w:val="en-PH"/>
-              </w:rPr>
-              <w:t xml:space="preserve">, "error": null, "timestamp": </w:t>
-            </w:r>
-            <w:proofErr w:type="gramStart"/>
-            <w:r>
-              <w:rPr>
-                <w:lang w:val="en-PH"/>
-              </w:rPr>
-              <w:t>"..." }</w:t>
-            </w:r>
-            <w:proofErr w:type="gramEnd"/>
           </w:p>
         </w:tc>
       </w:tr>
@@ -29452,23 +26001,7 @@
               <w:rPr>
                 <w:lang w:val="en-PH"/>
               </w:rPr>
-              <w:t>/</w:t>
-            </w:r>
-            <w:proofErr w:type="spellStart"/>
-            <w:proofErr w:type="gramStart"/>
-            <w:r>
-              <w:rPr>
-                <w:lang w:val="en-PH"/>
-              </w:rPr>
-              <w:t>api</w:t>
-            </w:r>
-            <w:proofErr w:type="spellEnd"/>
-            <w:proofErr w:type="gramEnd"/>
-            <w:r>
-              <w:rPr>
-                <w:lang w:val="en-PH"/>
-              </w:rPr>
-              <w:t>/payments/{id}/cancel</w:t>
+              <w:t>/api/payments/{id}/cancel</w:t>
             </w:r>
           </w:p>
         </w:tc>
@@ -29628,56 +26161,12 @@
                 <w:lang w:val="en-PH"/>
               </w:rPr>
             </w:pPr>
-            <w:proofErr w:type="gramStart"/>
             <w:r>
               <w:rPr>
                 <w:lang w:val="en-PH"/>
               </w:rPr>
-              <w:t>{ "</w:t>
+              <w:t>{ "success": true, "data": { "payment": {...} }, "error": null, "timestamp": "..." }</w:t>
             </w:r>
-            <w:proofErr w:type="gramEnd"/>
-            <w:r>
-              <w:rPr>
-                <w:lang w:val="en-PH"/>
-              </w:rPr>
-              <w:t xml:space="preserve">success": true, "data": </w:t>
-            </w:r>
-            <w:proofErr w:type="gramStart"/>
-            <w:r>
-              <w:rPr>
-                <w:lang w:val="en-PH"/>
-              </w:rPr>
-              <w:t>{ "</w:t>
-            </w:r>
-            <w:proofErr w:type="gramEnd"/>
-            <w:r>
-              <w:rPr>
-                <w:lang w:val="en-PH"/>
-              </w:rPr>
-              <w:t xml:space="preserve">payment": </w:t>
-            </w:r>
-            <w:proofErr w:type="gramStart"/>
-            <w:r>
-              <w:rPr>
-                <w:lang w:val="en-PH"/>
-              </w:rPr>
-              <w:t>{...} }</w:t>
-            </w:r>
-            <w:proofErr w:type="gramEnd"/>
-            <w:r>
-              <w:rPr>
-                <w:lang w:val="en-PH"/>
-              </w:rPr>
-              <w:t xml:space="preserve">, "error": null, "timestamp": </w:t>
-            </w:r>
-            <w:proofErr w:type="gramStart"/>
-            <w:r>
-              <w:rPr>
-                <w:lang w:val="en-PH"/>
-              </w:rPr>
-              <w:t>"..." }</w:t>
-            </w:r>
-            <w:proofErr w:type="gramEnd"/>
           </w:p>
         </w:tc>
       </w:tr>
@@ -29751,23 +26240,7 @@
               <w:rPr>
                 <w:lang w:val="en-PH"/>
               </w:rPr>
-              <w:t>/</w:t>
-            </w:r>
-            <w:proofErr w:type="spellStart"/>
-            <w:proofErr w:type="gramStart"/>
-            <w:r>
-              <w:rPr>
-                <w:lang w:val="en-PH"/>
-              </w:rPr>
-              <w:t>api</w:t>
-            </w:r>
-            <w:proofErr w:type="spellEnd"/>
-            <w:proofErr w:type="gramEnd"/>
-            <w:r>
-              <w:rPr>
-                <w:lang w:val="en-PH"/>
-              </w:rPr>
-              <w:t>/payments/{id}/fail</w:t>
+              <w:t>/api/payments/{id}/fail</w:t>
             </w:r>
           </w:p>
         </w:tc>
@@ -29927,56 +26400,12 @@
                 <w:lang w:val="en-PH"/>
               </w:rPr>
             </w:pPr>
-            <w:proofErr w:type="gramStart"/>
             <w:r>
               <w:rPr>
                 <w:lang w:val="en-PH"/>
               </w:rPr>
-              <w:t>{ "</w:t>
+              <w:t>{ "success": true, "data": { "payment": {...} }, "error": null, "timestamp": "..." }</w:t>
             </w:r>
-            <w:proofErr w:type="gramEnd"/>
-            <w:r>
-              <w:rPr>
-                <w:lang w:val="en-PH"/>
-              </w:rPr>
-              <w:t xml:space="preserve">success": true, "data": </w:t>
-            </w:r>
-            <w:proofErr w:type="gramStart"/>
-            <w:r>
-              <w:rPr>
-                <w:lang w:val="en-PH"/>
-              </w:rPr>
-              <w:t>{ "</w:t>
-            </w:r>
-            <w:proofErr w:type="gramEnd"/>
-            <w:r>
-              <w:rPr>
-                <w:lang w:val="en-PH"/>
-              </w:rPr>
-              <w:t xml:space="preserve">payment": </w:t>
-            </w:r>
-            <w:proofErr w:type="gramStart"/>
-            <w:r>
-              <w:rPr>
-                <w:lang w:val="en-PH"/>
-              </w:rPr>
-              <w:t>{...} }</w:t>
-            </w:r>
-            <w:proofErr w:type="gramEnd"/>
-            <w:r>
-              <w:rPr>
-                <w:lang w:val="en-PH"/>
-              </w:rPr>
-              <w:t xml:space="preserve">, "error": null, "timestamp": </w:t>
-            </w:r>
-            <w:proofErr w:type="gramStart"/>
-            <w:r>
-              <w:rPr>
-                <w:lang w:val="en-PH"/>
-              </w:rPr>
-              <w:t>"..." }</w:t>
-            </w:r>
-            <w:proofErr w:type="gramEnd"/>
           </w:p>
         </w:tc>
       </w:tr>
@@ -30916,21 +27345,7 @@
               <w:rPr>
                 <w:lang w:val="en-PH"/>
               </w:rPr>
-              <w:t>/</w:t>
-            </w:r>
-            <w:proofErr w:type="spellStart"/>
-            <w:r>
-              <w:rPr>
-                <w:lang w:val="en-PH"/>
-              </w:rPr>
-              <w:t>api</w:t>
-            </w:r>
-            <w:proofErr w:type="spellEnd"/>
-            <w:r>
-              <w:rPr>
-                <w:lang w:val="en-PH"/>
-              </w:rPr>
-              <w:t>/notifications</w:t>
+              <w:t>/api/notifications</w:t>
             </w:r>
           </w:p>
         </w:tc>
@@ -31091,56 +27506,12 @@
                 <w:lang w:val="en-PH"/>
               </w:rPr>
             </w:pPr>
-            <w:proofErr w:type="gramStart"/>
             <w:r>
               <w:rPr>
                 <w:lang w:val="en-PH"/>
               </w:rPr>
-              <w:t>{ "</w:t>
+              <w:t>{ "success": true, "data": { "notifications": [...] }, "error": null, "timestamp": "..." }</w:t>
             </w:r>
-            <w:proofErr w:type="gramEnd"/>
-            <w:r>
-              <w:rPr>
-                <w:lang w:val="en-PH"/>
-              </w:rPr>
-              <w:t xml:space="preserve">success": true, "data": </w:t>
-            </w:r>
-            <w:proofErr w:type="gramStart"/>
-            <w:r>
-              <w:rPr>
-                <w:lang w:val="en-PH"/>
-              </w:rPr>
-              <w:t>{ "</w:t>
-            </w:r>
-            <w:proofErr w:type="gramEnd"/>
-            <w:r>
-              <w:rPr>
-                <w:lang w:val="en-PH"/>
-              </w:rPr>
-              <w:t xml:space="preserve">notifications": </w:t>
-            </w:r>
-            <w:proofErr w:type="gramStart"/>
-            <w:r>
-              <w:rPr>
-                <w:lang w:val="en-PH"/>
-              </w:rPr>
-              <w:t>[...] }</w:t>
-            </w:r>
-            <w:proofErr w:type="gramEnd"/>
-            <w:r>
-              <w:rPr>
-                <w:lang w:val="en-PH"/>
-              </w:rPr>
-              <w:t xml:space="preserve">, "error": null, "timestamp": </w:t>
-            </w:r>
-            <w:proofErr w:type="gramStart"/>
-            <w:r>
-              <w:rPr>
-                <w:lang w:val="en-PH"/>
-              </w:rPr>
-              <w:t>"..." }</w:t>
-            </w:r>
-            <w:proofErr w:type="gramEnd"/>
           </w:p>
         </w:tc>
       </w:tr>
@@ -31215,23 +27586,7 @@
               <w:rPr>
                 <w:lang w:val="en-PH"/>
               </w:rPr>
-              <w:t>/</w:t>
-            </w:r>
-            <w:proofErr w:type="spellStart"/>
-            <w:proofErr w:type="gramStart"/>
-            <w:r>
-              <w:rPr>
-                <w:lang w:val="en-PH"/>
-              </w:rPr>
-              <w:t>api</w:t>
-            </w:r>
-            <w:proofErr w:type="spellEnd"/>
-            <w:proofErr w:type="gramEnd"/>
-            <w:r>
-              <w:rPr>
-                <w:lang w:val="en-PH"/>
-              </w:rPr>
-              <w:t>/notifications/{id}/read</w:t>
+              <w:t>/api/notifications/{id}/read</w:t>
             </w:r>
           </w:p>
         </w:tc>
@@ -31392,56 +27747,12 @@
                 <w:lang w:val="en-PH"/>
               </w:rPr>
             </w:pPr>
-            <w:proofErr w:type="gramStart"/>
             <w:r>
               <w:rPr>
                 <w:lang w:val="en-PH"/>
               </w:rPr>
-              <w:t>{ "</w:t>
+              <w:t>{ "success": true, "data": { "notification": {...} }, "error": null, "timestamp": "..." }</w:t>
             </w:r>
-            <w:proofErr w:type="gramEnd"/>
-            <w:r>
-              <w:rPr>
-                <w:lang w:val="en-PH"/>
-              </w:rPr>
-              <w:t xml:space="preserve">success": true, "data": </w:t>
-            </w:r>
-            <w:proofErr w:type="gramStart"/>
-            <w:r>
-              <w:rPr>
-                <w:lang w:val="en-PH"/>
-              </w:rPr>
-              <w:t>{ "</w:t>
-            </w:r>
-            <w:proofErr w:type="gramEnd"/>
-            <w:r>
-              <w:rPr>
-                <w:lang w:val="en-PH"/>
-              </w:rPr>
-              <w:t xml:space="preserve">notification": </w:t>
-            </w:r>
-            <w:proofErr w:type="gramStart"/>
-            <w:r>
-              <w:rPr>
-                <w:lang w:val="en-PH"/>
-              </w:rPr>
-              <w:t>{...} }</w:t>
-            </w:r>
-            <w:proofErr w:type="gramEnd"/>
-            <w:r>
-              <w:rPr>
-                <w:lang w:val="en-PH"/>
-              </w:rPr>
-              <w:t xml:space="preserve">, "error": null, "timestamp": </w:t>
-            </w:r>
-            <w:proofErr w:type="gramStart"/>
-            <w:r>
-              <w:rPr>
-                <w:lang w:val="en-PH"/>
-              </w:rPr>
-              <w:t>"..." }</w:t>
-            </w:r>
-            <w:proofErr w:type="gramEnd"/>
           </w:p>
         </w:tc>
       </w:tr>
@@ -31516,21 +27827,7 @@
               <w:rPr>
                 <w:lang w:val="en-PH"/>
               </w:rPr>
-              <w:t>/</w:t>
-            </w:r>
-            <w:proofErr w:type="spellStart"/>
-            <w:r>
-              <w:rPr>
-                <w:lang w:val="en-PH"/>
-              </w:rPr>
-              <w:t>api</w:t>
-            </w:r>
-            <w:proofErr w:type="spellEnd"/>
-            <w:r>
-              <w:rPr>
-                <w:lang w:val="en-PH"/>
-              </w:rPr>
-              <w:t>/notifications/read-all</w:t>
+              <w:t>/api/notifications/read-all</w:t>
             </w:r>
           </w:p>
         </w:tc>
@@ -31691,56 +27988,12 @@
                 <w:lang w:val="en-PH"/>
               </w:rPr>
             </w:pPr>
-            <w:proofErr w:type="gramStart"/>
             <w:r>
               <w:rPr>
                 <w:lang w:val="en-PH"/>
               </w:rPr>
-              <w:t>{ "</w:t>
+              <w:t>{ "success": true, "data": { "message": "..." }, "error": null, "timestamp": "..." }</w:t>
             </w:r>
-            <w:proofErr w:type="gramEnd"/>
-            <w:r>
-              <w:rPr>
-                <w:lang w:val="en-PH"/>
-              </w:rPr>
-              <w:t xml:space="preserve">success": true, "data": </w:t>
-            </w:r>
-            <w:proofErr w:type="gramStart"/>
-            <w:r>
-              <w:rPr>
-                <w:lang w:val="en-PH"/>
-              </w:rPr>
-              <w:t>{ "</w:t>
-            </w:r>
-            <w:proofErr w:type="gramEnd"/>
-            <w:r>
-              <w:rPr>
-                <w:lang w:val="en-PH"/>
-              </w:rPr>
-              <w:t xml:space="preserve">message": </w:t>
-            </w:r>
-            <w:proofErr w:type="gramStart"/>
-            <w:r>
-              <w:rPr>
-                <w:lang w:val="en-PH"/>
-              </w:rPr>
-              <w:t>"..." }</w:t>
-            </w:r>
-            <w:proofErr w:type="gramEnd"/>
-            <w:r>
-              <w:rPr>
-                <w:lang w:val="en-PH"/>
-              </w:rPr>
-              <w:t xml:space="preserve">, "error": null, "timestamp": </w:t>
-            </w:r>
-            <w:proofErr w:type="gramStart"/>
-            <w:r>
-              <w:rPr>
-                <w:lang w:val="en-PH"/>
-              </w:rPr>
-              <w:t>"..." }</w:t>
-            </w:r>
-            <w:proofErr w:type="gramEnd"/>
           </w:p>
         </w:tc>
       </w:tr>
@@ -31815,21 +28068,7 @@
               <w:rPr>
                 <w:lang w:val="en-PH"/>
               </w:rPr>
-              <w:t>/</w:t>
-            </w:r>
-            <w:proofErr w:type="spellStart"/>
-            <w:r>
-              <w:rPr>
-                <w:lang w:val="en-PH"/>
-              </w:rPr>
-              <w:t>api</w:t>
-            </w:r>
-            <w:proofErr w:type="spellEnd"/>
-            <w:r>
-              <w:rPr>
-                <w:lang w:val="en-PH"/>
-              </w:rPr>
-              <w:t>/property-reviews</w:t>
+              <w:t>/api/property-reviews</w:t>
             </w:r>
           </w:p>
         </w:tc>
@@ -31957,36 +28196,12 @@
                 <w:lang w:val="en-PH"/>
               </w:rPr>
             </w:pPr>
-            <w:proofErr w:type="gramStart"/>
             <w:r>
               <w:rPr>
                 <w:lang w:val="en-PH"/>
               </w:rPr>
-              <w:t>{ "</w:t>
+              <w:t>{ "rentalRequestId": 1, "rating": 5, "comment": "..." }</w:t>
             </w:r>
-            <w:proofErr w:type="spellStart"/>
-            <w:proofErr w:type="gramEnd"/>
-            <w:r>
-              <w:rPr>
-                <w:lang w:val="en-PH"/>
-              </w:rPr>
-              <w:t>rentalRequestId</w:t>
-            </w:r>
-            <w:proofErr w:type="spellEnd"/>
-            <w:r>
-              <w:rPr>
-                <w:lang w:val="en-PH"/>
-              </w:rPr>
-              <w:t xml:space="preserve">": 1, "rating": 5, "comment": </w:t>
-            </w:r>
-            <w:proofErr w:type="gramStart"/>
-            <w:r>
-              <w:rPr>
-                <w:lang w:val="en-PH"/>
-              </w:rPr>
-              <w:t>"..." }</w:t>
-            </w:r>
-            <w:proofErr w:type="gramEnd"/>
           </w:p>
         </w:tc>
         <w:tc>
@@ -32014,56 +28229,12 @@
                 <w:lang w:val="en-PH"/>
               </w:rPr>
             </w:pPr>
-            <w:proofErr w:type="gramStart"/>
             <w:r>
               <w:rPr>
                 <w:lang w:val="en-PH"/>
               </w:rPr>
-              <w:t>{ "</w:t>
+              <w:t>{ "success": true, "data": { "review": {...} }, "error": null, "timestamp": "..." }</w:t>
             </w:r>
-            <w:proofErr w:type="gramEnd"/>
-            <w:r>
-              <w:rPr>
-                <w:lang w:val="en-PH"/>
-              </w:rPr>
-              <w:t xml:space="preserve">success": true, "data": </w:t>
-            </w:r>
-            <w:proofErr w:type="gramStart"/>
-            <w:r>
-              <w:rPr>
-                <w:lang w:val="en-PH"/>
-              </w:rPr>
-              <w:t>{ "</w:t>
-            </w:r>
-            <w:proofErr w:type="gramEnd"/>
-            <w:r>
-              <w:rPr>
-                <w:lang w:val="en-PH"/>
-              </w:rPr>
-              <w:t xml:space="preserve">review": </w:t>
-            </w:r>
-            <w:proofErr w:type="gramStart"/>
-            <w:r>
-              <w:rPr>
-                <w:lang w:val="en-PH"/>
-              </w:rPr>
-              <w:t>{...} }</w:t>
-            </w:r>
-            <w:proofErr w:type="gramEnd"/>
-            <w:r>
-              <w:rPr>
-                <w:lang w:val="en-PH"/>
-              </w:rPr>
-              <w:t xml:space="preserve">, "error": null, "timestamp": </w:t>
-            </w:r>
-            <w:proofErr w:type="gramStart"/>
-            <w:r>
-              <w:rPr>
-                <w:lang w:val="en-PH"/>
-              </w:rPr>
-              <w:t>"..." }</w:t>
-            </w:r>
-            <w:proofErr w:type="gramEnd"/>
           </w:p>
         </w:tc>
       </w:tr>
@@ -32138,21 +28309,7 @@
               <w:rPr>
                 <w:lang w:val="en-PH"/>
               </w:rPr>
-              <w:t>/</w:t>
-            </w:r>
-            <w:proofErr w:type="spellStart"/>
-            <w:r>
-              <w:rPr>
-                <w:lang w:val="en-PH"/>
-              </w:rPr>
-              <w:t>api</w:t>
-            </w:r>
-            <w:proofErr w:type="spellEnd"/>
-            <w:r>
-              <w:rPr>
-                <w:lang w:val="en-PH"/>
-              </w:rPr>
-              <w:t>/property-reviews/property/{id}</w:t>
+              <w:t>/api/property-reviews/property/{id}</w:t>
             </w:r>
           </w:p>
         </w:tc>
@@ -32313,56 +28470,12 @@
                 <w:lang w:val="en-PH"/>
               </w:rPr>
             </w:pPr>
-            <w:proofErr w:type="gramStart"/>
             <w:r>
               <w:rPr>
                 <w:lang w:val="en-PH"/>
               </w:rPr>
-              <w:t>{ "</w:t>
+              <w:t>{ "success": true, "data": { "reviews": [...] }, "error": null, "timestamp": "..." }</w:t>
             </w:r>
-            <w:proofErr w:type="gramEnd"/>
-            <w:r>
-              <w:rPr>
-                <w:lang w:val="en-PH"/>
-              </w:rPr>
-              <w:t xml:space="preserve">success": true, "data": </w:t>
-            </w:r>
-            <w:proofErr w:type="gramStart"/>
-            <w:r>
-              <w:rPr>
-                <w:lang w:val="en-PH"/>
-              </w:rPr>
-              <w:t>{ "</w:t>
-            </w:r>
-            <w:proofErr w:type="gramEnd"/>
-            <w:r>
-              <w:rPr>
-                <w:lang w:val="en-PH"/>
-              </w:rPr>
-              <w:t xml:space="preserve">reviews": </w:t>
-            </w:r>
-            <w:proofErr w:type="gramStart"/>
-            <w:r>
-              <w:rPr>
-                <w:lang w:val="en-PH"/>
-              </w:rPr>
-              <w:t>[...] }</w:t>
-            </w:r>
-            <w:proofErr w:type="gramEnd"/>
-            <w:r>
-              <w:rPr>
-                <w:lang w:val="en-PH"/>
-              </w:rPr>
-              <w:t xml:space="preserve">, "error": null, "timestamp": </w:t>
-            </w:r>
-            <w:proofErr w:type="gramStart"/>
-            <w:r>
-              <w:rPr>
-                <w:lang w:val="en-PH"/>
-              </w:rPr>
-              <w:t>"..." }</w:t>
-            </w:r>
-            <w:proofErr w:type="gramEnd"/>
           </w:p>
         </w:tc>
       </w:tr>
@@ -33256,18 +29369,8 @@
                 <w:bCs/>
                 <w:lang w:val="en-PH"/>
               </w:rPr>
-              <w:t xml:space="preserve">Get Pending </w:t>
+              <w:t>Get Pending Reqs</w:t>
             </w:r>
-            <w:proofErr w:type="spellStart"/>
-            <w:r>
-              <w:rPr>
-                <w:b/>
-                <w:bCs/>
-                <w:lang w:val="en-PH"/>
-              </w:rPr>
-              <w:t>Reqs</w:t>
-            </w:r>
-            <w:proofErr w:type="spellEnd"/>
           </w:p>
         </w:tc>
         <w:tc>
@@ -33299,21 +29402,7 @@
               <w:rPr>
                 <w:lang w:val="en-PH"/>
               </w:rPr>
-              <w:t>/</w:t>
-            </w:r>
-            <w:proofErr w:type="spellStart"/>
-            <w:r>
-              <w:rPr>
-                <w:lang w:val="en-PH"/>
-              </w:rPr>
-              <w:t>api</w:t>
-            </w:r>
-            <w:proofErr w:type="spellEnd"/>
-            <w:r>
-              <w:rPr>
-                <w:lang w:val="en-PH"/>
-              </w:rPr>
-              <w:t>/admin/rental-requests</w:t>
+              <w:t>/api/admin/rental-requests</w:t>
             </w:r>
           </w:p>
         </w:tc>
@@ -33474,56 +29563,12 @@
                 <w:lang w:val="en-PH"/>
               </w:rPr>
             </w:pPr>
-            <w:proofErr w:type="gramStart"/>
             <w:r>
               <w:rPr>
                 <w:lang w:val="en-PH"/>
               </w:rPr>
-              <w:t>{ "</w:t>
+              <w:t>{ "success": true, "data": { "properties": [...], "count": 1 }, "error": null, "timestamp": "..." }</w:t>
             </w:r>
-            <w:proofErr w:type="gramEnd"/>
-            <w:r>
-              <w:rPr>
-                <w:lang w:val="en-PH"/>
-              </w:rPr>
-              <w:t xml:space="preserve">success": true, "data": </w:t>
-            </w:r>
-            <w:proofErr w:type="gramStart"/>
-            <w:r>
-              <w:rPr>
-                <w:lang w:val="en-PH"/>
-              </w:rPr>
-              <w:t>{ "</w:t>
-            </w:r>
-            <w:proofErr w:type="gramEnd"/>
-            <w:r>
-              <w:rPr>
-                <w:lang w:val="en-PH"/>
-              </w:rPr>
-              <w:t xml:space="preserve">properties": [...], "count": </w:t>
-            </w:r>
-            <w:proofErr w:type="gramStart"/>
-            <w:r>
-              <w:rPr>
-                <w:lang w:val="en-PH"/>
-              </w:rPr>
-              <w:t>1 }</w:t>
-            </w:r>
-            <w:proofErr w:type="gramEnd"/>
-            <w:r>
-              <w:rPr>
-                <w:lang w:val="en-PH"/>
-              </w:rPr>
-              <w:t xml:space="preserve">, "error": null, "timestamp": </w:t>
-            </w:r>
-            <w:proofErr w:type="gramStart"/>
-            <w:r>
-              <w:rPr>
-                <w:lang w:val="en-PH"/>
-              </w:rPr>
-              <w:t>"..." }</w:t>
-            </w:r>
-            <w:proofErr w:type="gramEnd"/>
           </w:p>
         </w:tc>
       </w:tr>
@@ -33597,21 +29642,7 @@
               <w:rPr>
                 <w:lang w:val="en-PH"/>
               </w:rPr>
-              <w:t>/</w:t>
-            </w:r>
-            <w:proofErr w:type="spellStart"/>
-            <w:r>
-              <w:rPr>
-                <w:lang w:val="en-PH"/>
-              </w:rPr>
-              <w:t>api</w:t>
-            </w:r>
-            <w:proofErr w:type="spellEnd"/>
-            <w:r>
-              <w:rPr>
-                <w:lang w:val="en-PH"/>
-              </w:rPr>
-              <w:t>/admin/rental-requests/{id}/status</w:t>
+              <w:t>/api/admin/rental-requests/{id}/status</w:t>
             </w:r>
           </w:p>
         </w:tc>
@@ -33739,28 +29770,12 @@
                 <w:lang w:val="en-PH"/>
               </w:rPr>
             </w:pPr>
-            <w:proofErr w:type="gramStart"/>
             <w:r>
               <w:rPr>
                 <w:lang w:val="en-PH"/>
               </w:rPr>
-              <w:t>{ "</w:t>
+              <w:t>{ "status": "APPROVED | REJECTED", "reason": "..." }</w:t>
             </w:r>
-            <w:proofErr w:type="gramEnd"/>
-            <w:r>
-              <w:rPr>
-                <w:lang w:val="en-PH"/>
-              </w:rPr>
-              <w:t xml:space="preserve">status": "APPROVED | REJECTED", "reason": </w:t>
-            </w:r>
-            <w:proofErr w:type="gramStart"/>
-            <w:r>
-              <w:rPr>
-                <w:lang w:val="en-PH"/>
-              </w:rPr>
-              <w:t>"..." }</w:t>
-            </w:r>
-            <w:proofErr w:type="gramEnd"/>
           </w:p>
         </w:tc>
         <w:tc>
@@ -33788,56 +29803,12 @@
                 <w:lang w:val="en-PH"/>
               </w:rPr>
             </w:pPr>
-            <w:proofErr w:type="gramStart"/>
             <w:r>
               <w:rPr>
                 <w:lang w:val="en-PH"/>
               </w:rPr>
-              <w:t>{ "</w:t>
+              <w:t>{ "success": true, "data": { "property": {...} }, "error": null, "timestamp": "..." }</w:t>
             </w:r>
-            <w:proofErr w:type="gramEnd"/>
-            <w:r>
-              <w:rPr>
-                <w:lang w:val="en-PH"/>
-              </w:rPr>
-              <w:t xml:space="preserve">success": true, "data": </w:t>
-            </w:r>
-            <w:proofErr w:type="gramStart"/>
-            <w:r>
-              <w:rPr>
-                <w:lang w:val="en-PH"/>
-              </w:rPr>
-              <w:t>{ "</w:t>
-            </w:r>
-            <w:proofErr w:type="gramEnd"/>
-            <w:r>
-              <w:rPr>
-                <w:lang w:val="en-PH"/>
-              </w:rPr>
-              <w:t xml:space="preserve">property": </w:t>
-            </w:r>
-            <w:proofErr w:type="gramStart"/>
-            <w:r>
-              <w:rPr>
-                <w:lang w:val="en-PH"/>
-              </w:rPr>
-              <w:t>{...} }</w:t>
-            </w:r>
-            <w:proofErr w:type="gramEnd"/>
-            <w:r>
-              <w:rPr>
-                <w:lang w:val="en-PH"/>
-              </w:rPr>
-              <w:t xml:space="preserve">, "error": null, "timestamp": </w:t>
-            </w:r>
-            <w:proofErr w:type="gramStart"/>
-            <w:r>
-              <w:rPr>
-                <w:lang w:val="en-PH"/>
-              </w:rPr>
-              <w:t>"..." }</w:t>
-            </w:r>
-            <w:proofErr w:type="gramEnd"/>
           </w:p>
         </w:tc>
       </w:tr>
@@ -33911,21 +29882,7 @@
               <w:rPr>
                 <w:lang w:val="en-PH"/>
               </w:rPr>
-              <w:t>/</w:t>
-            </w:r>
-            <w:proofErr w:type="spellStart"/>
-            <w:r>
-              <w:rPr>
-                <w:lang w:val="en-PH"/>
-              </w:rPr>
-              <w:t>api</w:t>
-            </w:r>
-            <w:proofErr w:type="spellEnd"/>
-            <w:r>
-              <w:rPr>
-                <w:lang w:val="en-PH"/>
-              </w:rPr>
-              <w:t>/admin/properties/{id}/visibility</w:t>
+              <w:t>/api/admin/properties/{id}/visibility</w:t>
             </w:r>
           </w:p>
         </w:tc>
@@ -34053,28 +30010,12 @@
                 <w:lang w:val="en-PH"/>
               </w:rPr>
             </w:pPr>
-            <w:proofErr w:type="gramStart"/>
             <w:r>
               <w:rPr>
                 <w:lang w:val="en-PH"/>
               </w:rPr>
-              <w:t>{ "</w:t>
+              <w:t>{ "reason": "..." }</w:t>
             </w:r>
-            <w:proofErr w:type="gramEnd"/>
-            <w:r>
-              <w:rPr>
-                <w:lang w:val="en-PH"/>
-              </w:rPr>
-              <w:t xml:space="preserve">reason": </w:t>
-            </w:r>
-            <w:proofErr w:type="gramStart"/>
-            <w:r>
-              <w:rPr>
-                <w:lang w:val="en-PH"/>
-              </w:rPr>
-              <w:t>"..." }</w:t>
-            </w:r>
-            <w:proofErr w:type="gramEnd"/>
           </w:p>
         </w:tc>
         <w:tc>
@@ -34102,56 +30043,12 @@
                 <w:lang w:val="en-PH"/>
               </w:rPr>
             </w:pPr>
-            <w:proofErr w:type="gramStart"/>
             <w:r>
               <w:rPr>
                 <w:lang w:val="en-PH"/>
               </w:rPr>
-              <w:t>{ "</w:t>
+              <w:t>{ "success": true, "data": { "property": {...} }, "error": null, "timestamp": "..." }</w:t>
             </w:r>
-            <w:proofErr w:type="gramEnd"/>
-            <w:r>
-              <w:rPr>
-                <w:lang w:val="en-PH"/>
-              </w:rPr>
-              <w:t xml:space="preserve">success": true, "data": </w:t>
-            </w:r>
-            <w:proofErr w:type="gramStart"/>
-            <w:r>
-              <w:rPr>
-                <w:lang w:val="en-PH"/>
-              </w:rPr>
-              <w:t>{ "</w:t>
-            </w:r>
-            <w:proofErr w:type="gramEnd"/>
-            <w:r>
-              <w:rPr>
-                <w:lang w:val="en-PH"/>
-              </w:rPr>
-              <w:t xml:space="preserve">property": </w:t>
-            </w:r>
-            <w:proofErr w:type="gramStart"/>
-            <w:r>
-              <w:rPr>
-                <w:lang w:val="en-PH"/>
-              </w:rPr>
-              <w:t>{...} }</w:t>
-            </w:r>
-            <w:proofErr w:type="gramEnd"/>
-            <w:r>
-              <w:rPr>
-                <w:lang w:val="en-PH"/>
-              </w:rPr>
-              <w:t xml:space="preserve">, "error": null, "timestamp": </w:t>
-            </w:r>
-            <w:proofErr w:type="gramStart"/>
-            <w:r>
-              <w:rPr>
-                <w:lang w:val="en-PH"/>
-              </w:rPr>
-              <w:t>"..." }</w:t>
-            </w:r>
-            <w:proofErr w:type="gramEnd"/>
           </w:p>
         </w:tc>
       </w:tr>
@@ -34225,21 +30122,7 @@
               <w:rPr>
                 <w:lang w:val="en-PH"/>
               </w:rPr>
-              <w:t>/</w:t>
-            </w:r>
-            <w:proofErr w:type="spellStart"/>
-            <w:r>
-              <w:rPr>
-                <w:lang w:val="en-PH"/>
-              </w:rPr>
-              <w:t>api</w:t>
-            </w:r>
-            <w:proofErr w:type="spellEnd"/>
-            <w:r>
-              <w:rPr>
-                <w:lang w:val="en-PH"/>
-              </w:rPr>
-              <w:t>/admin/properties/{id}</w:t>
+              <w:t>/api/admin/properties/{id}</w:t>
             </w:r>
           </w:p>
         </w:tc>
@@ -34367,28 +30250,12 @@
                 <w:lang w:val="en-PH"/>
               </w:rPr>
             </w:pPr>
-            <w:proofErr w:type="gramStart"/>
             <w:r>
               <w:rPr>
                 <w:lang w:val="en-PH"/>
               </w:rPr>
-              <w:t>{ "</w:t>
+              <w:t>{ "title": "...", "price": 0.0, ... }</w:t>
             </w:r>
-            <w:proofErr w:type="gramEnd"/>
-            <w:r>
-              <w:rPr>
-                <w:lang w:val="en-PH"/>
-              </w:rPr>
-              <w:t xml:space="preserve">title": "...", "price": 0.0, </w:t>
-            </w:r>
-            <w:proofErr w:type="gramStart"/>
-            <w:r>
-              <w:rPr>
-                <w:lang w:val="en-PH"/>
-              </w:rPr>
-              <w:t>... }</w:t>
-            </w:r>
-            <w:proofErr w:type="gramEnd"/>
           </w:p>
         </w:tc>
         <w:tc>
@@ -34416,56 +30283,12 @@
                 <w:lang w:val="en-PH"/>
               </w:rPr>
             </w:pPr>
-            <w:proofErr w:type="gramStart"/>
             <w:r>
               <w:rPr>
                 <w:lang w:val="en-PH"/>
               </w:rPr>
-              <w:t>{ "</w:t>
+              <w:t>{ "success": true, "data": { "property": {...} }, "error": null, "timestamp": "..." }</w:t>
             </w:r>
-            <w:proofErr w:type="gramEnd"/>
-            <w:r>
-              <w:rPr>
-                <w:lang w:val="en-PH"/>
-              </w:rPr>
-              <w:t xml:space="preserve">success": true, "data": </w:t>
-            </w:r>
-            <w:proofErr w:type="gramStart"/>
-            <w:r>
-              <w:rPr>
-                <w:lang w:val="en-PH"/>
-              </w:rPr>
-              <w:t>{ "</w:t>
-            </w:r>
-            <w:proofErr w:type="gramEnd"/>
-            <w:r>
-              <w:rPr>
-                <w:lang w:val="en-PH"/>
-              </w:rPr>
-              <w:t xml:space="preserve">property": </w:t>
-            </w:r>
-            <w:proofErr w:type="gramStart"/>
-            <w:r>
-              <w:rPr>
-                <w:lang w:val="en-PH"/>
-              </w:rPr>
-              <w:t>{...} }</w:t>
-            </w:r>
-            <w:proofErr w:type="gramEnd"/>
-            <w:r>
-              <w:rPr>
-                <w:lang w:val="en-PH"/>
-              </w:rPr>
-              <w:t xml:space="preserve">, "error": null, "timestamp": </w:t>
-            </w:r>
-            <w:proofErr w:type="gramStart"/>
-            <w:r>
-              <w:rPr>
-                <w:lang w:val="en-PH"/>
-              </w:rPr>
-              <w:t>"..." }</w:t>
-            </w:r>
-            <w:proofErr w:type="gramEnd"/>
           </w:p>
         </w:tc>
       </w:tr>
@@ -34539,21 +30362,7 @@
               <w:rPr>
                 <w:lang w:val="en-PH"/>
               </w:rPr>
-              <w:t>/</w:t>
-            </w:r>
-            <w:proofErr w:type="spellStart"/>
-            <w:r>
-              <w:rPr>
-                <w:lang w:val="en-PH"/>
-              </w:rPr>
-              <w:t>api</w:t>
-            </w:r>
-            <w:proofErr w:type="spellEnd"/>
-            <w:r>
-              <w:rPr>
-                <w:lang w:val="en-PH"/>
-              </w:rPr>
-              <w:t>/admin/audit-logs</w:t>
+              <w:t>/api/admin/audit-logs</w:t>
             </w:r>
           </w:p>
         </w:tc>
@@ -34714,70 +30523,12 @@
                 <w:lang w:val="en-PH"/>
               </w:rPr>
             </w:pPr>
-            <w:proofErr w:type="gramStart"/>
             <w:r>
               <w:rPr>
                 <w:lang w:val="en-PH"/>
               </w:rPr>
-              <w:t>{ "</w:t>
+              <w:t>{ "success": true, "data": { "logs": [...], "totalPages": 1 }, "error": null, "timestamp": "..." }</w:t>
             </w:r>
-            <w:proofErr w:type="gramEnd"/>
-            <w:r>
-              <w:rPr>
-                <w:lang w:val="en-PH"/>
-              </w:rPr>
-              <w:t xml:space="preserve">success": true, "data": </w:t>
-            </w:r>
-            <w:proofErr w:type="gramStart"/>
-            <w:r>
-              <w:rPr>
-                <w:lang w:val="en-PH"/>
-              </w:rPr>
-              <w:t>{ "</w:t>
-            </w:r>
-            <w:proofErr w:type="gramEnd"/>
-            <w:r>
-              <w:rPr>
-                <w:lang w:val="en-PH"/>
-              </w:rPr>
-              <w:t>logs": [...], "</w:t>
-            </w:r>
-            <w:proofErr w:type="spellStart"/>
-            <w:r>
-              <w:rPr>
-                <w:lang w:val="en-PH"/>
-              </w:rPr>
-              <w:t>totalPages</w:t>
-            </w:r>
-            <w:proofErr w:type="spellEnd"/>
-            <w:r>
-              <w:rPr>
-                <w:lang w:val="en-PH"/>
-              </w:rPr>
-              <w:t xml:space="preserve">": </w:t>
-            </w:r>
-            <w:proofErr w:type="gramStart"/>
-            <w:r>
-              <w:rPr>
-                <w:lang w:val="en-PH"/>
-              </w:rPr>
-              <w:t>1 }</w:t>
-            </w:r>
-            <w:proofErr w:type="gramEnd"/>
-            <w:r>
-              <w:rPr>
-                <w:lang w:val="en-PH"/>
-              </w:rPr>
-              <w:t xml:space="preserve">, "error": null, "timestamp": </w:t>
-            </w:r>
-            <w:proofErr w:type="gramStart"/>
-            <w:r>
-              <w:rPr>
-                <w:lang w:val="en-PH"/>
-              </w:rPr>
-              <w:t>"..." }</w:t>
-            </w:r>
-            <w:proofErr w:type="gramEnd"/>
           </w:p>
         </w:tc>
       </w:tr>
@@ -34851,21 +30602,7 @@
               <w:rPr>
                 <w:lang w:val="en-PH"/>
               </w:rPr>
-              <w:t>/</w:t>
-            </w:r>
-            <w:proofErr w:type="spellStart"/>
-            <w:r>
-              <w:rPr>
-                <w:lang w:val="en-PH"/>
-              </w:rPr>
-              <w:t>api</w:t>
-            </w:r>
-            <w:proofErr w:type="spellEnd"/>
-            <w:r>
-              <w:rPr>
-                <w:lang w:val="en-PH"/>
-              </w:rPr>
-              <w:t>/admin/users</w:t>
+              <w:t>/api/admin/users</w:t>
             </w:r>
           </w:p>
         </w:tc>
@@ -35026,63 +30763,19 @@
                 <w:lang w:val="en-PH"/>
               </w:rPr>
             </w:pPr>
-            <w:proofErr w:type="gramStart"/>
             <w:r>
               <w:rPr>
                 <w:lang w:val="en-PH"/>
               </w:rPr>
-              <w:t>{ "</w:t>
-            </w:r>
-            <w:proofErr w:type="gramEnd"/>
-            <w:r>
-              <w:rPr>
-                <w:lang w:val="en-PH"/>
-              </w:rPr>
-              <w:t xml:space="preserve">success": true, "data": </w:t>
-            </w:r>
-            <w:proofErr w:type="gramStart"/>
-            <w:r>
-              <w:rPr>
-                <w:lang w:val="en-PH"/>
-              </w:rPr>
-              <w:t>{ "</w:t>
-            </w:r>
-            <w:proofErr w:type="gramEnd"/>
-            <w:r>
-              <w:rPr>
-                <w:lang w:val="en-PH"/>
-              </w:rPr>
-              <w:t xml:space="preserve">users": [...], "count": </w:t>
-            </w:r>
-            <w:proofErr w:type="gramStart"/>
-            <w:r>
-              <w:rPr>
-                <w:lang w:val="en-PH"/>
-              </w:rPr>
-              <w:t>1 }</w:t>
-            </w:r>
-            <w:proofErr w:type="gramEnd"/>
-            <w:r>
-              <w:rPr>
-                <w:lang w:val="en-PH"/>
-              </w:rPr>
-              <w:t xml:space="preserve">, </w:t>
+              <w:t xml:space="preserve">{ "success": true, "data": { "users": [...], "count": 1 }, </w:t>
             </w:r>
             <w:r>
               <w:rPr>
                 <w:lang w:val="en-PH"/>
               </w:rPr>
               <w:lastRenderedPageBreak/>
-              <w:t xml:space="preserve">"error": null, "timestamp": </w:t>
+              <w:t>"error": null, "timestamp": "..." }</w:t>
             </w:r>
-            <w:proofErr w:type="gramStart"/>
-            <w:r>
-              <w:rPr>
-                <w:lang w:val="en-PH"/>
-              </w:rPr>
-              <w:t>"..." }</w:t>
-            </w:r>
-            <w:proofErr w:type="gramEnd"/>
           </w:p>
         </w:tc>
       </w:tr>
@@ -35157,21 +30850,7 @@
               <w:rPr>
                 <w:lang w:val="en-PH"/>
               </w:rPr>
-              <w:t>/</w:t>
-            </w:r>
-            <w:proofErr w:type="spellStart"/>
-            <w:r>
-              <w:rPr>
-                <w:lang w:val="en-PH"/>
-              </w:rPr>
-              <w:t>api</w:t>
-            </w:r>
-            <w:proofErr w:type="spellEnd"/>
-            <w:r>
-              <w:rPr>
-                <w:lang w:val="en-PH"/>
-              </w:rPr>
-              <w:t>/admin/users/{id}/role</w:t>
+              <w:t>/api/admin/users/{id}/role</w:t>
             </w:r>
           </w:p>
         </w:tc>
@@ -35299,28 +30978,12 @@
                 <w:lang w:val="en-PH"/>
               </w:rPr>
             </w:pPr>
-            <w:proofErr w:type="gramStart"/>
             <w:r>
               <w:rPr>
                 <w:lang w:val="en-PH"/>
               </w:rPr>
-              <w:t>{ "</w:t>
+              <w:t>{ "role": "OWNER | TENANT | ADMIN" }</w:t>
             </w:r>
-            <w:proofErr w:type="gramEnd"/>
-            <w:r>
-              <w:rPr>
-                <w:lang w:val="en-PH"/>
-              </w:rPr>
-              <w:t>role": "OWNER | TENANT | ADMIN</w:t>
-            </w:r>
-            <w:proofErr w:type="gramStart"/>
-            <w:r>
-              <w:rPr>
-                <w:lang w:val="en-PH"/>
-              </w:rPr>
-              <w:t>" }</w:t>
-            </w:r>
-            <w:proofErr w:type="gramEnd"/>
           </w:p>
         </w:tc>
         <w:tc>
@@ -35348,56 +31011,12 @@
                 <w:lang w:val="en-PH"/>
               </w:rPr>
             </w:pPr>
-            <w:proofErr w:type="gramStart"/>
             <w:r>
               <w:rPr>
                 <w:lang w:val="en-PH"/>
               </w:rPr>
-              <w:t>{ "</w:t>
+              <w:t>{ "success": true, "data": { "user": {...} }, "error": null, "timestamp": "..." }</w:t>
             </w:r>
-            <w:proofErr w:type="gramEnd"/>
-            <w:r>
-              <w:rPr>
-                <w:lang w:val="en-PH"/>
-              </w:rPr>
-              <w:t xml:space="preserve">success": true, "data": </w:t>
-            </w:r>
-            <w:proofErr w:type="gramStart"/>
-            <w:r>
-              <w:rPr>
-                <w:lang w:val="en-PH"/>
-              </w:rPr>
-              <w:t>{ "</w:t>
-            </w:r>
-            <w:proofErr w:type="gramEnd"/>
-            <w:r>
-              <w:rPr>
-                <w:lang w:val="en-PH"/>
-              </w:rPr>
-              <w:t xml:space="preserve">user": </w:t>
-            </w:r>
-            <w:proofErr w:type="gramStart"/>
-            <w:r>
-              <w:rPr>
-                <w:lang w:val="en-PH"/>
-              </w:rPr>
-              <w:t>{...} }</w:t>
-            </w:r>
-            <w:proofErr w:type="gramEnd"/>
-            <w:r>
-              <w:rPr>
-                <w:lang w:val="en-PH"/>
-              </w:rPr>
-              <w:t xml:space="preserve">, "error": null, "timestamp": </w:t>
-            </w:r>
-            <w:proofErr w:type="gramStart"/>
-            <w:r>
-              <w:rPr>
-                <w:lang w:val="en-PH"/>
-              </w:rPr>
-              <w:t>"..." }</w:t>
-            </w:r>
-            <w:proofErr w:type="gramEnd"/>
           </w:p>
         </w:tc>
       </w:tr>
@@ -35471,21 +31090,7 @@
               <w:rPr>
                 <w:lang w:val="en-PH"/>
               </w:rPr>
-              <w:t>/</w:t>
-            </w:r>
-            <w:proofErr w:type="spellStart"/>
-            <w:r>
-              <w:rPr>
-                <w:lang w:val="en-PH"/>
-              </w:rPr>
-              <w:t>api</w:t>
-            </w:r>
-            <w:proofErr w:type="spellEnd"/>
-            <w:r>
-              <w:rPr>
-                <w:lang w:val="en-PH"/>
-              </w:rPr>
-              <w:t>/admin/users/{id}/active</w:t>
+              <w:t>/api/admin/users/{id}/active</w:t>
             </w:r>
           </w:p>
         </w:tc>
@@ -35613,28 +31218,12 @@
                 <w:lang w:val="en-PH"/>
               </w:rPr>
             </w:pPr>
-            <w:proofErr w:type="gramStart"/>
             <w:r>
               <w:rPr>
                 <w:lang w:val="en-PH"/>
               </w:rPr>
-              <w:t>{ "</w:t>
+              <w:t>{ "active": true | false }</w:t>
             </w:r>
-            <w:proofErr w:type="gramEnd"/>
-            <w:r>
-              <w:rPr>
-                <w:lang w:val="en-PH"/>
-              </w:rPr>
-              <w:t xml:space="preserve">active": true | </w:t>
-            </w:r>
-            <w:proofErr w:type="gramStart"/>
-            <w:r>
-              <w:rPr>
-                <w:lang w:val="en-PH"/>
-              </w:rPr>
-              <w:t>false }</w:t>
-            </w:r>
-            <w:proofErr w:type="gramEnd"/>
           </w:p>
         </w:tc>
         <w:tc>
@@ -35662,56 +31251,12 @@
                 <w:lang w:val="en-PH"/>
               </w:rPr>
             </w:pPr>
-            <w:proofErr w:type="gramStart"/>
             <w:r>
               <w:rPr>
                 <w:lang w:val="en-PH"/>
               </w:rPr>
-              <w:t>{ "</w:t>
+              <w:t>{ "success": true, "data": { "user": {...} }, "error": null, "timestamp": "..." }</w:t>
             </w:r>
-            <w:proofErr w:type="gramEnd"/>
-            <w:r>
-              <w:rPr>
-                <w:lang w:val="en-PH"/>
-              </w:rPr>
-              <w:t xml:space="preserve">success": true, "data": </w:t>
-            </w:r>
-            <w:proofErr w:type="gramStart"/>
-            <w:r>
-              <w:rPr>
-                <w:lang w:val="en-PH"/>
-              </w:rPr>
-              <w:t>{ "</w:t>
-            </w:r>
-            <w:proofErr w:type="gramEnd"/>
-            <w:r>
-              <w:rPr>
-                <w:lang w:val="en-PH"/>
-              </w:rPr>
-              <w:t xml:space="preserve">user": </w:t>
-            </w:r>
-            <w:proofErr w:type="gramStart"/>
-            <w:r>
-              <w:rPr>
-                <w:lang w:val="en-PH"/>
-              </w:rPr>
-              <w:t>{...} }</w:t>
-            </w:r>
-            <w:proofErr w:type="gramEnd"/>
-            <w:r>
-              <w:rPr>
-                <w:lang w:val="en-PH"/>
-              </w:rPr>
-              <w:t xml:space="preserve">, "error": null, "timestamp": </w:t>
-            </w:r>
-            <w:proofErr w:type="gramStart"/>
-            <w:r>
-              <w:rPr>
-                <w:lang w:val="en-PH"/>
-              </w:rPr>
-              <w:t>"..." }</w:t>
-            </w:r>
-            <w:proofErr w:type="gramEnd"/>
           </w:p>
         </w:tc>
       </w:tr>
@@ -35785,21 +31330,7 @@
               <w:rPr>
                 <w:lang w:val="en-PH"/>
               </w:rPr>
-              <w:t>/</w:t>
-            </w:r>
-            <w:proofErr w:type="spellStart"/>
-            <w:r>
-              <w:rPr>
-                <w:lang w:val="en-PH"/>
-              </w:rPr>
-              <w:t>api</w:t>
-            </w:r>
-            <w:proofErr w:type="spellEnd"/>
-            <w:r>
-              <w:rPr>
-                <w:lang w:val="en-PH"/>
-              </w:rPr>
-              <w:t>/admin/notifications/broadcast</w:t>
+              <w:t>/api/admin/notifications/broadcast</w:t>
             </w:r>
           </w:p>
         </w:tc>
@@ -35927,42 +31458,12 @@
                 <w:lang w:val="en-PH"/>
               </w:rPr>
             </w:pPr>
-            <w:proofErr w:type="gramStart"/>
             <w:r>
               <w:rPr>
                 <w:lang w:val="en-PH"/>
               </w:rPr>
-              <w:t>{ "</w:t>
+              <w:t>{ "type": "...", "message": "...", "targetRoles": ["OWNER", "TENANT"] }</w:t>
             </w:r>
-            <w:proofErr w:type="gramEnd"/>
-            <w:r>
-              <w:rPr>
-                <w:lang w:val="en-PH"/>
-              </w:rPr>
-              <w:t>type": "...", "message": "...", "</w:t>
-            </w:r>
-            <w:proofErr w:type="spellStart"/>
-            <w:r>
-              <w:rPr>
-                <w:lang w:val="en-PH"/>
-              </w:rPr>
-              <w:t>targetRoles</w:t>
-            </w:r>
-            <w:proofErr w:type="spellEnd"/>
-            <w:r>
-              <w:rPr>
-                <w:lang w:val="en-PH"/>
-              </w:rPr>
-              <w:t>": ["OWNER", "TENANT"</w:t>
-            </w:r>
-            <w:proofErr w:type="gramStart"/>
-            <w:r>
-              <w:rPr>
-                <w:lang w:val="en-PH"/>
-              </w:rPr>
-              <w:t>] }</w:t>
-            </w:r>
-            <w:proofErr w:type="gramEnd"/>
           </w:p>
         </w:tc>
         <w:tc>
@@ -35990,56 +31491,12 @@
                 <w:lang w:val="en-PH"/>
               </w:rPr>
             </w:pPr>
-            <w:proofErr w:type="gramStart"/>
             <w:r>
               <w:rPr>
                 <w:lang w:val="en-PH"/>
               </w:rPr>
-              <w:t>{ "</w:t>
+              <w:t>{ "success": true, "data": { "message": "..." }, "error": null, "timestamp": "..." }</w:t>
             </w:r>
-            <w:proofErr w:type="gramEnd"/>
-            <w:r>
-              <w:rPr>
-                <w:lang w:val="en-PH"/>
-              </w:rPr>
-              <w:t xml:space="preserve">success": true, "data": </w:t>
-            </w:r>
-            <w:proofErr w:type="gramStart"/>
-            <w:r>
-              <w:rPr>
-                <w:lang w:val="en-PH"/>
-              </w:rPr>
-              <w:t>{ "</w:t>
-            </w:r>
-            <w:proofErr w:type="gramEnd"/>
-            <w:r>
-              <w:rPr>
-                <w:lang w:val="en-PH"/>
-              </w:rPr>
-              <w:t xml:space="preserve">message": </w:t>
-            </w:r>
-            <w:proofErr w:type="gramStart"/>
-            <w:r>
-              <w:rPr>
-                <w:lang w:val="en-PH"/>
-              </w:rPr>
-              <w:t>"..." }</w:t>
-            </w:r>
-            <w:proofErr w:type="gramEnd"/>
-            <w:r>
-              <w:rPr>
-                <w:lang w:val="en-PH"/>
-              </w:rPr>
-              <w:t xml:space="preserve">, "error": null, "timestamp": </w:t>
-            </w:r>
-            <w:proofErr w:type="gramStart"/>
-            <w:r>
-              <w:rPr>
-                <w:lang w:val="en-PH"/>
-              </w:rPr>
-              <w:t>"..." }</w:t>
-            </w:r>
-            <w:proofErr w:type="gramEnd"/>
           </w:p>
         </w:tc>
       </w:tr>
@@ -38236,21 +33693,7 @@
         <w:rPr>
           <w:sz w:val="24"/>
         </w:rPr>
-        <w:t xml:space="preserve">One-to-Many: Property → </w:t>
-      </w:r>
-      <w:proofErr w:type="spellStart"/>
-      <w:r>
-        <w:rPr>
-          <w:sz w:val="24"/>
-        </w:rPr>
-        <w:t>PropertyImages</w:t>
-      </w:r>
-      <w:proofErr w:type="spellEnd"/>
-      <w:r>
-        <w:rPr>
-          <w:sz w:val="24"/>
-        </w:rPr>
-        <w:t xml:space="preserve"> (Each property can have multiple images) </w:t>
+        <w:t xml:space="preserve">One-to-Many: Property → PropertyImages (Each property can have multiple images) </w:t>
       </w:r>
     </w:p>
     <w:p>
@@ -38282,21 +33725,7 @@
         <w:rPr>
           <w:sz w:val="24"/>
         </w:rPr>
-        <w:t xml:space="preserve">One-to-Many: Property → </w:t>
-      </w:r>
-      <w:proofErr w:type="spellStart"/>
-      <w:r>
-        <w:rPr>
-          <w:sz w:val="24"/>
-        </w:rPr>
-        <w:t>RentalRequests</w:t>
-      </w:r>
-      <w:proofErr w:type="spellEnd"/>
-      <w:r>
-        <w:rPr>
-          <w:sz w:val="24"/>
-        </w:rPr>
-        <w:t xml:space="preserve"> (A property can receive multiple rental requests) </w:t>
+        <w:t xml:space="preserve">One-to-Many: Property → RentalRequests (A property can receive multiple rental requests) </w:t>
       </w:r>
     </w:p>
     <w:p>
@@ -38312,21 +33741,7 @@
         <w:rPr>
           <w:sz w:val="24"/>
         </w:rPr>
-        <w:t xml:space="preserve">One-to-Many: User (Tenant) → </w:t>
-      </w:r>
-      <w:proofErr w:type="spellStart"/>
-      <w:r>
-        <w:rPr>
-          <w:sz w:val="24"/>
-        </w:rPr>
-        <w:t>RentalRequests</w:t>
-      </w:r>
-      <w:proofErr w:type="spellEnd"/>
-      <w:r>
-        <w:rPr>
-          <w:sz w:val="24"/>
-        </w:rPr>
-        <w:t xml:space="preserve"> (A tenant can submit multiple rental requests) </w:t>
+        <w:t xml:space="preserve">One-to-Many: User (Tenant) → RentalRequests (A tenant can submit multiple rental requests) </w:t>
       </w:r>
     </w:p>
     <w:p>
@@ -38342,21 +33757,7 @@
         <w:rPr>
           <w:sz w:val="24"/>
         </w:rPr>
-        <w:t xml:space="preserve">One-to-One: </w:t>
-      </w:r>
-      <w:proofErr w:type="spellStart"/>
-      <w:r>
-        <w:rPr>
-          <w:sz w:val="24"/>
-        </w:rPr>
-        <w:t>RentalRequest</w:t>
-      </w:r>
-      <w:proofErr w:type="spellEnd"/>
-      <w:r>
-        <w:rPr>
-          <w:sz w:val="24"/>
-        </w:rPr>
-        <w:t xml:space="preserve"> → Payment (Each approved rental request results in one payment record) </w:t>
+        <w:t xml:space="preserve">One-to-One: RentalRequest → Payment (Each approved rental request results in one payment record) </w:t>
       </w:r>
     </w:p>
     <w:p>
@@ -38372,21 +33773,8 @@
         <w:rPr>
           <w:sz w:val="24"/>
         </w:rPr>
-        <w:t xml:space="preserve">One-to-Many: Property → </w:t>
-      </w:r>
-      <w:proofErr w:type="spellStart"/>
-      <w:r>
-        <w:rPr>
-          <w:sz w:val="24"/>
-        </w:rPr>
-        <w:t>PropertyReviews</w:t>
-      </w:r>
-      <w:proofErr w:type="spellEnd"/>
-      <w:r>
-        <w:rPr>
-          <w:sz w:val="24"/>
-        </w:rPr>
-        <w:t xml:space="preserve"> (A property can have multiple reviews from tenants) </w:t>
+        <w:lastRenderedPageBreak/>
+        <w:t xml:space="preserve">One-to-Many: Property → PropertyReviews (A property can have multiple reviews from tenants) </w:t>
       </w:r>
     </w:p>
     <w:p>
@@ -38402,22 +33790,7 @@
         <w:rPr>
           <w:sz w:val="24"/>
         </w:rPr>
-        <w:lastRenderedPageBreak/>
-        <w:t xml:space="preserve">One-to-Many: User (Tenant) → </w:t>
-      </w:r>
-      <w:proofErr w:type="spellStart"/>
-      <w:r>
-        <w:rPr>
-          <w:sz w:val="24"/>
-        </w:rPr>
-        <w:t>PropertyReviews</w:t>
-      </w:r>
-      <w:proofErr w:type="spellEnd"/>
-      <w:r>
-        <w:rPr>
-          <w:sz w:val="24"/>
-        </w:rPr>
-        <w:t xml:space="preserve"> (A tenant can write multiple property reviews) </w:t>
+        <w:t xml:space="preserve">One-to-Many: User (Tenant) → PropertyReviews (A tenant can write multiple property reviews) </w:t>
       </w:r>
     </w:p>
     <w:p>
@@ -38744,21 +34117,7 @@
         <w:rPr>
           <w:sz w:val="24"/>
         </w:rPr>
-        <w:t xml:space="preserve">4. </w:t>
-      </w:r>
-      <w:proofErr w:type="spellStart"/>
-      <w:r>
-        <w:rPr>
-          <w:sz w:val="24"/>
-        </w:rPr>
-        <w:t>property_images</w:t>
-      </w:r>
-      <w:proofErr w:type="spellEnd"/>
-      <w:r>
-        <w:rPr>
-          <w:sz w:val="24"/>
-        </w:rPr>
-        <w:t xml:space="preserve"> - Images associated with properties </w:t>
+        <w:t xml:space="preserve">4. property_images - Images associated with properties </w:t>
       </w:r>
     </w:p>
     <w:p>
@@ -38774,21 +34133,7 @@
         <w:rPr>
           <w:sz w:val="24"/>
         </w:rPr>
-        <w:t xml:space="preserve">5. </w:t>
-      </w:r>
-      <w:proofErr w:type="spellStart"/>
-      <w:r>
-        <w:rPr>
-          <w:sz w:val="24"/>
-        </w:rPr>
-        <w:t>rental_requests</w:t>
-      </w:r>
-      <w:proofErr w:type="spellEnd"/>
-      <w:r>
-        <w:rPr>
-          <w:sz w:val="24"/>
-        </w:rPr>
-        <w:t xml:space="preserve"> - Rental applications submitted by tenants </w:t>
+        <w:t xml:space="preserve">5. rental_requests - Rental applications submitted by tenants </w:t>
       </w:r>
     </w:p>
     <w:p>
@@ -38836,21 +34181,7 @@
         <w:rPr>
           <w:sz w:val="24"/>
         </w:rPr>
-        <w:t xml:space="preserve">8. </w:t>
-      </w:r>
-      <w:proofErr w:type="spellStart"/>
-      <w:r>
-        <w:rPr>
-          <w:sz w:val="24"/>
-        </w:rPr>
-        <w:t>property_reviews</w:t>
-      </w:r>
-      <w:proofErr w:type="spellEnd"/>
-      <w:r>
-        <w:rPr>
-          <w:sz w:val="24"/>
-        </w:rPr>
-        <w:t xml:space="preserve"> - Reviews and ratings given by tenants </w:t>
+        <w:t xml:space="preserve">8. property_reviews - Reviews and ratings given by tenants </w:t>
       </w:r>
     </w:p>
     <w:p>
@@ -38899,28 +34230,12 @@
         </w:rPr>
         <w:t xml:space="preserve">roles: </w:t>
       </w:r>
-      <w:proofErr w:type="spellStart"/>
-      <w:r>
-        <w:rPr>
-          <w:sz w:val="24"/>
-        </w:rPr>
-        <w:t>role_id</w:t>
-      </w:r>
-      <w:proofErr w:type="spellEnd"/>
-      <w:r>
-        <w:rPr>
-          <w:sz w:val="24"/>
-        </w:rPr>
-        <w:t xml:space="preserve">, </w:t>
-      </w:r>
-      <w:proofErr w:type="spellStart"/>
-      <w:r>
-        <w:rPr>
-          <w:sz w:val="24"/>
-        </w:rPr>
-        <w:t>role_name</w:t>
-      </w:r>
-      <w:proofErr w:type="spellEnd"/>
+      <w:r>
+        <w:rPr>
+          <w:sz w:val="24"/>
+        </w:rPr>
+        <w:t>role_id, role_name</w:t>
+      </w:r>
       <w:r>
         <w:rPr>
           <w:b/>
@@ -38945,56 +34260,12 @@
         </w:rPr>
         <w:t xml:space="preserve">users: </w:t>
       </w:r>
-      <w:proofErr w:type="spellStart"/>
-      <w:r>
-        <w:rPr>
-          <w:sz w:val="24"/>
-        </w:rPr>
-        <w:t>user_id</w:t>
-      </w:r>
-      <w:proofErr w:type="spellEnd"/>
-      <w:r>
-        <w:rPr>
-          <w:sz w:val="24"/>
-        </w:rPr>
-        <w:t xml:space="preserve">, </w:t>
-      </w:r>
-      <w:proofErr w:type="spellStart"/>
-      <w:r>
-        <w:rPr>
-          <w:sz w:val="24"/>
-        </w:rPr>
-        <w:t>role_id</w:t>
-      </w:r>
-      <w:proofErr w:type="spellEnd"/>
-      <w:r>
-        <w:rPr>
-          <w:sz w:val="24"/>
-        </w:rPr>
-        <w:t xml:space="preserve">, name, email, </w:t>
-      </w:r>
-      <w:proofErr w:type="spellStart"/>
-      <w:r>
-        <w:rPr>
-          <w:sz w:val="24"/>
-        </w:rPr>
-        <w:t>phone_number</w:t>
-      </w:r>
-      <w:proofErr w:type="spellEnd"/>
-      <w:r>
-        <w:rPr>
-          <w:sz w:val="24"/>
-        </w:rPr>
-        <w:t xml:space="preserve">, password, </w:t>
-      </w:r>
-      <w:proofErr w:type="spellStart"/>
-      <w:r>
-        <w:rPr>
-          <w:sz w:val="24"/>
-        </w:rPr>
-        <w:t>created_at</w:t>
-      </w:r>
-      <w:proofErr w:type="spellEnd"/>
+      <w:r>
+        <w:rPr>
+          <w:sz w:val="24"/>
+        </w:rPr>
+        <w:t>user_id, role_id, name, email, phone_number, password, created_at</w:t>
+      </w:r>
       <w:r>
         <w:rPr>
           <w:b/>
@@ -39019,42 +34290,12 @@
         </w:rPr>
         <w:t xml:space="preserve">properties: </w:t>
       </w:r>
-      <w:proofErr w:type="spellStart"/>
-      <w:r>
-        <w:rPr>
-          <w:sz w:val="24"/>
-        </w:rPr>
-        <w:t>property_id</w:t>
-      </w:r>
-      <w:proofErr w:type="spellEnd"/>
-      <w:r>
-        <w:rPr>
-          <w:sz w:val="24"/>
-        </w:rPr>
-        <w:t xml:space="preserve">, </w:t>
-      </w:r>
-      <w:proofErr w:type="spellStart"/>
-      <w:r>
-        <w:rPr>
-          <w:sz w:val="24"/>
-        </w:rPr>
-        <w:t>owner_id</w:t>
-      </w:r>
-      <w:proofErr w:type="spellEnd"/>
-      <w:r>
-        <w:rPr>
-          <w:sz w:val="24"/>
-        </w:rPr>
-        <w:t xml:space="preserve">, title, description, price, location, status, </w:t>
-      </w:r>
-      <w:proofErr w:type="spellStart"/>
-      <w:r>
-        <w:rPr>
-          <w:sz w:val="24"/>
-        </w:rPr>
-        <w:t>created_at</w:t>
-      </w:r>
-      <w:proofErr w:type="spellEnd"/>
+      <w:r>
+        <w:rPr>
+          <w:sz w:val="24"/>
+        </w:rPr>
+        <w:t>property_id, owner_id, title, description, price, location, status, created_at</w:t>
+      </w:r>
       <w:r>
         <w:rPr>
           <w:b/>
@@ -39072,77 +34313,18 @@
         <w:spacing w:line="266" w:lineRule="auto"/>
         <w:ind w:right="1016" w:hanging="199"/>
       </w:pPr>
-      <w:proofErr w:type="spellStart"/>
       <w:r>
         <w:rPr>
           <w:b/>
           <w:sz w:val="24"/>
         </w:rPr>
-        <w:t>property_images</w:t>
-      </w:r>
-      <w:proofErr w:type="spellEnd"/>
-      <w:r>
-        <w:rPr>
-          <w:b/>
-          <w:sz w:val="24"/>
-        </w:rPr>
-        <w:t xml:space="preserve">: </w:t>
-      </w:r>
-      <w:proofErr w:type="spellStart"/>
-      <w:r>
-        <w:rPr>
-          <w:sz w:val="24"/>
-        </w:rPr>
-        <w:t>property_image_id</w:t>
-      </w:r>
-      <w:proofErr w:type="spellEnd"/>
-      <w:r>
-        <w:rPr>
-          <w:sz w:val="24"/>
-        </w:rPr>
-        <w:t xml:space="preserve">, </w:t>
-      </w:r>
-      <w:proofErr w:type="spellStart"/>
-      <w:r>
-        <w:rPr>
-          <w:sz w:val="24"/>
-        </w:rPr>
-        <w:t>property_id</w:t>
-      </w:r>
-      <w:proofErr w:type="spellEnd"/>
-      <w:r>
-        <w:rPr>
-          <w:sz w:val="24"/>
-        </w:rPr>
-        <w:t xml:space="preserve">, </w:t>
-      </w:r>
-      <w:proofErr w:type="spellStart"/>
-      <w:r>
-        <w:rPr>
-          <w:sz w:val="24"/>
-        </w:rPr>
-        <w:t>image_url</w:t>
-      </w:r>
-      <w:proofErr w:type="spellEnd"/>
-      <w:r>
-        <w:rPr>
-          <w:sz w:val="24"/>
-        </w:rPr>
-        <w:t xml:space="preserve">, </w:t>
-      </w:r>
-      <w:proofErr w:type="spellStart"/>
-      <w:r>
-        <w:rPr>
-          <w:sz w:val="24"/>
-        </w:rPr>
-        <w:t>created_at</w:t>
-      </w:r>
-      <w:proofErr w:type="spellEnd"/>
-      <w:r>
-        <w:rPr>
-          <w:sz w:val="24"/>
-        </w:rPr>
-        <w:t xml:space="preserve"> </w:t>
+        <w:t xml:space="preserve">property_images: </w:t>
+      </w:r>
+      <w:r>
+        <w:rPr>
+          <w:sz w:val="24"/>
+        </w:rPr>
+        <w:t xml:space="preserve">property_image_id, property_id, image_url, created_at </w:t>
       </w:r>
     </w:p>
     <w:p>
@@ -39154,100 +34336,19 @@
         <w:spacing w:after="157" w:line="266" w:lineRule="auto"/>
         <w:ind w:right="1016" w:hanging="199"/>
       </w:pPr>
-      <w:proofErr w:type="spellStart"/>
       <w:r>
         <w:rPr>
           <w:b/>
           <w:sz w:val="24"/>
         </w:rPr>
-        <w:t>rental_requests</w:t>
-      </w:r>
-      <w:proofErr w:type="spellEnd"/>
-      <w:r>
-        <w:rPr>
-          <w:b/>
-          <w:sz w:val="24"/>
-        </w:rPr>
-        <w:t xml:space="preserve">: </w:t>
-      </w:r>
-      <w:proofErr w:type="spellStart"/>
-      <w:r>
-        <w:rPr>
-          <w:sz w:val="24"/>
-        </w:rPr>
-        <w:t>rental_request_id</w:t>
-      </w:r>
-      <w:proofErr w:type="spellEnd"/>
-      <w:r>
-        <w:rPr>
-          <w:sz w:val="24"/>
-        </w:rPr>
-        <w:t xml:space="preserve">, </w:t>
-      </w:r>
-      <w:proofErr w:type="spellStart"/>
-      <w:r>
-        <w:rPr>
-          <w:sz w:val="24"/>
-        </w:rPr>
-        <w:t>property_id</w:t>
-      </w:r>
-      <w:proofErr w:type="spellEnd"/>
-      <w:r>
-        <w:rPr>
-          <w:sz w:val="24"/>
-        </w:rPr>
-        <w:t xml:space="preserve">, </w:t>
-      </w:r>
-      <w:proofErr w:type="spellStart"/>
-      <w:r>
-        <w:rPr>
-          <w:sz w:val="24"/>
-        </w:rPr>
-        <w:t>tenant_id</w:t>
-      </w:r>
-      <w:proofErr w:type="spellEnd"/>
-      <w:r>
-        <w:rPr>
-          <w:sz w:val="24"/>
-        </w:rPr>
-        <w:t xml:space="preserve">, </w:t>
-      </w:r>
-      <w:proofErr w:type="spellStart"/>
-      <w:r>
-        <w:rPr>
-          <w:sz w:val="24"/>
-        </w:rPr>
-        <w:t>start_date</w:t>
-      </w:r>
-      <w:proofErr w:type="spellEnd"/>
-      <w:r>
-        <w:rPr>
-          <w:sz w:val="24"/>
-        </w:rPr>
-        <w:t xml:space="preserve">, </w:t>
-      </w:r>
-      <w:proofErr w:type="spellStart"/>
-      <w:r>
-        <w:rPr>
-          <w:sz w:val="24"/>
-        </w:rPr>
-        <w:t>lease_duration_months</w:t>
-      </w:r>
-      <w:proofErr w:type="spellEnd"/>
-      <w:r>
-        <w:rPr>
-          <w:sz w:val="24"/>
-        </w:rPr>
-        <w:t xml:space="preserve">, status, </w:t>
-      </w:r>
-      <w:proofErr w:type="spellStart"/>
-      <w:r>
-        <w:rPr>
-          <w:sz w:val="24"/>
-        </w:rPr>
-        <w:t>created_at</w:t>
-      </w:r>
-      <w:proofErr w:type="spellEnd"/>
+        <w:t xml:space="preserve">rental_requests: </w:t>
+      </w:r>
+      <w:r>
+        <w:rPr>
+          <w:sz w:val="24"/>
+        </w:rPr>
+        <w:t>rental_request_id, property_id, tenant_id, start_date, lease_duration_months, status, created_at</w:t>
+      </w:r>
       <w:r>
         <w:rPr>
           <w:b/>
@@ -39272,70 +34373,12 @@
         </w:rPr>
         <w:t xml:space="preserve">payments: </w:t>
       </w:r>
-      <w:proofErr w:type="spellStart"/>
-      <w:r>
-        <w:rPr>
-          <w:sz w:val="24"/>
-        </w:rPr>
-        <w:t>payment_id</w:t>
-      </w:r>
-      <w:proofErr w:type="spellEnd"/>
-      <w:r>
-        <w:rPr>
-          <w:sz w:val="24"/>
-        </w:rPr>
-        <w:t xml:space="preserve">, </w:t>
-      </w:r>
-      <w:proofErr w:type="spellStart"/>
-      <w:r>
-        <w:rPr>
-          <w:sz w:val="24"/>
-        </w:rPr>
-        <w:t>rental_request_id</w:t>
-      </w:r>
-      <w:proofErr w:type="spellEnd"/>
-      <w:r>
-        <w:rPr>
-          <w:sz w:val="24"/>
-        </w:rPr>
-        <w:t xml:space="preserve">, amount, </w:t>
-      </w:r>
-      <w:proofErr w:type="spellStart"/>
-      <w:r>
-        <w:rPr>
-          <w:sz w:val="24"/>
-        </w:rPr>
-        <w:t>payment_status</w:t>
-      </w:r>
-      <w:proofErr w:type="spellEnd"/>
-      <w:r>
-        <w:rPr>
-          <w:sz w:val="24"/>
-        </w:rPr>
-        <w:t xml:space="preserve">, </w:t>
-      </w:r>
-      <w:proofErr w:type="spellStart"/>
-      <w:r>
-        <w:rPr>
-          <w:sz w:val="24"/>
-        </w:rPr>
-        <w:t>payment_provider</w:t>
-      </w:r>
-      <w:proofErr w:type="spellEnd"/>
-      <w:r>
-        <w:rPr>
-          <w:sz w:val="24"/>
-        </w:rPr>
-        <w:t xml:space="preserve">, </w:t>
-      </w:r>
-      <w:proofErr w:type="spellStart"/>
-      <w:r>
-        <w:rPr>
-          <w:sz w:val="24"/>
-        </w:rPr>
-        <w:t>created_at</w:t>
-      </w:r>
-      <w:proofErr w:type="spellEnd"/>
+      <w:r>
+        <w:rPr>
+          <w:sz w:val="24"/>
+        </w:rPr>
+        <w:t>payment_id, rental_request_id, amount, payment_status, payment_provider, created_at</w:t>
+      </w:r>
       <w:r>
         <w:rPr>
           <w:b/>
@@ -39360,42 +34403,12 @@
         </w:rPr>
         <w:t xml:space="preserve">notifications: </w:t>
       </w:r>
-      <w:proofErr w:type="spellStart"/>
-      <w:r>
-        <w:rPr>
-          <w:sz w:val="24"/>
-        </w:rPr>
-        <w:t>notification_id</w:t>
-      </w:r>
-      <w:proofErr w:type="spellEnd"/>
-      <w:r>
-        <w:rPr>
-          <w:sz w:val="24"/>
-        </w:rPr>
-        <w:t xml:space="preserve">, </w:t>
-      </w:r>
-      <w:proofErr w:type="spellStart"/>
-      <w:r>
-        <w:rPr>
-          <w:sz w:val="24"/>
-        </w:rPr>
-        <w:t>user_id</w:t>
-      </w:r>
-      <w:proofErr w:type="spellEnd"/>
-      <w:r>
-        <w:rPr>
-          <w:sz w:val="24"/>
-        </w:rPr>
-        <w:t xml:space="preserve">, title, message, type, </w:t>
-      </w:r>
-      <w:proofErr w:type="spellStart"/>
-      <w:r>
-        <w:rPr>
-          <w:sz w:val="24"/>
-        </w:rPr>
-        <w:t>created_at</w:t>
-      </w:r>
-      <w:proofErr w:type="spellEnd"/>
+      <w:r>
+        <w:rPr>
+          <w:sz w:val="24"/>
+        </w:rPr>
+        <w:t>notification_id, user_id, title, message, type, created_at</w:t>
+      </w:r>
       <w:r>
         <w:rPr>
           <w:b/>
@@ -39413,72 +34426,19 @@
         <w:spacing w:after="156" w:line="266" w:lineRule="auto"/>
         <w:ind w:right="1016" w:hanging="199"/>
       </w:pPr>
-      <w:proofErr w:type="spellStart"/>
       <w:r>
         <w:rPr>
           <w:b/>
           <w:sz w:val="24"/>
         </w:rPr>
-        <w:t>property_reviews</w:t>
-      </w:r>
-      <w:proofErr w:type="spellEnd"/>
-      <w:r>
-        <w:rPr>
-          <w:b/>
-          <w:sz w:val="24"/>
-        </w:rPr>
-        <w:t xml:space="preserve">: </w:t>
-      </w:r>
-      <w:proofErr w:type="spellStart"/>
-      <w:r>
-        <w:rPr>
-          <w:sz w:val="24"/>
-        </w:rPr>
-        <w:t>property_review_id</w:t>
-      </w:r>
-      <w:proofErr w:type="spellEnd"/>
-      <w:r>
-        <w:rPr>
-          <w:sz w:val="24"/>
-        </w:rPr>
-        <w:t xml:space="preserve">, </w:t>
-      </w:r>
-      <w:proofErr w:type="spellStart"/>
-      <w:r>
-        <w:rPr>
-          <w:sz w:val="24"/>
-        </w:rPr>
-        <w:t>property_id</w:t>
-      </w:r>
-      <w:proofErr w:type="spellEnd"/>
-      <w:r>
-        <w:rPr>
-          <w:sz w:val="24"/>
-        </w:rPr>
-        <w:t xml:space="preserve">, </w:t>
-      </w:r>
-      <w:proofErr w:type="spellStart"/>
-      <w:r>
-        <w:rPr>
-          <w:sz w:val="24"/>
-        </w:rPr>
-        <w:t>tenant_id</w:t>
-      </w:r>
-      <w:proofErr w:type="spellEnd"/>
-      <w:r>
-        <w:rPr>
-          <w:sz w:val="24"/>
-        </w:rPr>
-        <w:t xml:space="preserve">, rating, comment, </w:t>
-      </w:r>
-      <w:proofErr w:type="spellStart"/>
-      <w:r>
-        <w:rPr>
-          <w:sz w:val="24"/>
-        </w:rPr>
-        <w:t>created_at</w:t>
-      </w:r>
-      <w:proofErr w:type="spellEnd"/>
+        <w:t xml:space="preserve">property_reviews: </w:t>
+      </w:r>
+      <w:r>
+        <w:rPr>
+          <w:sz w:val="24"/>
+        </w:rPr>
+        <w:t>property_review_id, property_id, tenant_id, rating, comment, created_at</w:t>
+      </w:r>
       <w:r>
         <w:rPr>
           <w:b/>
@@ -39573,21 +34533,7 @@
         <w:rPr>
           <w:sz w:val="24"/>
         </w:rPr>
-        <w:t xml:space="preserve">The mobile version of </w:t>
-      </w:r>
-      <w:proofErr w:type="spellStart"/>
-      <w:r>
-        <w:rPr>
-          <w:sz w:val="24"/>
-        </w:rPr>
-        <w:t>CebuNest</w:t>
-      </w:r>
-      <w:proofErr w:type="spellEnd"/>
-      <w:r>
-        <w:rPr>
-          <w:sz w:val="24"/>
-        </w:rPr>
-        <w:t xml:space="preserve"> will not include admin screens</w:t>
+        <w:t>The mobile version of CebuNest will not include admin screens</w:t>
       </w:r>
       <w:r>
         <w:rPr>
@@ -39608,7 +34554,10 @@
         <w:ind w:left="-5"/>
       </w:pPr>
       <w:r>
-        <w:t xml:space="preserve">Login and Register Page </w:t>
+        <w:t>Login</w:t>
+      </w:r>
+      <w:r>
+        <w:t xml:space="preserve"> and Register Page </w:t>
       </w:r>
     </w:p>
     <w:p>
@@ -39681,23 +34630,29 @@
       </w:pPr>
       <w:r>
         <w:lastRenderedPageBreak/>
-        <w:t xml:space="preserve">Forgot Password Page </w:t>
+        <w:t>Forgot Password Page</w:t>
+      </w:r>
+      <w:r>
+        <w:t>s</w:t>
       </w:r>
     </w:p>
     <w:p>
       <w:pPr>
         <w:spacing w:after="0"/>
         <w:ind w:right="180"/>
-        <w:jc w:val="right"/>
+        <w:rPr>
+          <w:b/>
+          <w:sz w:val="24"/>
+        </w:rPr>
       </w:pPr>
       <w:r>
         <w:rPr>
           <w:noProof/>
         </w:rPr>
         <w:drawing>
-          <wp:inline distT="0" distB="0" distL="0" distR="0" wp14:anchorId="3CFDBC43" wp14:editId="6D2C33EC">
-            <wp:extent cx="6509385" cy="2411095"/>
-            <wp:effectExtent l="0" t="0" r="0" b="0"/>
+          <wp:inline distT="0" distB="0" distL="0" distR="0" wp14:anchorId="3CFDBC43" wp14:editId="26332D19">
+            <wp:extent cx="3276600" cy="2411095"/>
+            <wp:effectExtent l="0" t="0" r="0" b="8255"/>
             <wp:docPr id="5794" name="Picture 5794"/>
             <wp:cNvGraphicFramePr/>
             <a:graphic xmlns:a="http://schemas.openxmlformats.org/drawingml/2006/main">
@@ -39707,20 +34662,29 @@
                     <pic:cNvPr id="5794" name="Picture 5794"/>
                     <pic:cNvPicPr/>
                   </pic:nvPicPr>
-                  <pic:blipFill>
+                  <pic:blipFill rotWithShape="1">
                     <a:blip r:embed="rId15"/>
+                    <a:srcRect r="49663"/>
                     <a:stretch>
                       <a:fillRect/>
                     </a:stretch>
                   </pic:blipFill>
-                  <pic:spPr>
+                  <pic:spPr bwMode="auto">
                     <a:xfrm>
                       <a:off x="0" y="0"/>
-                      <a:ext cx="6509385" cy="2411095"/>
+                      <a:ext cx="3276600" cy="2411095"/>
                     </a:xfrm>
                     <a:prstGeom prst="rect">
                       <a:avLst/>
                     </a:prstGeom>
+                    <a:ln>
+                      <a:noFill/>
+                    </a:ln>
+                    <a:extLst>
+                      <a:ext uri="{53640926-AAD7-44D8-BBD7-CCE9431645EC}">
+                        <a14:shadowObscured xmlns:a14="http://schemas.microsoft.com/office/drawing/2010/main"/>
+                      </a:ext>
+                    </a:extLst>
                   </pic:spPr>
                 </pic:pic>
               </a:graphicData>
@@ -39735,6 +34699,13 @@
         </w:rPr>
         <w:t xml:space="preserve"> </w:t>
       </w:r>
+    </w:p>
+    <w:p>
+      <w:pPr>
+        <w:spacing w:after="0"/>
+        <w:ind w:right="180"/>
+        <w:jc w:val="right"/>
+      </w:pPr>
     </w:p>
     <w:p>
       <w:pPr>
@@ -40796,15 +35767,7 @@
         <w:ind w:left="-5"/>
       </w:pPr>
       <w:r>
-        <w:t xml:space="preserve">Renting Property Workflow </w:t>
-      </w:r>
-      <w:proofErr w:type="gramStart"/>
-      <w:r>
-        <w:t>Pages(</w:t>
-      </w:r>
-      <w:proofErr w:type="gramEnd"/>
-      <w:r>
-        <w:t xml:space="preserve">Tenant) </w:t>
+        <w:t xml:space="preserve">Renting Property Workflow Pages(Tenant) </w:t>
       </w:r>
     </w:p>
     <w:p>
@@ -41081,21 +36044,7 @@
         <w:rPr>
           <w:sz w:val="24"/>
         </w:rPr>
-        <w:t xml:space="preserve">Day 2: Database configuration (PostgreSQL / </w:t>
-      </w:r>
-      <w:proofErr w:type="spellStart"/>
-      <w:r>
-        <w:rPr>
-          <w:sz w:val="24"/>
-        </w:rPr>
-        <w:t>Supabase</w:t>
-      </w:r>
-      <w:proofErr w:type="spellEnd"/>
-      <w:r>
-        <w:rPr>
-          <w:sz w:val="24"/>
-        </w:rPr>
-        <w:t xml:space="preserve">) and entity models </w:t>
+        <w:t xml:space="preserve">Day 2: Database configuration (PostgreSQL / Supabase) and entity models </w:t>
       </w:r>
     </w:p>
     <w:p>
@@ -41200,21 +36149,7 @@
         <w:rPr>
           <w:sz w:val="24"/>
         </w:rPr>
-        <w:t>Day 3: Payment integration setup (</w:t>
-      </w:r>
-      <w:proofErr w:type="spellStart"/>
-      <w:r>
-        <w:rPr>
-          <w:sz w:val="24"/>
-        </w:rPr>
-        <w:t>PayMongo</w:t>
-      </w:r>
-      <w:proofErr w:type="spellEnd"/>
-      <w:r>
-        <w:rPr>
-          <w:sz w:val="24"/>
-        </w:rPr>
-        <w:t xml:space="preserve"> sandbox) </w:t>
+        <w:t xml:space="preserve">Day 3: Payment integration setup (PayMongo sandbox) </w:t>
       </w:r>
     </w:p>
     <w:p>
@@ -41683,21 +36618,7 @@
         <w:rPr>
           <w:sz w:val="24"/>
         </w:rPr>
-        <w:t>Day 2: Web application deployment (</w:t>
-      </w:r>
-      <w:proofErr w:type="spellStart"/>
-      <w:r>
-        <w:rPr>
-          <w:sz w:val="24"/>
-        </w:rPr>
-        <w:t>Vercel</w:t>
-      </w:r>
-      <w:proofErr w:type="spellEnd"/>
-      <w:r>
-        <w:rPr>
-          <w:sz w:val="24"/>
-        </w:rPr>
-        <w:t xml:space="preserve"> / Netlify) </w:t>
+        <w:t xml:space="preserve">Day 2: Web application deployment (Vercel / Netlify) </w:t>
       </w:r>
     </w:p>
     <w:p>
@@ -48125,6 +43046,29 @@
       <w:contextualSpacing/>
     </w:pPr>
   </w:style>
+  <w:style w:type="character" w:styleId="Hyperlink">
+    <w:name w:val="Hyperlink"/>
+    <w:basedOn w:val="DefaultParagraphFont"/>
+    <w:uiPriority w:val="99"/>
+    <w:unhideWhenUsed/>
+    <w:rsid w:val="00B315C0"/>
+    <w:rPr>
+      <w:color w:val="0563C1" w:themeColor="hyperlink"/>
+      <w:u w:val="single"/>
+    </w:rPr>
+  </w:style>
+  <w:style w:type="character" w:styleId="UnresolvedMention">
+    <w:name w:val="Unresolved Mention"/>
+    <w:basedOn w:val="DefaultParagraphFont"/>
+    <w:uiPriority w:val="99"/>
+    <w:semiHidden/>
+    <w:unhideWhenUsed/>
+    <w:rsid w:val="00B315C0"/>
+    <w:rPr>
+      <w:color w:val="605E5C"/>
+      <w:shd w:val="clear" w:color="auto" w:fill="E1DFDD"/>
+    </w:rPr>
+  </w:style>
 </w:styles>
 </file>
 
